--- a/docs/tables/carbo/sec8_lm_d365_c30_surv.docx
+++ b/docs/tables/carbo/sec8_lm_d365_c30_surv.docx
@@ -20,11 +20,11 @@
         <w:gridCol w:w="2869"/>
         <w:gridCol w:w="778"/>
         <w:gridCol w:w="912"/>
-        <w:gridCol w:w="1536"/>
+        <w:gridCol w:w="1463"/>
         <w:gridCol w:w="1181"/>
         <w:gridCol w:w="778"/>
         <w:gridCol w:w="912"/>
-        <w:gridCol w:w="1536"/>
+        <w:gridCol w:w="1463"/>
         <w:gridCol w:w="1181"/>
       </w:tblGrid>
       <w:tr>
@@ -2043,113 +2043,113 @@
                 <w:szCs w:val="22"/>
                 <w:color w:val="000000"/>
               </w:rPr>
-              <w:t xml:space="preserve">2.0</w:t>
-            </w:r>
-          </w:p>
-        </w:tc>
-        <w:tc>
-          <w:tcPr>
-            <w:tcBorders>
-              <w:bottom w:val="none" w:sz="0" w:space="0" w:color="000000"/>
-              <w:top w:val="none" w:sz="0" w:space="0" w:color="000000"/>
-              <w:left w:val="none" w:sz="0" w:space="0" w:color="000000"/>
-              <w:right w:val="none" w:sz="0" w:space="0" w:color="000000"/>
-            </w:tcBorders>
-            <w:shd w:val="clear" w:color="auto" w:fill="FFFFFF"/>
-            <w:tcMar>
-              <w:top w:w="0" w:type="dxa"/>
-              <w:bottom w:w="0" w:type="dxa"/>
-              <w:left w:w="0" w:type="dxa"/>
-              <w:right w:w="0" w:type="dxa"/>
-            </w:tcMar>
-            <w:vAlign w:val="top"/>
-          </w:tcPr>
-          <w:p>
-            <w:pPr>
-              <w:pStyle w:val="Normal"/>
-              <w:jc w:val="center"/>
-              <w:pBdr>
-                <w:bottom w:val="none" w:sz="0" w:space="0" w:color="000000"/>
-                <w:top w:val="none" w:sz="0" w:space="0" w:color="000000"/>
-                <w:left w:val="none" w:sz="0" w:space="0" w:color="000000"/>
-                <w:right w:val="none" w:sz="0" w:space="0" w:color="000000"/>
-              </w:pBdr>
-              <w:spacing w:after="100" w:before="100" w:line="240"/>
-              <w:ind w:left="100" w:right="100" w:firstLine="0" w:firstLineChars="0"/>
-              <w:rPr>
-                <w:rFonts w:ascii="Helvetica" w:hAnsi="Helvetica" w:eastAsia="Helvetica" w:cs="Helvetica"/>
-                <w:i w:val="false"/>
-                <w:b w:val="false"/>
-                <w:u w:val="none"/>
-                <w:sz w:val="22"/>
-                <w:szCs w:val="22"/>
-                <w:color w:val="000000"/>
-              </w:rPr>
-            </w:pPr>
-            <w:r>
-              <w:rPr>
-                <w:rFonts w:ascii="Helvetica" w:hAnsi="Helvetica" w:eastAsia="Helvetica" w:cs="Helvetica"/>
-                <w:i w:val="false"/>
-                <w:b w:val="false"/>
-                <w:u w:val="none"/>
-                <w:sz w:val="22"/>
-                <w:szCs w:val="22"/>
-                <w:color w:val="000000"/>
-              </w:rPr>
-              <w:t xml:space="preserve">-6.4, 11</w:t>
-            </w:r>
-          </w:p>
-        </w:tc>
-        <w:tc>
-          <w:tcPr>
-            <w:tcBorders>
-              <w:bottom w:val="none" w:sz="0" w:space="0" w:color="000000"/>
-              <w:top w:val="none" w:sz="0" w:space="0" w:color="000000"/>
-              <w:left w:val="none" w:sz="0" w:space="0" w:color="000000"/>
-              <w:right w:val="none" w:sz="0" w:space="0" w:color="000000"/>
-            </w:tcBorders>
-            <w:shd w:val="clear" w:color="auto" w:fill="FFFFFF"/>
-            <w:tcMar>
-              <w:top w:w="0" w:type="dxa"/>
-              <w:bottom w:w="0" w:type="dxa"/>
-              <w:left w:w="0" w:type="dxa"/>
-              <w:right w:w="0" w:type="dxa"/>
-            </w:tcMar>
-            <w:vAlign w:val="top"/>
-          </w:tcPr>
-          <w:p>
-            <w:pPr>
-              <w:pStyle w:val="Normal"/>
-              <w:jc w:val="center"/>
-              <w:pBdr>
-                <w:bottom w:val="none" w:sz="0" w:space="0" w:color="000000"/>
-                <w:top w:val="none" w:sz="0" w:space="0" w:color="000000"/>
-                <w:left w:val="none" w:sz="0" w:space="0" w:color="000000"/>
-                <w:right w:val="none" w:sz="0" w:space="0" w:color="000000"/>
-              </w:pBdr>
-              <w:spacing w:after="100" w:before="100" w:line="240"/>
-              <w:ind w:left="100" w:right="100" w:firstLine="0" w:firstLineChars="0"/>
-              <w:rPr>
-                <w:rFonts w:ascii="Helvetica" w:hAnsi="Helvetica" w:eastAsia="Helvetica" w:cs="Helvetica"/>
-                <w:i w:val="false"/>
-                <w:b w:val="false"/>
-                <w:u w:val="none"/>
-                <w:sz w:val="22"/>
-                <w:szCs w:val="22"/>
-                <w:color w:val="000000"/>
-              </w:rPr>
-            </w:pPr>
-            <w:r>
-              <w:rPr>
-                <w:rFonts w:ascii="Helvetica" w:hAnsi="Helvetica" w:eastAsia="Helvetica" w:cs="Helvetica"/>
-                <w:i w:val="false"/>
-                <w:b w:val="false"/>
-                <w:u w:val="none"/>
-                <w:sz w:val="22"/>
-                <w:szCs w:val="22"/>
-                <w:color w:val="000000"/>
-              </w:rPr>
-              <w:t xml:space="preserve">0.634</w:t>
+              <w:t xml:space="preserve">0.21</w:t>
+            </w:r>
+          </w:p>
+        </w:tc>
+        <w:tc>
+          <w:tcPr>
+            <w:tcBorders>
+              <w:bottom w:val="none" w:sz="0" w:space="0" w:color="000000"/>
+              <w:top w:val="none" w:sz="0" w:space="0" w:color="000000"/>
+              <w:left w:val="none" w:sz="0" w:space="0" w:color="000000"/>
+              <w:right w:val="none" w:sz="0" w:space="0" w:color="000000"/>
+            </w:tcBorders>
+            <w:shd w:val="clear" w:color="auto" w:fill="FFFFFF"/>
+            <w:tcMar>
+              <w:top w:w="0" w:type="dxa"/>
+              <w:bottom w:w="0" w:type="dxa"/>
+              <w:left w:w="0" w:type="dxa"/>
+              <w:right w:w="0" w:type="dxa"/>
+            </w:tcMar>
+            <w:vAlign w:val="top"/>
+          </w:tcPr>
+          <w:p>
+            <w:pPr>
+              <w:pStyle w:val="Normal"/>
+              <w:jc w:val="center"/>
+              <w:pBdr>
+                <w:bottom w:val="none" w:sz="0" w:space="0" w:color="000000"/>
+                <w:top w:val="none" w:sz="0" w:space="0" w:color="000000"/>
+                <w:left w:val="none" w:sz="0" w:space="0" w:color="000000"/>
+                <w:right w:val="none" w:sz="0" w:space="0" w:color="000000"/>
+              </w:pBdr>
+              <w:spacing w:after="100" w:before="100" w:line="240"/>
+              <w:ind w:left="100" w:right="100" w:firstLine="0" w:firstLineChars="0"/>
+              <w:rPr>
+                <w:rFonts w:ascii="Helvetica" w:hAnsi="Helvetica" w:eastAsia="Helvetica" w:cs="Helvetica"/>
+                <w:i w:val="false"/>
+                <w:b w:val="false"/>
+                <w:u w:val="none"/>
+                <w:sz w:val="22"/>
+                <w:szCs w:val="22"/>
+                <w:color w:val="000000"/>
+              </w:rPr>
+            </w:pPr>
+            <w:r>
+              <w:rPr>
+                <w:rFonts w:ascii="Helvetica" w:hAnsi="Helvetica" w:eastAsia="Helvetica" w:cs="Helvetica"/>
+                <w:i w:val="false"/>
+                <w:b w:val="false"/>
+                <w:u w:val="none"/>
+                <w:sz w:val="22"/>
+                <w:szCs w:val="22"/>
+                <w:color w:val="000000"/>
+              </w:rPr>
+              <w:t xml:space="preserve">-8.8, 9.2</w:t>
+            </w:r>
+          </w:p>
+        </w:tc>
+        <w:tc>
+          <w:tcPr>
+            <w:tcBorders>
+              <w:bottom w:val="none" w:sz="0" w:space="0" w:color="000000"/>
+              <w:top w:val="none" w:sz="0" w:space="0" w:color="000000"/>
+              <w:left w:val="none" w:sz="0" w:space="0" w:color="000000"/>
+              <w:right w:val="none" w:sz="0" w:space="0" w:color="000000"/>
+            </w:tcBorders>
+            <w:shd w:val="clear" w:color="auto" w:fill="FFFFFF"/>
+            <w:tcMar>
+              <w:top w:w="0" w:type="dxa"/>
+              <w:bottom w:w="0" w:type="dxa"/>
+              <w:left w:w="0" w:type="dxa"/>
+              <w:right w:w="0" w:type="dxa"/>
+            </w:tcMar>
+            <w:vAlign w:val="top"/>
+          </w:tcPr>
+          <w:p>
+            <w:pPr>
+              <w:pStyle w:val="Normal"/>
+              <w:jc w:val="center"/>
+              <w:pBdr>
+                <w:bottom w:val="none" w:sz="0" w:space="0" w:color="000000"/>
+                <w:top w:val="none" w:sz="0" w:space="0" w:color="000000"/>
+                <w:left w:val="none" w:sz="0" w:space="0" w:color="000000"/>
+                <w:right w:val="none" w:sz="0" w:space="0" w:color="000000"/>
+              </w:pBdr>
+              <w:spacing w:after="100" w:before="100" w:line="240"/>
+              <w:ind w:left="100" w:right="100" w:firstLine="0" w:firstLineChars="0"/>
+              <w:rPr>
+                <w:rFonts w:ascii="Helvetica" w:hAnsi="Helvetica" w:eastAsia="Helvetica" w:cs="Helvetica"/>
+                <w:i w:val="false"/>
+                <w:b w:val="false"/>
+                <w:u w:val="none"/>
+                <w:sz w:val="22"/>
+                <w:szCs w:val="22"/>
+                <w:color w:val="000000"/>
+              </w:rPr>
+            </w:pPr>
+            <w:r>
+              <w:rPr>
+                <w:rFonts w:ascii="Helvetica" w:hAnsi="Helvetica" w:eastAsia="Helvetica" w:cs="Helvetica"/>
+                <w:i w:val="false"/>
+                <w:b w:val="false"/>
+                <w:u w:val="none"/>
+                <w:sz w:val="22"/>
+                <w:szCs w:val="22"/>
+                <w:color w:val="000000"/>
+              </w:rPr>
+              <w:t xml:space="preserve">0.964</w:t>
             </w:r>
           </w:p>
         </w:tc>
@@ -2526,113 +2526,113 @@
                 <w:szCs w:val="22"/>
                 <w:color w:val="000000"/>
               </w:rPr>
-              <w:t xml:space="preserve">-0.16</w:t>
-            </w:r>
-          </w:p>
-        </w:tc>
-        <w:tc>
-          <w:tcPr>
-            <w:tcBorders>
-              <w:bottom w:val="none" w:sz="0" w:space="0" w:color="000000"/>
-              <w:top w:val="none" w:sz="0" w:space="0" w:color="000000"/>
-              <w:left w:val="none" w:sz="0" w:space="0" w:color="000000"/>
-              <w:right w:val="none" w:sz="0" w:space="0" w:color="000000"/>
-            </w:tcBorders>
-            <w:shd w:val="clear" w:color="auto" w:fill="FFFFFF"/>
-            <w:tcMar>
-              <w:top w:w="0" w:type="dxa"/>
-              <w:bottom w:w="0" w:type="dxa"/>
-              <w:left w:w="0" w:type="dxa"/>
-              <w:right w:w="0" w:type="dxa"/>
-            </w:tcMar>
-            <w:vAlign w:val="top"/>
-          </w:tcPr>
-          <w:p>
-            <w:pPr>
-              <w:pStyle w:val="Normal"/>
-              <w:jc w:val="center"/>
-              <w:pBdr>
-                <w:bottom w:val="none" w:sz="0" w:space="0" w:color="000000"/>
-                <w:top w:val="none" w:sz="0" w:space="0" w:color="000000"/>
-                <w:left w:val="none" w:sz="0" w:space="0" w:color="000000"/>
-                <w:right w:val="none" w:sz="0" w:space="0" w:color="000000"/>
-              </w:pBdr>
-              <w:spacing w:after="100" w:before="100" w:line="240"/>
-              <w:ind w:left="100" w:right="100" w:firstLine="0" w:firstLineChars="0"/>
-              <w:rPr>
-                <w:rFonts w:ascii="Helvetica" w:hAnsi="Helvetica" w:eastAsia="Helvetica" w:cs="Helvetica"/>
-                <w:i w:val="false"/>
-                <w:b w:val="false"/>
-                <w:u w:val="none"/>
-                <w:sz w:val="22"/>
-                <w:szCs w:val="22"/>
-                <w:color w:val="000000"/>
-              </w:rPr>
-            </w:pPr>
-            <w:r>
-              <w:rPr>
-                <w:rFonts w:ascii="Helvetica" w:hAnsi="Helvetica" w:eastAsia="Helvetica" w:cs="Helvetica"/>
-                <w:i w:val="false"/>
-                <w:b w:val="false"/>
-                <w:u w:val="none"/>
-                <w:sz w:val="22"/>
-                <w:szCs w:val="22"/>
-                <w:color w:val="000000"/>
-              </w:rPr>
-              <w:t xml:space="preserve">-0.46, 0.13</w:t>
-            </w:r>
-          </w:p>
-        </w:tc>
-        <w:tc>
-          <w:tcPr>
-            <w:tcBorders>
-              <w:bottom w:val="none" w:sz="0" w:space="0" w:color="000000"/>
-              <w:top w:val="none" w:sz="0" w:space="0" w:color="000000"/>
-              <w:left w:val="none" w:sz="0" w:space="0" w:color="000000"/>
-              <w:right w:val="none" w:sz="0" w:space="0" w:color="000000"/>
-            </w:tcBorders>
-            <w:shd w:val="clear" w:color="auto" w:fill="FFFFFF"/>
-            <w:tcMar>
-              <w:top w:w="0" w:type="dxa"/>
-              <w:bottom w:w="0" w:type="dxa"/>
-              <w:left w:w="0" w:type="dxa"/>
-              <w:right w:w="0" w:type="dxa"/>
-            </w:tcMar>
-            <w:vAlign w:val="top"/>
-          </w:tcPr>
-          <w:p>
-            <w:pPr>
-              <w:pStyle w:val="Normal"/>
-              <w:jc w:val="center"/>
-              <w:pBdr>
-                <w:bottom w:val="none" w:sz="0" w:space="0" w:color="000000"/>
-                <w:top w:val="none" w:sz="0" w:space="0" w:color="000000"/>
-                <w:left w:val="none" w:sz="0" w:space="0" w:color="000000"/>
-                <w:right w:val="none" w:sz="0" w:space="0" w:color="000000"/>
-              </w:pBdr>
-              <w:spacing w:after="100" w:before="100" w:line="240"/>
-              <w:ind w:left="100" w:right="100" w:firstLine="0" w:firstLineChars="0"/>
-              <w:rPr>
-                <w:rFonts w:ascii="Helvetica" w:hAnsi="Helvetica" w:eastAsia="Helvetica" w:cs="Helvetica"/>
-                <w:i w:val="false"/>
-                <w:b w:val="false"/>
-                <w:u w:val="none"/>
-                <w:sz w:val="22"/>
-                <w:szCs w:val="22"/>
-                <w:color w:val="000000"/>
-              </w:rPr>
-            </w:pPr>
-            <w:r>
-              <w:rPr>
-                <w:rFonts w:ascii="Helvetica" w:hAnsi="Helvetica" w:eastAsia="Helvetica" w:cs="Helvetica"/>
-                <w:i w:val="false"/>
-                <w:b w:val="false"/>
-                <w:u w:val="none"/>
-                <w:sz w:val="22"/>
-                <w:szCs w:val="22"/>
-                <w:color w:val="000000"/>
-              </w:rPr>
-              <w:t xml:space="preserve">0.270</w:t>
+              <w:t xml:space="preserve">-0.05</w:t>
+            </w:r>
+          </w:p>
+        </w:tc>
+        <w:tc>
+          <w:tcPr>
+            <w:tcBorders>
+              <w:bottom w:val="none" w:sz="0" w:space="0" w:color="000000"/>
+              <w:top w:val="none" w:sz="0" w:space="0" w:color="000000"/>
+              <w:left w:val="none" w:sz="0" w:space="0" w:color="000000"/>
+              <w:right w:val="none" w:sz="0" w:space="0" w:color="000000"/>
+            </w:tcBorders>
+            <w:shd w:val="clear" w:color="auto" w:fill="FFFFFF"/>
+            <w:tcMar>
+              <w:top w:w="0" w:type="dxa"/>
+              <w:bottom w:w="0" w:type="dxa"/>
+              <w:left w:w="0" w:type="dxa"/>
+              <w:right w:w="0" w:type="dxa"/>
+            </w:tcMar>
+            <w:vAlign w:val="top"/>
+          </w:tcPr>
+          <w:p>
+            <w:pPr>
+              <w:pStyle w:val="Normal"/>
+              <w:jc w:val="center"/>
+              <w:pBdr>
+                <w:bottom w:val="none" w:sz="0" w:space="0" w:color="000000"/>
+                <w:top w:val="none" w:sz="0" w:space="0" w:color="000000"/>
+                <w:left w:val="none" w:sz="0" w:space="0" w:color="000000"/>
+                <w:right w:val="none" w:sz="0" w:space="0" w:color="000000"/>
+              </w:pBdr>
+              <w:spacing w:after="100" w:before="100" w:line="240"/>
+              <w:ind w:left="100" w:right="100" w:firstLine="0" w:firstLineChars="0"/>
+              <w:rPr>
+                <w:rFonts w:ascii="Helvetica" w:hAnsi="Helvetica" w:eastAsia="Helvetica" w:cs="Helvetica"/>
+                <w:i w:val="false"/>
+                <w:b w:val="false"/>
+                <w:u w:val="none"/>
+                <w:sz w:val="22"/>
+                <w:szCs w:val="22"/>
+                <w:color w:val="000000"/>
+              </w:rPr>
+            </w:pPr>
+            <w:r>
+              <w:rPr>
+                <w:rFonts w:ascii="Helvetica" w:hAnsi="Helvetica" w:eastAsia="Helvetica" w:cs="Helvetica"/>
+                <w:i w:val="false"/>
+                <w:b w:val="false"/>
+                <w:u w:val="none"/>
+                <w:sz w:val="22"/>
+                <w:szCs w:val="22"/>
+                <w:color w:val="000000"/>
+              </w:rPr>
+              <w:t xml:space="preserve">-0.33, 0.22</w:t>
+            </w:r>
+          </w:p>
+        </w:tc>
+        <w:tc>
+          <w:tcPr>
+            <w:tcBorders>
+              <w:bottom w:val="none" w:sz="0" w:space="0" w:color="000000"/>
+              <w:top w:val="none" w:sz="0" w:space="0" w:color="000000"/>
+              <w:left w:val="none" w:sz="0" w:space="0" w:color="000000"/>
+              <w:right w:val="none" w:sz="0" w:space="0" w:color="000000"/>
+            </w:tcBorders>
+            <w:shd w:val="clear" w:color="auto" w:fill="FFFFFF"/>
+            <w:tcMar>
+              <w:top w:w="0" w:type="dxa"/>
+              <w:bottom w:w="0" w:type="dxa"/>
+              <w:left w:w="0" w:type="dxa"/>
+              <w:right w:w="0" w:type="dxa"/>
+            </w:tcMar>
+            <w:vAlign w:val="top"/>
+          </w:tcPr>
+          <w:p>
+            <w:pPr>
+              <w:pStyle w:val="Normal"/>
+              <w:jc w:val="center"/>
+              <w:pBdr>
+                <w:bottom w:val="none" w:sz="0" w:space="0" w:color="000000"/>
+                <w:top w:val="none" w:sz="0" w:space="0" w:color="000000"/>
+                <w:left w:val="none" w:sz="0" w:space="0" w:color="000000"/>
+                <w:right w:val="none" w:sz="0" w:space="0" w:color="000000"/>
+              </w:pBdr>
+              <w:spacing w:after="100" w:before="100" w:line="240"/>
+              <w:ind w:left="100" w:right="100" w:firstLine="0" w:firstLineChars="0"/>
+              <w:rPr>
+                <w:rFonts w:ascii="Helvetica" w:hAnsi="Helvetica" w:eastAsia="Helvetica" w:cs="Helvetica"/>
+                <w:i w:val="false"/>
+                <w:b w:val="false"/>
+                <w:u w:val="none"/>
+                <w:sz w:val="22"/>
+                <w:szCs w:val="22"/>
+                <w:color w:val="000000"/>
+              </w:rPr>
+            </w:pPr>
+            <w:r>
+              <w:rPr>
+                <w:rFonts w:ascii="Helvetica" w:hAnsi="Helvetica" w:eastAsia="Helvetica" w:cs="Helvetica"/>
+                <w:i w:val="false"/>
+                <w:b w:val="false"/>
+                <w:u w:val="none"/>
+                <w:sz w:val="22"/>
+                <w:szCs w:val="22"/>
+                <w:color w:val="000000"/>
+              </w:rPr>
+              <w:t xml:space="preserve">0.707</w:t>
             </w:r>
           </w:p>
         </w:tc>
@@ -3975,113 +3975,113 @@
                 <w:szCs w:val="22"/>
                 <w:color w:val="000000"/>
               </w:rPr>
-              <w:t xml:space="preserve">-11</w:t>
-            </w:r>
-          </w:p>
-        </w:tc>
-        <w:tc>
-          <w:tcPr>
-            <w:tcBorders>
-              <w:bottom w:val="none" w:sz="0" w:space="0" w:color="000000"/>
-              <w:top w:val="none" w:sz="0" w:space="0" w:color="000000"/>
-              <w:left w:val="none" w:sz="0" w:space="0" w:color="000000"/>
-              <w:right w:val="none" w:sz="0" w:space="0" w:color="000000"/>
-            </w:tcBorders>
-            <w:shd w:val="clear" w:color="auto" w:fill="FFFFFF"/>
-            <w:tcMar>
-              <w:top w:w="0" w:type="dxa"/>
-              <w:bottom w:w="0" w:type="dxa"/>
-              <w:left w:w="0" w:type="dxa"/>
-              <w:right w:w="0" w:type="dxa"/>
-            </w:tcMar>
-            <w:vAlign w:val="top"/>
-          </w:tcPr>
-          <w:p>
-            <w:pPr>
-              <w:pStyle w:val="Normal"/>
-              <w:jc w:val="center"/>
-              <w:pBdr>
-                <w:bottom w:val="none" w:sz="0" w:space="0" w:color="000000"/>
-                <w:top w:val="none" w:sz="0" w:space="0" w:color="000000"/>
-                <w:left w:val="none" w:sz="0" w:space="0" w:color="000000"/>
-                <w:right w:val="none" w:sz="0" w:space="0" w:color="000000"/>
-              </w:pBdr>
-              <w:spacing w:after="100" w:before="100" w:line="240"/>
-              <w:ind w:left="100" w:right="100" w:firstLine="0" w:firstLineChars="0"/>
-              <w:rPr>
-                <w:rFonts w:ascii="Helvetica" w:hAnsi="Helvetica" w:eastAsia="Helvetica" w:cs="Helvetica"/>
-                <w:i w:val="false"/>
-                <w:b w:val="false"/>
-                <w:u w:val="none"/>
-                <w:sz w:val="22"/>
-                <w:szCs w:val="22"/>
-                <w:color w:val="000000"/>
-              </w:rPr>
-            </w:pPr>
-            <w:r>
-              <w:rPr>
-                <w:rFonts w:ascii="Helvetica" w:hAnsi="Helvetica" w:eastAsia="Helvetica" w:cs="Helvetica"/>
-                <w:i w:val="false"/>
-                <w:b w:val="false"/>
-                <w:u w:val="none"/>
-                <w:sz w:val="22"/>
-                <w:szCs w:val="22"/>
-                <w:color w:val="000000"/>
-              </w:rPr>
-              <w:t xml:space="preserve">-22, -0.22</w:t>
-            </w:r>
-          </w:p>
-        </w:tc>
-        <w:tc>
-          <w:tcPr>
-            <w:tcBorders>
-              <w:bottom w:val="none" w:sz="0" w:space="0" w:color="000000"/>
-              <w:top w:val="none" w:sz="0" w:space="0" w:color="000000"/>
-              <w:left w:val="none" w:sz="0" w:space="0" w:color="000000"/>
-              <w:right w:val="none" w:sz="0" w:space="0" w:color="000000"/>
-            </w:tcBorders>
-            <w:shd w:val="clear" w:color="auto" w:fill="FFFFFF"/>
-            <w:tcMar>
-              <w:top w:w="0" w:type="dxa"/>
-              <w:bottom w:w="0" w:type="dxa"/>
-              <w:left w:w="0" w:type="dxa"/>
-              <w:right w:w="0" w:type="dxa"/>
-            </w:tcMar>
-            <w:vAlign w:val="top"/>
-          </w:tcPr>
-          <w:p>
-            <w:pPr>
-              <w:pStyle w:val="Normal"/>
-              <w:jc w:val="center"/>
-              <w:pBdr>
-                <w:bottom w:val="none" w:sz="0" w:space="0" w:color="000000"/>
-                <w:top w:val="none" w:sz="0" w:space="0" w:color="000000"/>
-                <w:left w:val="none" w:sz="0" w:space="0" w:color="000000"/>
-                <w:right w:val="none" w:sz="0" w:space="0" w:color="000000"/>
-              </w:pBdr>
-              <w:spacing w:after="100" w:before="100" w:line="240"/>
-              <w:ind w:left="100" w:right="100" w:firstLine="0" w:firstLineChars="0"/>
-              <w:rPr>
-                <w:rFonts w:ascii="Helvetica" w:hAnsi="Helvetica" w:eastAsia="Helvetica" w:cs="Helvetica"/>
-                <w:i w:val="false"/>
-                <w:b w:val="false"/>
-                <w:u w:val="none"/>
-                <w:sz w:val="22"/>
-                <w:szCs w:val="22"/>
-                <w:color w:val="000000"/>
-              </w:rPr>
-            </w:pPr>
-            <w:r>
-              <w:rPr>
-                <w:rFonts w:ascii="Helvetica" w:hAnsi="Helvetica" w:eastAsia="Helvetica" w:cs="Helvetica"/>
-                <w:i w:val="false"/>
-                <w:b w:val="false"/>
-                <w:u w:val="none"/>
-                <w:sz w:val="22"/>
-                <w:szCs w:val="22"/>
-                <w:color w:val="000000"/>
-              </w:rPr>
-              <w:t xml:space="preserve">0.046</w:t>
+              <w:t xml:space="preserve">-12</w:t>
+            </w:r>
+          </w:p>
+        </w:tc>
+        <w:tc>
+          <w:tcPr>
+            <w:tcBorders>
+              <w:bottom w:val="none" w:sz="0" w:space="0" w:color="000000"/>
+              <w:top w:val="none" w:sz="0" w:space="0" w:color="000000"/>
+              <w:left w:val="none" w:sz="0" w:space="0" w:color="000000"/>
+              <w:right w:val="none" w:sz="0" w:space="0" w:color="000000"/>
+            </w:tcBorders>
+            <w:shd w:val="clear" w:color="auto" w:fill="FFFFFF"/>
+            <w:tcMar>
+              <w:top w:w="0" w:type="dxa"/>
+              <w:bottom w:w="0" w:type="dxa"/>
+              <w:left w:w="0" w:type="dxa"/>
+              <w:right w:w="0" w:type="dxa"/>
+            </w:tcMar>
+            <w:vAlign w:val="top"/>
+          </w:tcPr>
+          <w:p>
+            <w:pPr>
+              <w:pStyle w:val="Normal"/>
+              <w:jc w:val="center"/>
+              <w:pBdr>
+                <w:bottom w:val="none" w:sz="0" w:space="0" w:color="000000"/>
+                <w:top w:val="none" w:sz="0" w:space="0" w:color="000000"/>
+                <w:left w:val="none" w:sz="0" w:space="0" w:color="000000"/>
+                <w:right w:val="none" w:sz="0" w:space="0" w:color="000000"/>
+              </w:pBdr>
+              <w:spacing w:after="100" w:before="100" w:line="240"/>
+              <w:ind w:left="100" w:right="100" w:firstLine="0" w:firstLineChars="0"/>
+              <w:rPr>
+                <w:rFonts w:ascii="Helvetica" w:hAnsi="Helvetica" w:eastAsia="Helvetica" w:cs="Helvetica"/>
+                <w:i w:val="false"/>
+                <w:b w:val="false"/>
+                <w:u w:val="none"/>
+                <w:sz w:val="22"/>
+                <w:szCs w:val="22"/>
+                <w:color w:val="000000"/>
+              </w:rPr>
+            </w:pPr>
+            <w:r>
+              <w:rPr>
+                <w:rFonts w:ascii="Helvetica" w:hAnsi="Helvetica" w:eastAsia="Helvetica" w:cs="Helvetica"/>
+                <w:i w:val="false"/>
+                <w:b w:val="false"/>
+                <w:u w:val="none"/>
+                <w:sz w:val="22"/>
+                <w:szCs w:val="22"/>
+                <w:color w:val="000000"/>
+              </w:rPr>
+              <w:t xml:space="preserve">-23, -1.0</w:t>
+            </w:r>
+          </w:p>
+        </w:tc>
+        <w:tc>
+          <w:tcPr>
+            <w:tcBorders>
+              <w:bottom w:val="none" w:sz="0" w:space="0" w:color="000000"/>
+              <w:top w:val="none" w:sz="0" w:space="0" w:color="000000"/>
+              <w:left w:val="none" w:sz="0" w:space="0" w:color="000000"/>
+              <w:right w:val="none" w:sz="0" w:space="0" w:color="000000"/>
+            </w:tcBorders>
+            <w:shd w:val="clear" w:color="auto" w:fill="FFFFFF"/>
+            <w:tcMar>
+              <w:top w:w="0" w:type="dxa"/>
+              <w:bottom w:w="0" w:type="dxa"/>
+              <w:left w:w="0" w:type="dxa"/>
+              <w:right w:w="0" w:type="dxa"/>
+            </w:tcMar>
+            <w:vAlign w:val="top"/>
+          </w:tcPr>
+          <w:p>
+            <w:pPr>
+              <w:pStyle w:val="Normal"/>
+              <w:jc w:val="center"/>
+              <w:pBdr>
+                <w:bottom w:val="none" w:sz="0" w:space="0" w:color="000000"/>
+                <w:top w:val="none" w:sz="0" w:space="0" w:color="000000"/>
+                <w:left w:val="none" w:sz="0" w:space="0" w:color="000000"/>
+                <w:right w:val="none" w:sz="0" w:space="0" w:color="000000"/>
+              </w:pBdr>
+              <w:spacing w:after="100" w:before="100" w:line="240"/>
+              <w:ind w:left="100" w:right="100" w:firstLine="0" w:firstLineChars="0"/>
+              <w:rPr>
+                <w:rFonts w:ascii="Helvetica" w:hAnsi="Helvetica" w:eastAsia="Helvetica" w:cs="Helvetica"/>
+                <w:i w:val="false"/>
+                <w:b w:val="false"/>
+                <w:u w:val="none"/>
+                <w:sz w:val="22"/>
+                <w:szCs w:val="22"/>
+                <w:color w:val="000000"/>
+              </w:rPr>
+            </w:pPr>
+            <w:r>
+              <w:rPr>
+                <w:rFonts w:ascii="Helvetica" w:hAnsi="Helvetica" w:eastAsia="Helvetica" w:cs="Helvetica"/>
+                <w:i w:val="false"/>
+                <w:b w:val="false"/>
+                <w:u w:val="none"/>
+                <w:sz w:val="22"/>
+                <w:szCs w:val="22"/>
+                <w:color w:val="000000"/>
+              </w:rPr>
+              <w:t xml:space="preserve">0.033</w:t>
             </w:r>
           </w:p>
         </w:tc>
@@ -4458,113 +4458,113 @@
                 <w:szCs w:val="22"/>
                 <w:color w:val="000000"/>
               </w:rPr>
-              <w:t xml:space="preserve">0.46</w:t>
-            </w:r>
-          </w:p>
-        </w:tc>
-        <w:tc>
-          <w:tcPr>
-            <w:tcBorders>
-              <w:bottom w:val="none" w:sz="0" w:space="0" w:color="000000"/>
-              <w:top w:val="none" w:sz="0" w:space="0" w:color="000000"/>
-              <w:left w:val="none" w:sz="0" w:space="0" w:color="000000"/>
-              <w:right w:val="none" w:sz="0" w:space="0" w:color="000000"/>
-            </w:tcBorders>
-            <w:shd w:val="clear" w:color="auto" w:fill="FFFFFF"/>
-            <w:tcMar>
-              <w:top w:w="0" w:type="dxa"/>
-              <w:bottom w:w="0" w:type="dxa"/>
-              <w:left w:w="0" w:type="dxa"/>
-              <w:right w:w="0" w:type="dxa"/>
-            </w:tcMar>
-            <w:vAlign w:val="top"/>
-          </w:tcPr>
-          <w:p>
-            <w:pPr>
-              <w:pStyle w:val="Normal"/>
-              <w:jc w:val="center"/>
-              <w:pBdr>
-                <w:bottom w:val="none" w:sz="0" w:space="0" w:color="000000"/>
-                <w:top w:val="none" w:sz="0" w:space="0" w:color="000000"/>
-                <w:left w:val="none" w:sz="0" w:space="0" w:color="000000"/>
-                <w:right w:val="none" w:sz="0" w:space="0" w:color="000000"/>
-              </w:pBdr>
-              <w:spacing w:after="100" w:before="100" w:line="240"/>
-              <w:ind w:left="100" w:right="100" w:firstLine="0" w:firstLineChars="0"/>
-              <w:rPr>
-                <w:rFonts w:ascii="Helvetica" w:hAnsi="Helvetica" w:eastAsia="Helvetica" w:cs="Helvetica"/>
-                <w:i w:val="false"/>
-                <w:b w:val="false"/>
-                <w:u w:val="none"/>
-                <w:sz w:val="22"/>
-                <w:szCs w:val="22"/>
-                <w:color w:val="000000"/>
-              </w:rPr>
-            </w:pPr>
-            <w:r>
-              <w:rPr>
-                <w:rFonts w:ascii="Helvetica" w:hAnsi="Helvetica" w:eastAsia="Helvetica" w:cs="Helvetica"/>
-                <w:i w:val="false"/>
-                <w:b w:val="false"/>
-                <w:u w:val="none"/>
-                <w:sz w:val="22"/>
-                <w:szCs w:val="22"/>
-                <w:color w:val="000000"/>
-              </w:rPr>
-              <w:t xml:space="preserve">-0.57, 1.5</w:t>
-            </w:r>
-          </w:p>
-        </w:tc>
-        <w:tc>
-          <w:tcPr>
-            <w:tcBorders>
-              <w:bottom w:val="none" w:sz="0" w:space="0" w:color="000000"/>
-              <w:top w:val="none" w:sz="0" w:space="0" w:color="000000"/>
-              <w:left w:val="none" w:sz="0" w:space="0" w:color="000000"/>
-              <w:right w:val="none" w:sz="0" w:space="0" w:color="000000"/>
-            </w:tcBorders>
-            <w:shd w:val="clear" w:color="auto" w:fill="FFFFFF"/>
-            <w:tcMar>
-              <w:top w:w="0" w:type="dxa"/>
-              <w:bottom w:w="0" w:type="dxa"/>
-              <w:left w:w="0" w:type="dxa"/>
-              <w:right w:w="0" w:type="dxa"/>
-            </w:tcMar>
-            <w:vAlign w:val="top"/>
-          </w:tcPr>
-          <w:p>
-            <w:pPr>
-              <w:pStyle w:val="Normal"/>
-              <w:jc w:val="center"/>
-              <w:pBdr>
-                <w:bottom w:val="none" w:sz="0" w:space="0" w:color="000000"/>
-                <w:top w:val="none" w:sz="0" w:space="0" w:color="000000"/>
-                <w:left w:val="none" w:sz="0" w:space="0" w:color="000000"/>
-                <w:right w:val="none" w:sz="0" w:space="0" w:color="000000"/>
-              </w:pBdr>
-              <w:spacing w:after="100" w:before="100" w:line="240"/>
-              <w:ind w:left="100" w:right="100" w:firstLine="0" w:firstLineChars="0"/>
-              <w:rPr>
-                <w:rFonts w:ascii="Helvetica" w:hAnsi="Helvetica" w:eastAsia="Helvetica" w:cs="Helvetica"/>
-                <w:i w:val="false"/>
-                <w:b w:val="false"/>
-                <w:u w:val="none"/>
-                <w:sz w:val="22"/>
-                <w:szCs w:val="22"/>
-                <w:color w:val="000000"/>
-              </w:rPr>
-            </w:pPr>
-            <w:r>
-              <w:rPr>
-                <w:rFonts w:ascii="Helvetica" w:hAnsi="Helvetica" w:eastAsia="Helvetica" w:cs="Helvetica"/>
-                <w:i w:val="false"/>
-                <w:b w:val="false"/>
-                <w:u w:val="none"/>
-                <w:sz w:val="22"/>
-                <w:szCs w:val="22"/>
-                <w:color w:val="000000"/>
-              </w:rPr>
-              <w:t xml:space="preserve">0.375</w:t>
+              <w:t xml:space="preserve">0.49</w:t>
+            </w:r>
+          </w:p>
+        </w:tc>
+        <w:tc>
+          <w:tcPr>
+            <w:tcBorders>
+              <w:bottom w:val="none" w:sz="0" w:space="0" w:color="000000"/>
+              <w:top w:val="none" w:sz="0" w:space="0" w:color="000000"/>
+              <w:left w:val="none" w:sz="0" w:space="0" w:color="000000"/>
+              <w:right w:val="none" w:sz="0" w:space="0" w:color="000000"/>
+            </w:tcBorders>
+            <w:shd w:val="clear" w:color="auto" w:fill="FFFFFF"/>
+            <w:tcMar>
+              <w:top w:w="0" w:type="dxa"/>
+              <w:bottom w:w="0" w:type="dxa"/>
+              <w:left w:w="0" w:type="dxa"/>
+              <w:right w:w="0" w:type="dxa"/>
+            </w:tcMar>
+            <w:vAlign w:val="top"/>
+          </w:tcPr>
+          <w:p>
+            <w:pPr>
+              <w:pStyle w:val="Normal"/>
+              <w:jc w:val="center"/>
+              <w:pBdr>
+                <w:bottom w:val="none" w:sz="0" w:space="0" w:color="000000"/>
+                <w:top w:val="none" w:sz="0" w:space="0" w:color="000000"/>
+                <w:left w:val="none" w:sz="0" w:space="0" w:color="000000"/>
+                <w:right w:val="none" w:sz="0" w:space="0" w:color="000000"/>
+              </w:pBdr>
+              <w:spacing w:after="100" w:before="100" w:line="240"/>
+              <w:ind w:left="100" w:right="100" w:firstLine="0" w:firstLineChars="0"/>
+              <w:rPr>
+                <w:rFonts w:ascii="Helvetica" w:hAnsi="Helvetica" w:eastAsia="Helvetica" w:cs="Helvetica"/>
+                <w:i w:val="false"/>
+                <w:b w:val="false"/>
+                <w:u w:val="none"/>
+                <w:sz w:val="22"/>
+                <w:szCs w:val="22"/>
+                <w:color w:val="000000"/>
+              </w:rPr>
+            </w:pPr>
+            <w:r>
+              <w:rPr>
+                <w:rFonts w:ascii="Helvetica" w:hAnsi="Helvetica" w:eastAsia="Helvetica" w:cs="Helvetica"/>
+                <w:i w:val="false"/>
+                <w:b w:val="false"/>
+                <w:u w:val="none"/>
+                <w:sz w:val="22"/>
+                <w:szCs w:val="22"/>
+                <w:color w:val="000000"/>
+              </w:rPr>
+              <w:t xml:space="preserve">-0.57, 1.6</w:t>
+            </w:r>
+          </w:p>
+        </w:tc>
+        <w:tc>
+          <w:tcPr>
+            <w:tcBorders>
+              <w:bottom w:val="none" w:sz="0" w:space="0" w:color="000000"/>
+              <w:top w:val="none" w:sz="0" w:space="0" w:color="000000"/>
+              <w:left w:val="none" w:sz="0" w:space="0" w:color="000000"/>
+              <w:right w:val="none" w:sz="0" w:space="0" w:color="000000"/>
+            </w:tcBorders>
+            <w:shd w:val="clear" w:color="auto" w:fill="FFFFFF"/>
+            <w:tcMar>
+              <w:top w:w="0" w:type="dxa"/>
+              <w:bottom w:w="0" w:type="dxa"/>
+              <w:left w:w="0" w:type="dxa"/>
+              <w:right w:w="0" w:type="dxa"/>
+            </w:tcMar>
+            <w:vAlign w:val="top"/>
+          </w:tcPr>
+          <w:p>
+            <w:pPr>
+              <w:pStyle w:val="Normal"/>
+              <w:jc w:val="center"/>
+              <w:pBdr>
+                <w:bottom w:val="none" w:sz="0" w:space="0" w:color="000000"/>
+                <w:top w:val="none" w:sz="0" w:space="0" w:color="000000"/>
+                <w:left w:val="none" w:sz="0" w:space="0" w:color="000000"/>
+                <w:right w:val="none" w:sz="0" w:space="0" w:color="000000"/>
+              </w:pBdr>
+              <w:spacing w:after="100" w:before="100" w:line="240"/>
+              <w:ind w:left="100" w:right="100" w:firstLine="0" w:firstLineChars="0"/>
+              <w:rPr>
+                <w:rFonts w:ascii="Helvetica" w:hAnsi="Helvetica" w:eastAsia="Helvetica" w:cs="Helvetica"/>
+                <w:i w:val="false"/>
+                <w:b w:val="false"/>
+                <w:u w:val="none"/>
+                <w:sz w:val="22"/>
+                <w:szCs w:val="22"/>
+                <w:color w:val="000000"/>
+              </w:rPr>
+            </w:pPr>
+            <w:r>
+              <w:rPr>
+                <w:rFonts w:ascii="Helvetica" w:hAnsi="Helvetica" w:eastAsia="Helvetica" w:cs="Helvetica"/>
+                <w:i w:val="false"/>
+                <w:b w:val="false"/>
+                <w:u w:val="none"/>
+                <w:sz w:val="22"/>
+                <w:szCs w:val="22"/>
+                <w:color w:val="000000"/>
+              </w:rPr>
+              <w:t xml:space="preserve">0.362</w:t>
             </w:r>
           </w:p>
         </w:tc>
@@ -5907,113 +5907,113 @@
                 <w:szCs w:val="22"/>
                 <w:color w:val="000000"/>
               </w:rPr>
-              <w:t xml:space="preserve">-1.9</w:t>
-            </w:r>
-          </w:p>
-        </w:tc>
-        <w:tc>
-          <w:tcPr>
-            <w:tcBorders>
-              <w:bottom w:val="none" w:sz="0" w:space="0" w:color="000000"/>
-              <w:top w:val="none" w:sz="0" w:space="0" w:color="000000"/>
-              <w:left w:val="none" w:sz="0" w:space="0" w:color="000000"/>
-              <w:right w:val="none" w:sz="0" w:space="0" w:color="000000"/>
-            </w:tcBorders>
-            <w:shd w:val="clear" w:color="auto" w:fill="FFFFFF"/>
-            <w:tcMar>
-              <w:top w:w="0" w:type="dxa"/>
-              <w:bottom w:w="0" w:type="dxa"/>
-              <w:left w:w="0" w:type="dxa"/>
-              <w:right w:w="0" w:type="dxa"/>
-            </w:tcMar>
-            <w:vAlign w:val="top"/>
-          </w:tcPr>
-          <w:p>
-            <w:pPr>
-              <w:pStyle w:val="Normal"/>
-              <w:jc w:val="center"/>
-              <w:pBdr>
-                <w:bottom w:val="none" w:sz="0" w:space="0" w:color="000000"/>
-                <w:top w:val="none" w:sz="0" w:space="0" w:color="000000"/>
-                <w:left w:val="none" w:sz="0" w:space="0" w:color="000000"/>
-                <w:right w:val="none" w:sz="0" w:space="0" w:color="000000"/>
-              </w:pBdr>
-              <w:spacing w:after="100" w:before="100" w:line="240"/>
-              <w:ind w:left="100" w:right="100" w:firstLine="0" w:firstLineChars="0"/>
-              <w:rPr>
-                <w:rFonts w:ascii="Helvetica" w:hAnsi="Helvetica" w:eastAsia="Helvetica" w:cs="Helvetica"/>
-                <w:i w:val="false"/>
-                <w:b w:val="false"/>
-                <w:u w:val="none"/>
-                <w:sz w:val="22"/>
-                <w:szCs w:val="22"/>
-                <w:color w:val="000000"/>
-              </w:rPr>
-            </w:pPr>
-            <w:r>
-              <w:rPr>
-                <w:rFonts w:ascii="Helvetica" w:hAnsi="Helvetica" w:eastAsia="Helvetica" w:cs="Helvetica"/>
-                <w:i w:val="false"/>
-                <w:b w:val="false"/>
-                <w:u w:val="none"/>
-                <w:sz w:val="22"/>
-                <w:szCs w:val="22"/>
-                <w:color w:val="000000"/>
-              </w:rPr>
-              <w:t xml:space="preserve">-7.8, 4.1</w:t>
-            </w:r>
-          </w:p>
-        </w:tc>
-        <w:tc>
-          <w:tcPr>
-            <w:tcBorders>
-              <w:bottom w:val="none" w:sz="0" w:space="0" w:color="000000"/>
-              <w:top w:val="none" w:sz="0" w:space="0" w:color="000000"/>
-              <w:left w:val="none" w:sz="0" w:space="0" w:color="000000"/>
-              <w:right w:val="none" w:sz="0" w:space="0" w:color="000000"/>
-            </w:tcBorders>
-            <w:shd w:val="clear" w:color="auto" w:fill="FFFFFF"/>
-            <w:tcMar>
-              <w:top w:w="0" w:type="dxa"/>
-              <w:bottom w:w="0" w:type="dxa"/>
-              <w:left w:w="0" w:type="dxa"/>
-              <w:right w:w="0" w:type="dxa"/>
-            </w:tcMar>
-            <w:vAlign w:val="top"/>
-          </w:tcPr>
-          <w:p>
-            <w:pPr>
-              <w:pStyle w:val="Normal"/>
-              <w:jc w:val="center"/>
-              <w:pBdr>
-                <w:bottom w:val="none" w:sz="0" w:space="0" w:color="000000"/>
-                <w:top w:val="none" w:sz="0" w:space="0" w:color="000000"/>
-                <w:left w:val="none" w:sz="0" w:space="0" w:color="000000"/>
-                <w:right w:val="none" w:sz="0" w:space="0" w:color="000000"/>
-              </w:pBdr>
-              <w:spacing w:after="100" w:before="100" w:line="240"/>
-              <w:ind w:left="100" w:right="100" w:firstLine="0" w:firstLineChars="0"/>
-              <w:rPr>
-                <w:rFonts w:ascii="Helvetica" w:hAnsi="Helvetica" w:eastAsia="Helvetica" w:cs="Helvetica"/>
-                <w:i w:val="false"/>
-                <w:b w:val="false"/>
-                <w:u w:val="none"/>
-                <w:sz w:val="22"/>
-                <w:szCs w:val="22"/>
-                <w:color w:val="000000"/>
-              </w:rPr>
-            </w:pPr>
-            <w:r>
-              <w:rPr>
-                <w:rFonts w:ascii="Helvetica" w:hAnsi="Helvetica" w:eastAsia="Helvetica" w:cs="Helvetica"/>
-                <w:i w:val="false"/>
-                <w:b w:val="false"/>
-                <w:u w:val="none"/>
-                <w:sz w:val="22"/>
-                <w:szCs w:val="22"/>
-                <w:color w:val="000000"/>
-              </w:rPr>
-              <w:t xml:space="preserve">0.537</w:t>
+              <w:t xml:space="preserve">-1.4</w:t>
+            </w:r>
+          </w:p>
+        </w:tc>
+        <w:tc>
+          <w:tcPr>
+            <w:tcBorders>
+              <w:bottom w:val="none" w:sz="0" w:space="0" w:color="000000"/>
+              <w:top w:val="none" w:sz="0" w:space="0" w:color="000000"/>
+              <w:left w:val="none" w:sz="0" w:space="0" w:color="000000"/>
+              <w:right w:val="none" w:sz="0" w:space="0" w:color="000000"/>
+            </w:tcBorders>
+            <w:shd w:val="clear" w:color="auto" w:fill="FFFFFF"/>
+            <w:tcMar>
+              <w:top w:w="0" w:type="dxa"/>
+              <w:bottom w:w="0" w:type="dxa"/>
+              <w:left w:w="0" w:type="dxa"/>
+              <w:right w:w="0" w:type="dxa"/>
+            </w:tcMar>
+            <w:vAlign w:val="top"/>
+          </w:tcPr>
+          <w:p>
+            <w:pPr>
+              <w:pStyle w:val="Normal"/>
+              <w:jc w:val="center"/>
+              <w:pBdr>
+                <w:bottom w:val="none" w:sz="0" w:space="0" w:color="000000"/>
+                <w:top w:val="none" w:sz="0" w:space="0" w:color="000000"/>
+                <w:left w:val="none" w:sz="0" w:space="0" w:color="000000"/>
+                <w:right w:val="none" w:sz="0" w:space="0" w:color="000000"/>
+              </w:pBdr>
+              <w:spacing w:after="100" w:before="100" w:line="240"/>
+              <w:ind w:left="100" w:right="100" w:firstLine="0" w:firstLineChars="0"/>
+              <w:rPr>
+                <w:rFonts w:ascii="Helvetica" w:hAnsi="Helvetica" w:eastAsia="Helvetica" w:cs="Helvetica"/>
+                <w:i w:val="false"/>
+                <w:b w:val="false"/>
+                <w:u w:val="none"/>
+                <w:sz w:val="22"/>
+                <w:szCs w:val="22"/>
+                <w:color w:val="000000"/>
+              </w:rPr>
+            </w:pPr>
+            <w:r>
+              <w:rPr>
+                <w:rFonts w:ascii="Helvetica" w:hAnsi="Helvetica" w:eastAsia="Helvetica" w:cs="Helvetica"/>
+                <w:i w:val="false"/>
+                <w:b w:val="false"/>
+                <w:u w:val="none"/>
+                <w:sz w:val="22"/>
+                <w:szCs w:val="22"/>
+                <w:color w:val="000000"/>
+              </w:rPr>
+              <w:t xml:space="preserve">-7.5, 4.7</w:t>
+            </w:r>
+          </w:p>
+        </w:tc>
+        <w:tc>
+          <w:tcPr>
+            <w:tcBorders>
+              <w:bottom w:val="none" w:sz="0" w:space="0" w:color="000000"/>
+              <w:top w:val="none" w:sz="0" w:space="0" w:color="000000"/>
+              <w:left w:val="none" w:sz="0" w:space="0" w:color="000000"/>
+              <w:right w:val="none" w:sz="0" w:space="0" w:color="000000"/>
+            </w:tcBorders>
+            <w:shd w:val="clear" w:color="auto" w:fill="FFFFFF"/>
+            <w:tcMar>
+              <w:top w:w="0" w:type="dxa"/>
+              <w:bottom w:w="0" w:type="dxa"/>
+              <w:left w:w="0" w:type="dxa"/>
+              <w:right w:w="0" w:type="dxa"/>
+            </w:tcMar>
+            <w:vAlign w:val="top"/>
+          </w:tcPr>
+          <w:p>
+            <w:pPr>
+              <w:pStyle w:val="Normal"/>
+              <w:jc w:val="center"/>
+              <w:pBdr>
+                <w:bottom w:val="none" w:sz="0" w:space="0" w:color="000000"/>
+                <w:top w:val="none" w:sz="0" w:space="0" w:color="000000"/>
+                <w:left w:val="none" w:sz="0" w:space="0" w:color="000000"/>
+                <w:right w:val="none" w:sz="0" w:space="0" w:color="000000"/>
+              </w:pBdr>
+              <w:spacing w:after="100" w:before="100" w:line="240"/>
+              <w:ind w:left="100" w:right="100" w:firstLine="0" w:firstLineChars="0"/>
+              <w:rPr>
+                <w:rFonts w:ascii="Helvetica" w:hAnsi="Helvetica" w:eastAsia="Helvetica" w:cs="Helvetica"/>
+                <w:i w:val="false"/>
+                <w:b w:val="false"/>
+                <w:u w:val="none"/>
+                <w:sz w:val="22"/>
+                <w:szCs w:val="22"/>
+                <w:color w:val="000000"/>
+              </w:rPr>
+            </w:pPr>
+            <w:r>
+              <w:rPr>
+                <w:rFonts w:ascii="Helvetica" w:hAnsi="Helvetica" w:eastAsia="Helvetica" w:cs="Helvetica"/>
+                <w:i w:val="false"/>
+                <w:b w:val="false"/>
+                <w:u w:val="none"/>
+                <w:sz w:val="22"/>
+                <w:szCs w:val="22"/>
+                <w:color w:val="000000"/>
+              </w:rPr>
+              <w:t xml:space="preserve">0.645</w:t>
             </w:r>
           </w:p>
         </w:tc>
@@ -7356,113 +7356,113 @@
                 <w:szCs w:val="22"/>
                 <w:color w:val="000000"/>
               </w:rPr>
-              <w:t xml:space="preserve">0.02</w:t>
-            </w:r>
-          </w:p>
-        </w:tc>
-        <w:tc>
-          <w:tcPr>
-            <w:tcBorders>
-              <w:bottom w:val="none" w:sz="0" w:space="0" w:color="000000"/>
-              <w:top w:val="none" w:sz="0" w:space="0" w:color="000000"/>
-              <w:left w:val="none" w:sz="0" w:space="0" w:color="000000"/>
-              <w:right w:val="none" w:sz="0" w:space="0" w:color="000000"/>
-            </w:tcBorders>
-            <w:shd w:val="clear" w:color="auto" w:fill="FFFFFF"/>
-            <w:tcMar>
-              <w:top w:w="0" w:type="dxa"/>
-              <w:bottom w:w="0" w:type="dxa"/>
-              <w:left w:w="0" w:type="dxa"/>
-              <w:right w:w="0" w:type="dxa"/>
-            </w:tcMar>
-            <w:vAlign w:val="top"/>
-          </w:tcPr>
-          <w:p>
-            <w:pPr>
-              <w:pStyle w:val="Normal"/>
-              <w:jc w:val="center"/>
-              <w:pBdr>
-                <w:bottom w:val="none" w:sz="0" w:space="0" w:color="000000"/>
-                <w:top w:val="none" w:sz="0" w:space="0" w:color="000000"/>
-                <w:left w:val="none" w:sz="0" w:space="0" w:color="000000"/>
-                <w:right w:val="none" w:sz="0" w:space="0" w:color="000000"/>
-              </w:pBdr>
-              <w:spacing w:after="100" w:before="100" w:line="240"/>
-              <w:ind w:left="100" w:right="100" w:firstLine="0" w:firstLineChars="0"/>
-              <w:rPr>
-                <w:rFonts w:ascii="Helvetica" w:hAnsi="Helvetica" w:eastAsia="Helvetica" w:cs="Helvetica"/>
-                <w:i w:val="false"/>
-                <w:b w:val="false"/>
-                <w:u w:val="none"/>
-                <w:sz w:val="22"/>
-                <w:szCs w:val="22"/>
-                <w:color w:val="000000"/>
-              </w:rPr>
-            </w:pPr>
-            <w:r>
-              <w:rPr>
-                <w:rFonts w:ascii="Helvetica" w:hAnsi="Helvetica" w:eastAsia="Helvetica" w:cs="Helvetica"/>
-                <w:i w:val="false"/>
-                <w:b w:val="false"/>
-                <w:u w:val="none"/>
-                <w:sz w:val="22"/>
-                <w:szCs w:val="22"/>
-                <w:color w:val="000000"/>
-              </w:rPr>
-              <w:t xml:space="preserve">-15, 15</w:t>
-            </w:r>
-          </w:p>
-        </w:tc>
-        <w:tc>
-          <w:tcPr>
-            <w:tcBorders>
-              <w:bottom w:val="none" w:sz="0" w:space="0" w:color="000000"/>
-              <w:top w:val="none" w:sz="0" w:space="0" w:color="000000"/>
-              <w:left w:val="none" w:sz="0" w:space="0" w:color="000000"/>
-              <w:right w:val="none" w:sz="0" w:space="0" w:color="000000"/>
-            </w:tcBorders>
-            <w:shd w:val="clear" w:color="auto" w:fill="FFFFFF"/>
-            <w:tcMar>
-              <w:top w:w="0" w:type="dxa"/>
-              <w:bottom w:w="0" w:type="dxa"/>
-              <w:left w:w="0" w:type="dxa"/>
-              <w:right w:w="0" w:type="dxa"/>
-            </w:tcMar>
-            <w:vAlign w:val="top"/>
-          </w:tcPr>
-          <w:p>
-            <w:pPr>
-              <w:pStyle w:val="Normal"/>
-              <w:jc w:val="center"/>
-              <w:pBdr>
-                <w:bottom w:val="none" w:sz="0" w:space="0" w:color="000000"/>
-                <w:top w:val="none" w:sz="0" w:space="0" w:color="000000"/>
-                <w:left w:val="none" w:sz="0" w:space="0" w:color="000000"/>
-                <w:right w:val="none" w:sz="0" w:space="0" w:color="000000"/>
-              </w:pBdr>
-              <w:spacing w:after="100" w:before="100" w:line="240"/>
-              <w:ind w:left="100" w:right="100" w:firstLine="0" w:firstLineChars="0"/>
-              <w:rPr>
-                <w:rFonts w:ascii="Helvetica" w:hAnsi="Helvetica" w:eastAsia="Helvetica" w:cs="Helvetica"/>
-                <w:i w:val="false"/>
-                <w:b w:val="false"/>
-                <w:u w:val="none"/>
-                <w:sz w:val="22"/>
-                <w:szCs w:val="22"/>
-                <w:color w:val="000000"/>
-              </w:rPr>
-            </w:pPr>
-            <w:r>
-              <w:rPr>
-                <w:rFonts w:ascii="Helvetica" w:hAnsi="Helvetica" w:eastAsia="Helvetica" w:cs="Helvetica"/>
-                <w:i w:val="false"/>
-                <w:b w:val="false"/>
-                <w:u w:val="none"/>
-                <w:sz w:val="22"/>
-                <w:szCs w:val="22"/>
-                <w:color w:val="000000"/>
-              </w:rPr>
-              <w:t xml:space="preserve">0.997</w:t>
+              <w:t xml:space="preserve">-0.54</w:t>
+            </w:r>
+          </w:p>
+        </w:tc>
+        <w:tc>
+          <w:tcPr>
+            <w:tcBorders>
+              <w:bottom w:val="none" w:sz="0" w:space="0" w:color="000000"/>
+              <w:top w:val="none" w:sz="0" w:space="0" w:color="000000"/>
+              <w:left w:val="none" w:sz="0" w:space="0" w:color="000000"/>
+              <w:right w:val="none" w:sz="0" w:space="0" w:color="000000"/>
+            </w:tcBorders>
+            <w:shd w:val="clear" w:color="auto" w:fill="FFFFFF"/>
+            <w:tcMar>
+              <w:top w:w="0" w:type="dxa"/>
+              <w:bottom w:w="0" w:type="dxa"/>
+              <w:left w:w="0" w:type="dxa"/>
+              <w:right w:w="0" w:type="dxa"/>
+            </w:tcMar>
+            <w:vAlign w:val="top"/>
+          </w:tcPr>
+          <w:p>
+            <w:pPr>
+              <w:pStyle w:val="Normal"/>
+              <w:jc w:val="center"/>
+              <w:pBdr>
+                <w:bottom w:val="none" w:sz="0" w:space="0" w:color="000000"/>
+                <w:top w:val="none" w:sz="0" w:space="0" w:color="000000"/>
+                <w:left w:val="none" w:sz="0" w:space="0" w:color="000000"/>
+                <w:right w:val="none" w:sz="0" w:space="0" w:color="000000"/>
+              </w:pBdr>
+              <w:spacing w:after="100" w:before="100" w:line="240"/>
+              <w:ind w:left="100" w:right="100" w:firstLine="0" w:firstLineChars="0"/>
+              <w:rPr>
+                <w:rFonts w:ascii="Helvetica" w:hAnsi="Helvetica" w:eastAsia="Helvetica" w:cs="Helvetica"/>
+                <w:i w:val="false"/>
+                <w:b w:val="false"/>
+                <w:u w:val="none"/>
+                <w:sz w:val="22"/>
+                <w:szCs w:val="22"/>
+                <w:color w:val="000000"/>
+              </w:rPr>
+            </w:pPr>
+            <w:r>
+              <w:rPr>
+                <w:rFonts w:ascii="Helvetica" w:hAnsi="Helvetica" w:eastAsia="Helvetica" w:cs="Helvetica"/>
+                <w:i w:val="false"/>
+                <w:b w:val="false"/>
+                <w:u w:val="none"/>
+                <w:sz w:val="22"/>
+                <w:szCs w:val="22"/>
+                <w:color w:val="000000"/>
+              </w:rPr>
+              <w:t xml:space="preserve">-16, 15</w:t>
+            </w:r>
+          </w:p>
+        </w:tc>
+        <w:tc>
+          <w:tcPr>
+            <w:tcBorders>
+              <w:bottom w:val="none" w:sz="0" w:space="0" w:color="000000"/>
+              <w:top w:val="none" w:sz="0" w:space="0" w:color="000000"/>
+              <w:left w:val="none" w:sz="0" w:space="0" w:color="000000"/>
+              <w:right w:val="none" w:sz="0" w:space="0" w:color="000000"/>
+            </w:tcBorders>
+            <w:shd w:val="clear" w:color="auto" w:fill="FFFFFF"/>
+            <w:tcMar>
+              <w:top w:w="0" w:type="dxa"/>
+              <w:bottom w:w="0" w:type="dxa"/>
+              <w:left w:w="0" w:type="dxa"/>
+              <w:right w:w="0" w:type="dxa"/>
+            </w:tcMar>
+            <w:vAlign w:val="top"/>
+          </w:tcPr>
+          <w:p>
+            <w:pPr>
+              <w:pStyle w:val="Normal"/>
+              <w:jc w:val="center"/>
+              <w:pBdr>
+                <w:bottom w:val="none" w:sz="0" w:space="0" w:color="000000"/>
+                <w:top w:val="none" w:sz="0" w:space="0" w:color="000000"/>
+                <w:left w:val="none" w:sz="0" w:space="0" w:color="000000"/>
+                <w:right w:val="none" w:sz="0" w:space="0" w:color="000000"/>
+              </w:pBdr>
+              <w:spacing w:after="100" w:before="100" w:line="240"/>
+              <w:ind w:left="100" w:right="100" w:firstLine="0" w:firstLineChars="0"/>
+              <w:rPr>
+                <w:rFonts w:ascii="Helvetica" w:hAnsi="Helvetica" w:eastAsia="Helvetica" w:cs="Helvetica"/>
+                <w:i w:val="false"/>
+                <w:b w:val="false"/>
+                <w:u w:val="none"/>
+                <w:sz w:val="22"/>
+                <w:szCs w:val="22"/>
+                <w:color w:val="000000"/>
+              </w:rPr>
+            </w:pPr>
+            <w:r>
+              <w:rPr>
+                <w:rFonts w:ascii="Helvetica" w:hAnsi="Helvetica" w:eastAsia="Helvetica" w:cs="Helvetica"/>
+                <w:i w:val="false"/>
+                <w:b w:val="false"/>
+                <w:u w:val="none"/>
+                <w:sz w:val="22"/>
+                <w:szCs w:val="22"/>
+                <w:color w:val="000000"/>
+              </w:rPr>
+              <w:t xml:space="preserve">0.944</w:t>
             </w:r>
           </w:p>
         </w:tc>
@@ -7892,60 +7892,60 @@
                 <w:szCs w:val="22"/>
                 <w:color w:val="000000"/>
               </w:rPr>
-              <w:t xml:space="preserve">2.3, 38</w:t>
-            </w:r>
-          </w:p>
-        </w:tc>
-        <w:tc>
-          <w:tcPr>
-            <w:tcBorders>
-              <w:bottom w:val="none" w:sz="0" w:space="0" w:color="000000"/>
-              <w:top w:val="none" w:sz="0" w:space="0" w:color="000000"/>
-              <w:left w:val="none" w:sz="0" w:space="0" w:color="000000"/>
-              <w:right w:val="none" w:sz="0" w:space="0" w:color="000000"/>
-            </w:tcBorders>
-            <w:shd w:val="clear" w:color="auto" w:fill="FFFFFF"/>
-            <w:tcMar>
-              <w:top w:w="0" w:type="dxa"/>
-              <w:bottom w:w="0" w:type="dxa"/>
-              <w:left w:w="0" w:type="dxa"/>
-              <w:right w:w="0" w:type="dxa"/>
-            </w:tcMar>
-            <w:vAlign w:val="top"/>
-          </w:tcPr>
-          <w:p>
-            <w:pPr>
-              <w:pStyle w:val="Normal"/>
-              <w:jc w:val="center"/>
-              <w:pBdr>
-                <w:bottom w:val="none" w:sz="0" w:space="0" w:color="000000"/>
-                <w:top w:val="none" w:sz="0" w:space="0" w:color="000000"/>
-                <w:left w:val="none" w:sz="0" w:space="0" w:color="000000"/>
-                <w:right w:val="none" w:sz="0" w:space="0" w:color="000000"/>
-              </w:pBdr>
-              <w:spacing w:after="100" w:before="100" w:line="240"/>
-              <w:ind w:left="100" w:right="100" w:firstLine="0" w:firstLineChars="0"/>
-              <w:rPr>
-                <w:rFonts w:ascii="Helvetica" w:hAnsi="Helvetica" w:eastAsia="Helvetica" w:cs="Helvetica"/>
-                <w:i w:val="false"/>
-                <w:b w:val="false"/>
-                <w:u w:val="none"/>
-                <w:sz w:val="22"/>
-                <w:szCs w:val="22"/>
-                <w:color w:val="000000"/>
-              </w:rPr>
-            </w:pPr>
-            <w:r>
-              <w:rPr>
-                <w:rFonts w:ascii="Helvetica" w:hAnsi="Helvetica" w:eastAsia="Helvetica" w:cs="Helvetica"/>
-                <w:i w:val="false"/>
-                <w:b w:val="false"/>
-                <w:u w:val="none"/>
-                <w:sz w:val="22"/>
-                <w:szCs w:val="22"/>
-                <w:color w:val="000000"/>
-              </w:rPr>
-              <w:t xml:space="preserve">0.028</w:t>
+              <w:t xml:space="preserve">1.6, 39</w:t>
+            </w:r>
+          </w:p>
+        </w:tc>
+        <w:tc>
+          <w:tcPr>
+            <w:tcBorders>
+              <w:bottom w:val="none" w:sz="0" w:space="0" w:color="000000"/>
+              <w:top w:val="none" w:sz="0" w:space="0" w:color="000000"/>
+              <w:left w:val="none" w:sz="0" w:space="0" w:color="000000"/>
+              <w:right w:val="none" w:sz="0" w:space="0" w:color="000000"/>
+            </w:tcBorders>
+            <w:shd w:val="clear" w:color="auto" w:fill="FFFFFF"/>
+            <w:tcMar>
+              <w:top w:w="0" w:type="dxa"/>
+              <w:bottom w:w="0" w:type="dxa"/>
+              <w:left w:w="0" w:type="dxa"/>
+              <w:right w:w="0" w:type="dxa"/>
+            </w:tcMar>
+            <w:vAlign w:val="top"/>
+          </w:tcPr>
+          <w:p>
+            <w:pPr>
+              <w:pStyle w:val="Normal"/>
+              <w:jc w:val="center"/>
+              <w:pBdr>
+                <w:bottom w:val="none" w:sz="0" w:space="0" w:color="000000"/>
+                <w:top w:val="none" w:sz="0" w:space="0" w:color="000000"/>
+                <w:left w:val="none" w:sz="0" w:space="0" w:color="000000"/>
+                <w:right w:val="none" w:sz="0" w:space="0" w:color="000000"/>
+              </w:pBdr>
+              <w:spacing w:after="100" w:before="100" w:line="240"/>
+              <w:ind w:left="100" w:right="100" w:firstLine="0" w:firstLineChars="0"/>
+              <w:rPr>
+                <w:rFonts w:ascii="Helvetica" w:hAnsi="Helvetica" w:eastAsia="Helvetica" w:cs="Helvetica"/>
+                <w:i w:val="false"/>
+                <w:b w:val="false"/>
+                <w:u w:val="none"/>
+                <w:sz w:val="22"/>
+                <w:szCs w:val="22"/>
+                <w:color w:val="000000"/>
+              </w:rPr>
+            </w:pPr>
+            <w:r>
+              <w:rPr>
+                <w:rFonts w:ascii="Helvetica" w:hAnsi="Helvetica" w:eastAsia="Helvetica" w:cs="Helvetica"/>
+                <w:i w:val="false"/>
+                <w:b w:val="false"/>
+                <w:u w:val="none"/>
+                <w:sz w:val="22"/>
+                <w:szCs w:val="22"/>
+                <w:color w:val="000000"/>
+              </w:rPr>
+              <w:t xml:space="preserve">0.034</w:t>
             </w:r>
           </w:p>
         </w:tc>
@@ -8322,113 +8322,113 @@
                 <w:szCs w:val="22"/>
                 <w:color w:val="000000"/>
               </w:rPr>
-              <w:t xml:space="preserve">7.6</w:t>
-            </w:r>
-          </w:p>
-        </w:tc>
-        <w:tc>
-          <w:tcPr>
-            <w:tcBorders>
-              <w:bottom w:val="none" w:sz="0" w:space="0" w:color="000000"/>
-              <w:top w:val="none" w:sz="0" w:space="0" w:color="000000"/>
-              <w:left w:val="none" w:sz="0" w:space="0" w:color="000000"/>
-              <w:right w:val="none" w:sz="0" w:space="0" w:color="000000"/>
-            </w:tcBorders>
-            <w:shd w:val="clear" w:color="auto" w:fill="FFFFFF"/>
-            <w:tcMar>
-              <w:top w:w="0" w:type="dxa"/>
-              <w:bottom w:w="0" w:type="dxa"/>
-              <w:left w:w="0" w:type="dxa"/>
-              <w:right w:w="0" w:type="dxa"/>
-            </w:tcMar>
-            <w:vAlign w:val="top"/>
-          </w:tcPr>
-          <w:p>
-            <w:pPr>
-              <w:pStyle w:val="Normal"/>
-              <w:jc w:val="center"/>
-              <w:pBdr>
-                <w:bottom w:val="none" w:sz="0" w:space="0" w:color="000000"/>
-                <w:top w:val="none" w:sz="0" w:space="0" w:color="000000"/>
-                <w:left w:val="none" w:sz="0" w:space="0" w:color="000000"/>
-                <w:right w:val="none" w:sz="0" w:space="0" w:color="000000"/>
-              </w:pBdr>
-              <w:spacing w:after="100" w:before="100" w:line="240"/>
-              <w:ind w:left="100" w:right="100" w:firstLine="0" w:firstLineChars="0"/>
-              <w:rPr>
-                <w:rFonts w:ascii="Helvetica" w:hAnsi="Helvetica" w:eastAsia="Helvetica" w:cs="Helvetica"/>
-                <w:i w:val="false"/>
-                <w:b w:val="false"/>
-                <w:u w:val="none"/>
-                <w:sz w:val="22"/>
-                <w:szCs w:val="22"/>
-                <w:color w:val="000000"/>
-              </w:rPr>
-            </w:pPr>
-            <w:r>
-              <w:rPr>
-                <w:rFonts w:ascii="Helvetica" w:hAnsi="Helvetica" w:eastAsia="Helvetica" w:cs="Helvetica"/>
-                <w:i w:val="false"/>
-                <w:b w:val="false"/>
-                <w:u w:val="none"/>
-                <w:sz w:val="22"/>
-                <w:szCs w:val="22"/>
-                <w:color w:val="000000"/>
-              </w:rPr>
-              <w:t xml:space="preserve">-15, 31</w:t>
-            </w:r>
-          </w:p>
-        </w:tc>
-        <w:tc>
-          <w:tcPr>
-            <w:tcBorders>
-              <w:bottom w:val="none" w:sz="0" w:space="0" w:color="000000"/>
-              <w:top w:val="none" w:sz="0" w:space="0" w:color="000000"/>
-              <w:left w:val="none" w:sz="0" w:space="0" w:color="000000"/>
-              <w:right w:val="none" w:sz="0" w:space="0" w:color="000000"/>
-            </w:tcBorders>
-            <w:shd w:val="clear" w:color="auto" w:fill="FFFFFF"/>
-            <w:tcMar>
-              <w:top w:w="0" w:type="dxa"/>
-              <w:bottom w:w="0" w:type="dxa"/>
-              <w:left w:w="0" w:type="dxa"/>
-              <w:right w:w="0" w:type="dxa"/>
-            </w:tcMar>
-            <w:vAlign w:val="top"/>
-          </w:tcPr>
-          <w:p>
-            <w:pPr>
-              <w:pStyle w:val="Normal"/>
-              <w:jc w:val="center"/>
-              <w:pBdr>
-                <w:bottom w:val="none" w:sz="0" w:space="0" w:color="000000"/>
-                <w:top w:val="none" w:sz="0" w:space="0" w:color="000000"/>
-                <w:left w:val="none" w:sz="0" w:space="0" w:color="000000"/>
-                <w:right w:val="none" w:sz="0" w:space="0" w:color="000000"/>
-              </w:pBdr>
-              <w:spacing w:after="100" w:before="100" w:line="240"/>
-              <w:ind w:left="100" w:right="100" w:firstLine="0" w:firstLineChars="0"/>
-              <w:rPr>
-                <w:rFonts w:ascii="Helvetica" w:hAnsi="Helvetica" w:eastAsia="Helvetica" w:cs="Helvetica"/>
-                <w:i w:val="false"/>
-                <w:b w:val="false"/>
-                <w:u w:val="none"/>
-                <w:sz w:val="22"/>
-                <w:szCs w:val="22"/>
-                <w:color w:val="000000"/>
-              </w:rPr>
-            </w:pPr>
-            <w:r>
-              <w:rPr>
-                <w:rFonts w:ascii="Helvetica" w:hAnsi="Helvetica" w:eastAsia="Helvetica" w:cs="Helvetica"/>
-                <w:i w:val="false"/>
-                <w:b w:val="false"/>
-                <w:u w:val="none"/>
-                <w:sz w:val="22"/>
-                <w:szCs w:val="22"/>
-                <w:color w:val="000000"/>
-              </w:rPr>
-              <w:t xml:space="preserve">0.514</w:t>
+              <w:t xml:space="preserve">6.5</w:t>
+            </w:r>
+          </w:p>
+        </w:tc>
+        <w:tc>
+          <w:tcPr>
+            <w:tcBorders>
+              <w:bottom w:val="none" w:sz="0" w:space="0" w:color="000000"/>
+              <w:top w:val="none" w:sz="0" w:space="0" w:color="000000"/>
+              <w:left w:val="none" w:sz="0" w:space="0" w:color="000000"/>
+              <w:right w:val="none" w:sz="0" w:space="0" w:color="000000"/>
+            </w:tcBorders>
+            <w:shd w:val="clear" w:color="auto" w:fill="FFFFFF"/>
+            <w:tcMar>
+              <w:top w:w="0" w:type="dxa"/>
+              <w:bottom w:w="0" w:type="dxa"/>
+              <w:left w:w="0" w:type="dxa"/>
+              <w:right w:w="0" w:type="dxa"/>
+            </w:tcMar>
+            <w:vAlign w:val="top"/>
+          </w:tcPr>
+          <w:p>
+            <w:pPr>
+              <w:pStyle w:val="Normal"/>
+              <w:jc w:val="center"/>
+              <w:pBdr>
+                <w:bottom w:val="none" w:sz="0" w:space="0" w:color="000000"/>
+                <w:top w:val="none" w:sz="0" w:space="0" w:color="000000"/>
+                <w:left w:val="none" w:sz="0" w:space="0" w:color="000000"/>
+                <w:right w:val="none" w:sz="0" w:space="0" w:color="000000"/>
+              </w:pBdr>
+              <w:spacing w:after="100" w:before="100" w:line="240"/>
+              <w:ind w:left="100" w:right="100" w:firstLine="0" w:firstLineChars="0"/>
+              <w:rPr>
+                <w:rFonts w:ascii="Helvetica" w:hAnsi="Helvetica" w:eastAsia="Helvetica" w:cs="Helvetica"/>
+                <w:i w:val="false"/>
+                <w:b w:val="false"/>
+                <w:u w:val="none"/>
+                <w:sz w:val="22"/>
+                <w:szCs w:val="22"/>
+                <w:color w:val="000000"/>
+              </w:rPr>
+            </w:pPr>
+            <w:r>
+              <w:rPr>
+                <w:rFonts w:ascii="Helvetica" w:hAnsi="Helvetica" w:eastAsia="Helvetica" w:cs="Helvetica"/>
+                <w:i w:val="false"/>
+                <w:b w:val="false"/>
+                <w:u w:val="none"/>
+                <w:sz w:val="22"/>
+                <w:szCs w:val="22"/>
+                <w:color w:val="000000"/>
+              </w:rPr>
+              <w:t xml:space="preserve">-17, 30</w:t>
+            </w:r>
+          </w:p>
+        </w:tc>
+        <w:tc>
+          <w:tcPr>
+            <w:tcBorders>
+              <w:bottom w:val="none" w:sz="0" w:space="0" w:color="000000"/>
+              <w:top w:val="none" w:sz="0" w:space="0" w:color="000000"/>
+              <w:left w:val="none" w:sz="0" w:space="0" w:color="000000"/>
+              <w:right w:val="none" w:sz="0" w:space="0" w:color="000000"/>
+            </w:tcBorders>
+            <w:shd w:val="clear" w:color="auto" w:fill="FFFFFF"/>
+            <w:tcMar>
+              <w:top w:w="0" w:type="dxa"/>
+              <w:bottom w:w="0" w:type="dxa"/>
+              <w:left w:w="0" w:type="dxa"/>
+              <w:right w:w="0" w:type="dxa"/>
+            </w:tcMar>
+            <w:vAlign w:val="top"/>
+          </w:tcPr>
+          <w:p>
+            <w:pPr>
+              <w:pStyle w:val="Normal"/>
+              <w:jc w:val="center"/>
+              <w:pBdr>
+                <w:bottom w:val="none" w:sz="0" w:space="0" w:color="000000"/>
+                <w:top w:val="none" w:sz="0" w:space="0" w:color="000000"/>
+                <w:left w:val="none" w:sz="0" w:space="0" w:color="000000"/>
+                <w:right w:val="none" w:sz="0" w:space="0" w:color="000000"/>
+              </w:pBdr>
+              <w:spacing w:after="100" w:before="100" w:line="240"/>
+              <w:ind w:left="100" w:right="100" w:firstLine="0" w:firstLineChars="0"/>
+              <w:rPr>
+                <w:rFonts w:ascii="Helvetica" w:hAnsi="Helvetica" w:eastAsia="Helvetica" w:cs="Helvetica"/>
+                <w:i w:val="false"/>
+                <w:b w:val="false"/>
+                <w:u w:val="none"/>
+                <w:sz w:val="22"/>
+                <w:szCs w:val="22"/>
+                <w:color w:val="000000"/>
+              </w:rPr>
+            </w:pPr>
+            <w:r>
+              <w:rPr>
+                <w:rFonts w:ascii="Helvetica" w:hAnsi="Helvetica" w:eastAsia="Helvetica" w:cs="Helvetica"/>
+                <w:i w:val="false"/>
+                <w:b w:val="false"/>
+                <w:u w:val="none"/>
+                <w:sz w:val="22"/>
+                <w:szCs w:val="22"/>
+                <w:color w:val="000000"/>
+              </w:rPr>
+              <w:t xml:space="preserve">0.584</w:t>
             </w:r>
           </w:p>
         </w:tc>
@@ -8805,113 +8805,113 @@
                 <w:szCs w:val="22"/>
                 <w:color w:val="000000"/>
               </w:rPr>
-              <w:t xml:space="preserve">14</w:t>
-            </w:r>
-          </w:p>
-        </w:tc>
-        <w:tc>
-          <w:tcPr>
-            <w:tcBorders>
-              <w:bottom w:val="none" w:sz="0" w:space="0" w:color="000000"/>
-              <w:top w:val="none" w:sz="0" w:space="0" w:color="000000"/>
-              <w:left w:val="none" w:sz="0" w:space="0" w:color="000000"/>
-              <w:right w:val="none" w:sz="0" w:space="0" w:color="000000"/>
-            </w:tcBorders>
-            <w:shd w:val="clear" w:color="auto" w:fill="FFFFFF"/>
-            <w:tcMar>
-              <w:top w:w="0" w:type="dxa"/>
-              <w:bottom w:w="0" w:type="dxa"/>
-              <w:left w:w="0" w:type="dxa"/>
-              <w:right w:w="0" w:type="dxa"/>
-            </w:tcMar>
-            <w:vAlign w:val="top"/>
-          </w:tcPr>
-          <w:p>
-            <w:pPr>
-              <w:pStyle w:val="Normal"/>
-              <w:jc w:val="center"/>
-              <w:pBdr>
-                <w:bottom w:val="none" w:sz="0" w:space="0" w:color="000000"/>
-                <w:top w:val="none" w:sz="0" w:space="0" w:color="000000"/>
-                <w:left w:val="none" w:sz="0" w:space="0" w:color="000000"/>
-                <w:right w:val="none" w:sz="0" w:space="0" w:color="000000"/>
-              </w:pBdr>
-              <w:spacing w:after="100" w:before="100" w:line="240"/>
-              <w:ind w:left="100" w:right="100" w:firstLine="0" w:firstLineChars="0"/>
-              <w:rPr>
-                <w:rFonts w:ascii="Helvetica" w:hAnsi="Helvetica" w:eastAsia="Helvetica" w:cs="Helvetica"/>
-                <w:i w:val="false"/>
-                <w:b w:val="false"/>
-                <w:u w:val="none"/>
-                <w:sz w:val="22"/>
-                <w:szCs w:val="22"/>
-                <w:color w:val="000000"/>
-              </w:rPr>
-            </w:pPr>
-            <w:r>
-              <w:rPr>
-                <w:rFonts w:ascii="Helvetica" w:hAnsi="Helvetica" w:eastAsia="Helvetica" w:cs="Helvetica"/>
-                <w:i w:val="false"/>
-                <w:b w:val="false"/>
-                <w:u w:val="none"/>
-                <w:sz w:val="22"/>
-                <w:szCs w:val="22"/>
-                <w:color w:val="000000"/>
-              </w:rPr>
-              <w:t xml:space="preserve">-6.5, 34</w:t>
-            </w:r>
-          </w:p>
-        </w:tc>
-        <w:tc>
-          <w:tcPr>
-            <w:tcBorders>
-              <w:bottom w:val="none" w:sz="0" w:space="0" w:color="000000"/>
-              <w:top w:val="none" w:sz="0" w:space="0" w:color="000000"/>
-              <w:left w:val="none" w:sz="0" w:space="0" w:color="000000"/>
-              <w:right w:val="none" w:sz="0" w:space="0" w:color="000000"/>
-            </w:tcBorders>
-            <w:shd w:val="clear" w:color="auto" w:fill="FFFFFF"/>
-            <w:tcMar>
-              <w:top w:w="0" w:type="dxa"/>
-              <w:bottom w:w="0" w:type="dxa"/>
-              <w:left w:w="0" w:type="dxa"/>
-              <w:right w:w="0" w:type="dxa"/>
-            </w:tcMar>
-            <w:vAlign w:val="top"/>
-          </w:tcPr>
-          <w:p>
-            <w:pPr>
-              <w:pStyle w:val="Normal"/>
-              <w:jc w:val="center"/>
-              <w:pBdr>
-                <w:bottom w:val="none" w:sz="0" w:space="0" w:color="000000"/>
-                <w:top w:val="none" w:sz="0" w:space="0" w:color="000000"/>
-                <w:left w:val="none" w:sz="0" w:space="0" w:color="000000"/>
-                <w:right w:val="none" w:sz="0" w:space="0" w:color="000000"/>
-              </w:pBdr>
-              <w:spacing w:after="100" w:before="100" w:line="240"/>
-              <w:ind w:left="100" w:right="100" w:firstLine="0" w:firstLineChars="0"/>
-              <w:rPr>
-                <w:rFonts w:ascii="Helvetica" w:hAnsi="Helvetica" w:eastAsia="Helvetica" w:cs="Helvetica"/>
-                <w:i w:val="false"/>
-                <w:b w:val="false"/>
-                <w:u w:val="none"/>
-                <w:sz w:val="22"/>
-                <w:szCs w:val="22"/>
-                <w:color w:val="000000"/>
-              </w:rPr>
-            </w:pPr>
-            <w:r>
-              <w:rPr>
-                <w:rFonts w:ascii="Helvetica" w:hAnsi="Helvetica" w:eastAsia="Helvetica" w:cs="Helvetica"/>
-                <w:i w:val="false"/>
-                <w:b w:val="false"/>
-                <w:u w:val="none"/>
-                <w:sz w:val="22"/>
-                <w:szCs w:val="22"/>
-                <w:color w:val="000000"/>
-              </w:rPr>
-              <w:t xml:space="preserve">0.181</w:t>
+              <w:t xml:space="preserve">12</w:t>
+            </w:r>
+          </w:p>
+        </w:tc>
+        <w:tc>
+          <w:tcPr>
+            <w:tcBorders>
+              <w:bottom w:val="none" w:sz="0" w:space="0" w:color="000000"/>
+              <w:top w:val="none" w:sz="0" w:space="0" w:color="000000"/>
+              <w:left w:val="none" w:sz="0" w:space="0" w:color="000000"/>
+              <w:right w:val="none" w:sz="0" w:space="0" w:color="000000"/>
+            </w:tcBorders>
+            <w:shd w:val="clear" w:color="auto" w:fill="FFFFFF"/>
+            <w:tcMar>
+              <w:top w:w="0" w:type="dxa"/>
+              <w:bottom w:w="0" w:type="dxa"/>
+              <w:left w:w="0" w:type="dxa"/>
+              <w:right w:w="0" w:type="dxa"/>
+            </w:tcMar>
+            <w:vAlign w:val="top"/>
+          </w:tcPr>
+          <w:p>
+            <w:pPr>
+              <w:pStyle w:val="Normal"/>
+              <w:jc w:val="center"/>
+              <w:pBdr>
+                <w:bottom w:val="none" w:sz="0" w:space="0" w:color="000000"/>
+                <w:top w:val="none" w:sz="0" w:space="0" w:color="000000"/>
+                <w:left w:val="none" w:sz="0" w:space="0" w:color="000000"/>
+                <w:right w:val="none" w:sz="0" w:space="0" w:color="000000"/>
+              </w:pBdr>
+              <w:spacing w:after="100" w:before="100" w:line="240"/>
+              <w:ind w:left="100" w:right="100" w:firstLine="0" w:firstLineChars="0"/>
+              <w:rPr>
+                <w:rFonts w:ascii="Helvetica" w:hAnsi="Helvetica" w:eastAsia="Helvetica" w:cs="Helvetica"/>
+                <w:i w:val="false"/>
+                <w:b w:val="false"/>
+                <w:u w:val="none"/>
+                <w:sz w:val="22"/>
+                <w:szCs w:val="22"/>
+                <w:color w:val="000000"/>
+              </w:rPr>
+            </w:pPr>
+            <w:r>
+              <w:rPr>
+                <w:rFonts w:ascii="Helvetica" w:hAnsi="Helvetica" w:eastAsia="Helvetica" w:cs="Helvetica"/>
+                <w:i w:val="false"/>
+                <w:b w:val="false"/>
+                <w:u w:val="none"/>
+                <w:sz w:val="22"/>
+                <w:szCs w:val="22"/>
+                <w:color w:val="000000"/>
+              </w:rPr>
+              <w:t xml:space="preserve">-8.2, 33</w:t>
+            </w:r>
+          </w:p>
+        </w:tc>
+        <w:tc>
+          <w:tcPr>
+            <w:tcBorders>
+              <w:bottom w:val="none" w:sz="0" w:space="0" w:color="000000"/>
+              <w:top w:val="none" w:sz="0" w:space="0" w:color="000000"/>
+              <w:left w:val="none" w:sz="0" w:space="0" w:color="000000"/>
+              <w:right w:val="none" w:sz="0" w:space="0" w:color="000000"/>
+            </w:tcBorders>
+            <w:shd w:val="clear" w:color="auto" w:fill="FFFFFF"/>
+            <w:tcMar>
+              <w:top w:w="0" w:type="dxa"/>
+              <w:bottom w:w="0" w:type="dxa"/>
+              <w:left w:w="0" w:type="dxa"/>
+              <w:right w:w="0" w:type="dxa"/>
+            </w:tcMar>
+            <w:vAlign w:val="top"/>
+          </w:tcPr>
+          <w:p>
+            <w:pPr>
+              <w:pStyle w:val="Normal"/>
+              <w:jc w:val="center"/>
+              <w:pBdr>
+                <w:bottom w:val="none" w:sz="0" w:space="0" w:color="000000"/>
+                <w:top w:val="none" w:sz="0" w:space="0" w:color="000000"/>
+                <w:left w:val="none" w:sz="0" w:space="0" w:color="000000"/>
+                <w:right w:val="none" w:sz="0" w:space="0" w:color="000000"/>
+              </w:pBdr>
+              <w:spacing w:after="100" w:before="100" w:line="240"/>
+              <w:ind w:left="100" w:right="100" w:firstLine="0" w:firstLineChars="0"/>
+              <w:rPr>
+                <w:rFonts w:ascii="Helvetica" w:hAnsi="Helvetica" w:eastAsia="Helvetica" w:cs="Helvetica"/>
+                <w:i w:val="false"/>
+                <w:b w:val="false"/>
+                <w:u w:val="none"/>
+                <w:sz w:val="22"/>
+                <w:szCs w:val="22"/>
+                <w:color w:val="000000"/>
+              </w:rPr>
+            </w:pPr>
+            <w:r>
+              <w:rPr>
+                <w:rFonts w:ascii="Helvetica" w:hAnsi="Helvetica" w:eastAsia="Helvetica" w:cs="Helvetica"/>
+                <w:i w:val="false"/>
+                <w:b w:val="false"/>
+                <w:u w:val="none"/>
+                <w:sz w:val="22"/>
+                <w:szCs w:val="22"/>
+                <w:color w:val="000000"/>
+              </w:rPr>
+              <w:t xml:space="preserve">0.234</w:t>
             </w:r>
           </w:p>
         </w:tc>
@@ -9288,113 +9288,113 @@
                 <w:szCs w:val="22"/>
                 <w:color w:val="000000"/>
               </w:rPr>
-              <w:t xml:space="preserve">32</w:t>
-            </w:r>
-          </w:p>
-        </w:tc>
-        <w:tc>
-          <w:tcPr>
-            <w:tcBorders>
-              <w:bottom w:val="none" w:sz="0" w:space="0" w:color="000000"/>
-              <w:top w:val="none" w:sz="0" w:space="0" w:color="000000"/>
-              <w:left w:val="none" w:sz="0" w:space="0" w:color="000000"/>
-              <w:right w:val="none" w:sz="0" w:space="0" w:color="000000"/>
-            </w:tcBorders>
-            <w:shd w:val="clear" w:color="auto" w:fill="FFFFFF"/>
-            <w:tcMar>
-              <w:top w:w="0" w:type="dxa"/>
-              <w:bottom w:w="0" w:type="dxa"/>
-              <w:left w:w="0" w:type="dxa"/>
-              <w:right w:w="0" w:type="dxa"/>
-            </w:tcMar>
-            <w:vAlign w:val="top"/>
-          </w:tcPr>
-          <w:p>
-            <w:pPr>
-              <w:pStyle w:val="Normal"/>
-              <w:jc w:val="center"/>
-              <w:pBdr>
-                <w:bottom w:val="none" w:sz="0" w:space="0" w:color="000000"/>
-                <w:top w:val="none" w:sz="0" w:space="0" w:color="000000"/>
-                <w:left w:val="none" w:sz="0" w:space="0" w:color="000000"/>
-                <w:right w:val="none" w:sz="0" w:space="0" w:color="000000"/>
-              </w:pBdr>
-              <w:spacing w:after="100" w:before="100" w:line="240"/>
-              <w:ind w:left="100" w:right="100" w:firstLine="0" w:firstLineChars="0"/>
-              <w:rPr>
-                <w:rFonts w:ascii="Helvetica" w:hAnsi="Helvetica" w:eastAsia="Helvetica" w:cs="Helvetica"/>
-                <w:i w:val="false"/>
-                <w:b w:val="false"/>
-                <w:u w:val="none"/>
-                <w:sz w:val="22"/>
-                <w:szCs w:val="22"/>
-                <w:color w:val="000000"/>
-              </w:rPr>
-            </w:pPr>
-            <w:r>
-              <w:rPr>
-                <w:rFonts w:ascii="Helvetica" w:hAnsi="Helvetica" w:eastAsia="Helvetica" w:cs="Helvetica"/>
-                <w:i w:val="false"/>
-                <w:b w:val="false"/>
-                <w:u w:val="none"/>
-                <w:sz w:val="22"/>
-                <w:szCs w:val="22"/>
-                <w:color w:val="000000"/>
-              </w:rPr>
-              <w:t xml:space="preserve">11, 52</w:t>
-            </w:r>
-          </w:p>
-        </w:tc>
-        <w:tc>
-          <w:tcPr>
-            <w:tcBorders>
-              <w:bottom w:val="none" w:sz="0" w:space="0" w:color="000000"/>
-              <w:top w:val="none" w:sz="0" w:space="0" w:color="000000"/>
-              <w:left w:val="none" w:sz="0" w:space="0" w:color="000000"/>
-              <w:right w:val="none" w:sz="0" w:space="0" w:color="000000"/>
-            </w:tcBorders>
-            <w:shd w:val="clear" w:color="auto" w:fill="FFFFFF"/>
-            <w:tcMar>
-              <w:top w:w="0" w:type="dxa"/>
-              <w:bottom w:w="0" w:type="dxa"/>
-              <w:left w:w="0" w:type="dxa"/>
-              <w:right w:w="0" w:type="dxa"/>
-            </w:tcMar>
-            <w:vAlign w:val="top"/>
-          </w:tcPr>
-          <w:p>
-            <w:pPr>
-              <w:pStyle w:val="Normal"/>
-              <w:jc w:val="center"/>
-              <w:pBdr>
-                <w:bottom w:val="none" w:sz="0" w:space="0" w:color="000000"/>
-                <w:top w:val="none" w:sz="0" w:space="0" w:color="000000"/>
-                <w:left w:val="none" w:sz="0" w:space="0" w:color="000000"/>
-                <w:right w:val="none" w:sz="0" w:space="0" w:color="000000"/>
-              </w:pBdr>
-              <w:spacing w:after="100" w:before="100" w:line="240"/>
-              <w:ind w:left="100" w:right="100" w:firstLine="0" w:firstLineChars="0"/>
-              <w:rPr>
-                <w:rFonts w:ascii="Helvetica" w:hAnsi="Helvetica" w:eastAsia="Helvetica" w:cs="Helvetica"/>
-                <w:i w:val="false"/>
-                <w:b w:val="false"/>
-                <w:u w:val="none"/>
-                <w:sz w:val="22"/>
-                <w:szCs w:val="22"/>
-                <w:color w:val="000000"/>
-              </w:rPr>
-            </w:pPr>
-            <w:r>
-              <w:rPr>
-                <w:rFonts w:ascii="Helvetica" w:hAnsi="Helvetica" w:eastAsia="Helvetica" w:cs="Helvetica"/>
-                <w:i w:val="false"/>
-                <w:b w:val="false"/>
-                <w:u w:val="none"/>
-                <w:sz w:val="22"/>
-                <w:szCs w:val="22"/>
-                <w:color w:val="000000"/>
-              </w:rPr>
-              <w:t xml:space="preserve">0.003</w:t>
+              <w:t xml:space="preserve">33</w:t>
+            </w:r>
+          </w:p>
+        </w:tc>
+        <w:tc>
+          <w:tcPr>
+            <w:tcBorders>
+              <w:bottom w:val="none" w:sz="0" w:space="0" w:color="000000"/>
+              <w:top w:val="none" w:sz="0" w:space="0" w:color="000000"/>
+              <w:left w:val="none" w:sz="0" w:space="0" w:color="000000"/>
+              <w:right w:val="none" w:sz="0" w:space="0" w:color="000000"/>
+            </w:tcBorders>
+            <w:shd w:val="clear" w:color="auto" w:fill="FFFFFF"/>
+            <w:tcMar>
+              <w:top w:w="0" w:type="dxa"/>
+              <w:bottom w:w="0" w:type="dxa"/>
+              <w:left w:w="0" w:type="dxa"/>
+              <w:right w:w="0" w:type="dxa"/>
+            </w:tcMar>
+            <w:vAlign w:val="top"/>
+          </w:tcPr>
+          <w:p>
+            <w:pPr>
+              <w:pStyle w:val="Normal"/>
+              <w:jc w:val="center"/>
+              <w:pBdr>
+                <w:bottom w:val="none" w:sz="0" w:space="0" w:color="000000"/>
+                <w:top w:val="none" w:sz="0" w:space="0" w:color="000000"/>
+                <w:left w:val="none" w:sz="0" w:space="0" w:color="000000"/>
+                <w:right w:val="none" w:sz="0" w:space="0" w:color="000000"/>
+              </w:pBdr>
+              <w:spacing w:after="100" w:before="100" w:line="240"/>
+              <w:ind w:left="100" w:right="100" w:firstLine="0" w:firstLineChars="0"/>
+              <w:rPr>
+                <w:rFonts w:ascii="Helvetica" w:hAnsi="Helvetica" w:eastAsia="Helvetica" w:cs="Helvetica"/>
+                <w:i w:val="false"/>
+                <w:b w:val="false"/>
+                <w:u w:val="none"/>
+                <w:sz w:val="22"/>
+                <w:szCs w:val="22"/>
+                <w:color w:val="000000"/>
+              </w:rPr>
+            </w:pPr>
+            <w:r>
+              <w:rPr>
+                <w:rFonts w:ascii="Helvetica" w:hAnsi="Helvetica" w:eastAsia="Helvetica" w:cs="Helvetica"/>
+                <w:i w:val="false"/>
+                <w:b w:val="false"/>
+                <w:u w:val="none"/>
+                <w:sz w:val="22"/>
+                <w:szCs w:val="22"/>
+                <w:color w:val="000000"/>
+              </w:rPr>
+              <w:t xml:space="preserve">12, 54</w:t>
+            </w:r>
+          </w:p>
+        </w:tc>
+        <w:tc>
+          <w:tcPr>
+            <w:tcBorders>
+              <w:bottom w:val="none" w:sz="0" w:space="0" w:color="000000"/>
+              <w:top w:val="none" w:sz="0" w:space="0" w:color="000000"/>
+              <w:left w:val="none" w:sz="0" w:space="0" w:color="000000"/>
+              <w:right w:val="none" w:sz="0" w:space="0" w:color="000000"/>
+            </w:tcBorders>
+            <w:shd w:val="clear" w:color="auto" w:fill="FFFFFF"/>
+            <w:tcMar>
+              <w:top w:w="0" w:type="dxa"/>
+              <w:bottom w:w="0" w:type="dxa"/>
+              <w:left w:w="0" w:type="dxa"/>
+              <w:right w:w="0" w:type="dxa"/>
+            </w:tcMar>
+            <w:vAlign w:val="top"/>
+          </w:tcPr>
+          <w:p>
+            <w:pPr>
+              <w:pStyle w:val="Normal"/>
+              <w:jc w:val="center"/>
+              <w:pBdr>
+                <w:bottom w:val="none" w:sz="0" w:space="0" w:color="000000"/>
+                <w:top w:val="none" w:sz="0" w:space="0" w:color="000000"/>
+                <w:left w:val="none" w:sz="0" w:space="0" w:color="000000"/>
+                <w:right w:val="none" w:sz="0" w:space="0" w:color="000000"/>
+              </w:pBdr>
+              <w:spacing w:after="100" w:before="100" w:line="240"/>
+              <w:ind w:left="100" w:right="100" w:firstLine="0" w:firstLineChars="0"/>
+              <w:rPr>
+                <w:rFonts w:ascii="Helvetica" w:hAnsi="Helvetica" w:eastAsia="Helvetica" w:cs="Helvetica"/>
+                <w:i w:val="false"/>
+                <w:b w:val="false"/>
+                <w:u w:val="none"/>
+                <w:sz w:val="22"/>
+                <w:szCs w:val="22"/>
+                <w:color w:val="000000"/>
+              </w:rPr>
+            </w:pPr>
+            <w:r>
+              <w:rPr>
+                <w:rFonts w:ascii="Helvetica" w:hAnsi="Helvetica" w:eastAsia="Helvetica" w:cs="Helvetica"/>
+                <w:i w:val="false"/>
+                <w:b w:val="false"/>
+                <w:u w:val="none"/>
+                <w:sz w:val="22"/>
+                <w:szCs w:val="22"/>
+                <w:color w:val="000000"/>
+              </w:rPr>
+              <w:t xml:space="preserve">0.002</w:t>
             </w:r>
           </w:p>
         </w:tc>
@@ -9771,113 +9771,113 @@
                 <w:szCs w:val="22"/>
                 <w:color w:val="000000"/>
               </w:rPr>
-              <w:t xml:space="preserve">4.3</w:t>
-            </w:r>
-          </w:p>
-        </w:tc>
-        <w:tc>
-          <w:tcPr>
-            <w:tcBorders>
-              <w:bottom w:val="none" w:sz="0" w:space="0" w:color="000000"/>
-              <w:top w:val="none" w:sz="0" w:space="0" w:color="000000"/>
-              <w:left w:val="none" w:sz="0" w:space="0" w:color="000000"/>
-              <w:right w:val="none" w:sz="0" w:space="0" w:color="000000"/>
-            </w:tcBorders>
-            <w:shd w:val="clear" w:color="auto" w:fill="FFFFFF"/>
-            <w:tcMar>
-              <w:top w:w="0" w:type="dxa"/>
-              <w:bottom w:w="0" w:type="dxa"/>
-              <w:left w:w="0" w:type="dxa"/>
-              <w:right w:w="0" w:type="dxa"/>
-            </w:tcMar>
-            <w:vAlign w:val="top"/>
-          </w:tcPr>
-          <w:p>
-            <w:pPr>
-              <w:pStyle w:val="Normal"/>
-              <w:jc w:val="center"/>
-              <w:pBdr>
-                <w:bottom w:val="none" w:sz="0" w:space="0" w:color="000000"/>
-                <w:top w:val="none" w:sz="0" w:space="0" w:color="000000"/>
-                <w:left w:val="none" w:sz="0" w:space="0" w:color="000000"/>
-                <w:right w:val="none" w:sz="0" w:space="0" w:color="000000"/>
-              </w:pBdr>
-              <w:spacing w:after="100" w:before="100" w:line="240"/>
-              <w:ind w:left="100" w:right="100" w:firstLine="0" w:firstLineChars="0"/>
-              <w:rPr>
-                <w:rFonts w:ascii="Helvetica" w:hAnsi="Helvetica" w:eastAsia="Helvetica" w:cs="Helvetica"/>
-                <w:i w:val="false"/>
-                <w:b w:val="false"/>
-                <w:u w:val="none"/>
-                <w:sz w:val="22"/>
-                <w:szCs w:val="22"/>
-                <w:color w:val="000000"/>
-              </w:rPr>
-            </w:pPr>
-            <w:r>
-              <w:rPr>
-                <w:rFonts w:ascii="Helvetica" w:hAnsi="Helvetica" w:eastAsia="Helvetica" w:cs="Helvetica"/>
-                <w:i w:val="false"/>
-                <w:b w:val="false"/>
-                <w:u w:val="none"/>
-                <w:sz w:val="22"/>
-                <w:szCs w:val="22"/>
-                <w:color w:val="000000"/>
-              </w:rPr>
-              <w:t xml:space="preserve">-24, 33</w:t>
-            </w:r>
-          </w:p>
-        </w:tc>
-        <w:tc>
-          <w:tcPr>
-            <w:tcBorders>
-              <w:bottom w:val="none" w:sz="0" w:space="0" w:color="000000"/>
-              <w:top w:val="none" w:sz="0" w:space="0" w:color="000000"/>
-              <w:left w:val="none" w:sz="0" w:space="0" w:color="000000"/>
-              <w:right w:val="none" w:sz="0" w:space="0" w:color="000000"/>
-            </w:tcBorders>
-            <w:shd w:val="clear" w:color="auto" w:fill="FFFFFF"/>
-            <w:tcMar>
-              <w:top w:w="0" w:type="dxa"/>
-              <w:bottom w:w="0" w:type="dxa"/>
-              <w:left w:w="0" w:type="dxa"/>
-              <w:right w:w="0" w:type="dxa"/>
-            </w:tcMar>
-            <w:vAlign w:val="top"/>
-          </w:tcPr>
-          <w:p>
-            <w:pPr>
-              <w:pStyle w:val="Normal"/>
-              <w:jc w:val="center"/>
-              <w:pBdr>
-                <w:bottom w:val="none" w:sz="0" w:space="0" w:color="000000"/>
-                <w:top w:val="none" w:sz="0" w:space="0" w:color="000000"/>
-                <w:left w:val="none" w:sz="0" w:space="0" w:color="000000"/>
-                <w:right w:val="none" w:sz="0" w:space="0" w:color="000000"/>
-              </w:pBdr>
-              <w:spacing w:after="100" w:before="100" w:line="240"/>
-              <w:ind w:left="100" w:right="100" w:firstLine="0" w:firstLineChars="0"/>
-              <w:rPr>
-                <w:rFonts w:ascii="Helvetica" w:hAnsi="Helvetica" w:eastAsia="Helvetica" w:cs="Helvetica"/>
-                <w:i w:val="false"/>
-                <w:b w:val="false"/>
-                <w:u w:val="none"/>
-                <w:sz w:val="22"/>
-                <w:szCs w:val="22"/>
-                <w:color w:val="000000"/>
-              </w:rPr>
-            </w:pPr>
-            <w:r>
-              <w:rPr>
-                <w:rFonts w:ascii="Helvetica" w:hAnsi="Helvetica" w:eastAsia="Helvetica" w:cs="Helvetica"/>
-                <w:i w:val="false"/>
-                <w:b w:val="false"/>
-                <w:u w:val="none"/>
-                <w:sz w:val="22"/>
-                <w:szCs w:val="22"/>
-                <w:color w:val="000000"/>
-              </w:rPr>
-              <w:t xml:space="preserve">0.766</w:t>
+              <w:t xml:space="preserve">1.4</w:t>
+            </w:r>
+          </w:p>
+        </w:tc>
+        <w:tc>
+          <w:tcPr>
+            <w:tcBorders>
+              <w:bottom w:val="none" w:sz="0" w:space="0" w:color="000000"/>
+              <w:top w:val="none" w:sz="0" w:space="0" w:color="000000"/>
+              <w:left w:val="none" w:sz="0" w:space="0" w:color="000000"/>
+              <w:right w:val="none" w:sz="0" w:space="0" w:color="000000"/>
+            </w:tcBorders>
+            <w:shd w:val="clear" w:color="auto" w:fill="FFFFFF"/>
+            <w:tcMar>
+              <w:top w:w="0" w:type="dxa"/>
+              <w:bottom w:w="0" w:type="dxa"/>
+              <w:left w:w="0" w:type="dxa"/>
+              <w:right w:w="0" w:type="dxa"/>
+            </w:tcMar>
+            <w:vAlign w:val="top"/>
+          </w:tcPr>
+          <w:p>
+            <w:pPr>
+              <w:pStyle w:val="Normal"/>
+              <w:jc w:val="center"/>
+              <w:pBdr>
+                <w:bottom w:val="none" w:sz="0" w:space="0" w:color="000000"/>
+                <w:top w:val="none" w:sz="0" w:space="0" w:color="000000"/>
+                <w:left w:val="none" w:sz="0" w:space="0" w:color="000000"/>
+                <w:right w:val="none" w:sz="0" w:space="0" w:color="000000"/>
+              </w:pBdr>
+              <w:spacing w:after="100" w:before="100" w:line="240"/>
+              <w:ind w:left="100" w:right="100" w:firstLine="0" w:firstLineChars="0"/>
+              <w:rPr>
+                <w:rFonts w:ascii="Helvetica" w:hAnsi="Helvetica" w:eastAsia="Helvetica" w:cs="Helvetica"/>
+                <w:i w:val="false"/>
+                <w:b w:val="false"/>
+                <w:u w:val="none"/>
+                <w:sz w:val="22"/>
+                <w:szCs w:val="22"/>
+                <w:color w:val="000000"/>
+              </w:rPr>
+            </w:pPr>
+            <w:r>
+              <w:rPr>
+                <w:rFonts w:ascii="Helvetica" w:hAnsi="Helvetica" w:eastAsia="Helvetica" w:cs="Helvetica"/>
+                <w:i w:val="false"/>
+                <w:b w:val="false"/>
+                <w:u w:val="none"/>
+                <w:sz w:val="22"/>
+                <w:szCs w:val="22"/>
+                <w:color w:val="000000"/>
+              </w:rPr>
+              <w:t xml:space="preserve">-28, 30</w:t>
+            </w:r>
+          </w:p>
+        </w:tc>
+        <w:tc>
+          <w:tcPr>
+            <w:tcBorders>
+              <w:bottom w:val="none" w:sz="0" w:space="0" w:color="000000"/>
+              <w:top w:val="none" w:sz="0" w:space="0" w:color="000000"/>
+              <w:left w:val="none" w:sz="0" w:space="0" w:color="000000"/>
+              <w:right w:val="none" w:sz="0" w:space="0" w:color="000000"/>
+            </w:tcBorders>
+            <w:shd w:val="clear" w:color="auto" w:fill="FFFFFF"/>
+            <w:tcMar>
+              <w:top w:w="0" w:type="dxa"/>
+              <w:bottom w:w="0" w:type="dxa"/>
+              <w:left w:w="0" w:type="dxa"/>
+              <w:right w:w="0" w:type="dxa"/>
+            </w:tcMar>
+            <w:vAlign w:val="top"/>
+          </w:tcPr>
+          <w:p>
+            <w:pPr>
+              <w:pStyle w:val="Normal"/>
+              <w:jc w:val="center"/>
+              <w:pBdr>
+                <w:bottom w:val="none" w:sz="0" w:space="0" w:color="000000"/>
+                <w:top w:val="none" w:sz="0" w:space="0" w:color="000000"/>
+                <w:left w:val="none" w:sz="0" w:space="0" w:color="000000"/>
+                <w:right w:val="none" w:sz="0" w:space="0" w:color="000000"/>
+              </w:pBdr>
+              <w:spacing w:after="100" w:before="100" w:line="240"/>
+              <w:ind w:left="100" w:right="100" w:firstLine="0" w:firstLineChars="0"/>
+              <w:rPr>
+                <w:rFonts w:ascii="Helvetica" w:hAnsi="Helvetica" w:eastAsia="Helvetica" w:cs="Helvetica"/>
+                <w:i w:val="false"/>
+                <w:b w:val="false"/>
+                <w:u w:val="none"/>
+                <w:sz w:val="22"/>
+                <w:szCs w:val="22"/>
+                <w:color w:val="000000"/>
+              </w:rPr>
+            </w:pPr>
+            <w:r>
+              <w:rPr>
+                <w:rFonts w:ascii="Helvetica" w:hAnsi="Helvetica" w:eastAsia="Helvetica" w:cs="Helvetica"/>
+                <w:i w:val="false"/>
+                <w:b w:val="false"/>
+                <w:u w:val="none"/>
+                <w:sz w:val="22"/>
+                <w:szCs w:val="22"/>
+                <w:color w:val="000000"/>
+              </w:rPr>
+              <w:t xml:space="preserve">0.923</w:t>
             </w:r>
           </w:p>
         </w:tc>
@@ -11220,113 +11220,113 @@
                 <w:szCs w:val="22"/>
                 <w:color w:val="000000"/>
               </w:rPr>
-              <w:t xml:space="preserve">-0.88</w:t>
-            </w:r>
-          </w:p>
-        </w:tc>
-        <w:tc>
-          <w:tcPr>
-            <w:tcBorders>
-              <w:bottom w:val="none" w:sz="0" w:space="0" w:color="000000"/>
-              <w:top w:val="none" w:sz="0" w:space="0" w:color="000000"/>
-              <w:left w:val="none" w:sz="0" w:space="0" w:color="000000"/>
-              <w:right w:val="none" w:sz="0" w:space="0" w:color="000000"/>
-            </w:tcBorders>
-            <w:shd w:val="clear" w:color="auto" w:fill="FFFFFF"/>
-            <w:tcMar>
-              <w:top w:w="0" w:type="dxa"/>
-              <w:bottom w:w="0" w:type="dxa"/>
-              <w:left w:w="0" w:type="dxa"/>
-              <w:right w:w="0" w:type="dxa"/>
-            </w:tcMar>
-            <w:vAlign w:val="top"/>
-          </w:tcPr>
-          <w:p>
-            <w:pPr>
-              <w:pStyle w:val="Normal"/>
-              <w:jc w:val="center"/>
-              <w:pBdr>
-                <w:bottom w:val="none" w:sz="0" w:space="0" w:color="000000"/>
-                <w:top w:val="none" w:sz="0" w:space="0" w:color="000000"/>
-                <w:left w:val="none" w:sz="0" w:space="0" w:color="000000"/>
-                <w:right w:val="none" w:sz="0" w:space="0" w:color="000000"/>
-              </w:pBdr>
-              <w:spacing w:after="100" w:before="100" w:line="240"/>
-              <w:ind w:left="100" w:right="100" w:firstLine="0" w:firstLineChars="0"/>
-              <w:rPr>
-                <w:rFonts w:ascii="Helvetica" w:hAnsi="Helvetica" w:eastAsia="Helvetica" w:cs="Helvetica"/>
-                <w:i w:val="false"/>
-                <w:b w:val="false"/>
-                <w:u w:val="none"/>
-                <w:sz w:val="22"/>
-                <w:szCs w:val="22"/>
-                <w:color w:val="000000"/>
-              </w:rPr>
-            </w:pPr>
-            <w:r>
-              <w:rPr>
-                <w:rFonts w:ascii="Helvetica" w:hAnsi="Helvetica" w:eastAsia="Helvetica" w:cs="Helvetica"/>
-                <w:i w:val="false"/>
-                <w:b w:val="false"/>
-                <w:u w:val="none"/>
-                <w:sz w:val="22"/>
-                <w:szCs w:val="22"/>
-                <w:color w:val="000000"/>
-              </w:rPr>
-              <w:t xml:space="preserve">-15, 13</w:t>
-            </w:r>
-          </w:p>
-        </w:tc>
-        <w:tc>
-          <w:tcPr>
-            <w:tcBorders>
-              <w:bottom w:val="none" w:sz="0" w:space="0" w:color="000000"/>
-              <w:top w:val="none" w:sz="0" w:space="0" w:color="000000"/>
-              <w:left w:val="none" w:sz="0" w:space="0" w:color="000000"/>
-              <w:right w:val="none" w:sz="0" w:space="0" w:color="000000"/>
-            </w:tcBorders>
-            <w:shd w:val="clear" w:color="auto" w:fill="FFFFFF"/>
-            <w:tcMar>
-              <w:top w:w="0" w:type="dxa"/>
-              <w:bottom w:w="0" w:type="dxa"/>
-              <w:left w:w="0" w:type="dxa"/>
-              <w:right w:w="0" w:type="dxa"/>
-            </w:tcMar>
-            <w:vAlign w:val="top"/>
-          </w:tcPr>
-          <w:p>
-            <w:pPr>
-              <w:pStyle w:val="Normal"/>
-              <w:jc w:val="center"/>
-              <w:pBdr>
-                <w:bottom w:val="none" w:sz="0" w:space="0" w:color="000000"/>
-                <w:top w:val="none" w:sz="0" w:space="0" w:color="000000"/>
-                <w:left w:val="none" w:sz="0" w:space="0" w:color="000000"/>
-                <w:right w:val="none" w:sz="0" w:space="0" w:color="000000"/>
-              </w:pBdr>
-              <w:spacing w:after="100" w:before="100" w:line="240"/>
-              <w:ind w:left="100" w:right="100" w:firstLine="0" w:firstLineChars="0"/>
-              <w:rPr>
-                <w:rFonts w:ascii="Helvetica" w:hAnsi="Helvetica" w:eastAsia="Helvetica" w:cs="Helvetica"/>
-                <w:i w:val="false"/>
-                <w:b w:val="false"/>
-                <w:u w:val="none"/>
-                <w:sz w:val="22"/>
-                <w:szCs w:val="22"/>
-                <w:color w:val="000000"/>
-              </w:rPr>
-            </w:pPr>
-            <w:r>
-              <w:rPr>
-                <w:rFonts w:ascii="Helvetica" w:hAnsi="Helvetica" w:eastAsia="Helvetica" w:cs="Helvetica"/>
-                <w:i w:val="false"/>
-                <w:b w:val="false"/>
-                <w:u w:val="none"/>
-                <w:sz w:val="22"/>
-                <w:szCs w:val="22"/>
-                <w:color w:val="000000"/>
-              </w:rPr>
-              <w:t xml:space="preserve">0.901</w:t>
+              <w:t xml:space="preserve">0.74</w:t>
+            </w:r>
+          </w:p>
+        </w:tc>
+        <w:tc>
+          <w:tcPr>
+            <w:tcBorders>
+              <w:bottom w:val="none" w:sz="0" w:space="0" w:color="000000"/>
+              <w:top w:val="none" w:sz="0" w:space="0" w:color="000000"/>
+              <w:left w:val="none" w:sz="0" w:space="0" w:color="000000"/>
+              <w:right w:val="none" w:sz="0" w:space="0" w:color="000000"/>
+            </w:tcBorders>
+            <w:shd w:val="clear" w:color="auto" w:fill="FFFFFF"/>
+            <w:tcMar>
+              <w:top w:w="0" w:type="dxa"/>
+              <w:bottom w:w="0" w:type="dxa"/>
+              <w:left w:w="0" w:type="dxa"/>
+              <w:right w:w="0" w:type="dxa"/>
+            </w:tcMar>
+            <w:vAlign w:val="top"/>
+          </w:tcPr>
+          <w:p>
+            <w:pPr>
+              <w:pStyle w:val="Normal"/>
+              <w:jc w:val="center"/>
+              <w:pBdr>
+                <w:bottom w:val="none" w:sz="0" w:space="0" w:color="000000"/>
+                <w:top w:val="none" w:sz="0" w:space="0" w:color="000000"/>
+                <w:left w:val="none" w:sz="0" w:space="0" w:color="000000"/>
+                <w:right w:val="none" w:sz="0" w:space="0" w:color="000000"/>
+              </w:pBdr>
+              <w:spacing w:after="100" w:before="100" w:line="240"/>
+              <w:ind w:left="100" w:right="100" w:firstLine="0" w:firstLineChars="0"/>
+              <w:rPr>
+                <w:rFonts w:ascii="Helvetica" w:hAnsi="Helvetica" w:eastAsia="Helvetica" w:cs="Helvetica"/>
+                <w:i w:val="false"/>
+                <w:b w:val="false"/>
+                <w:u w:val="none"/>
+                <w:sz w:val="22"/>
+                <w:szCs w:val="22"/>
+                <w:color w:val="000000"/>
+              </w:rPr>
+            </w:pPr>
+            <w:r>
+              <w:rPr>
+                <w:rFonts w:ascii="Helvetica" w:hAnsi="Helvetica" w:eastAsia="Helvetica" w:cs="Helvetica"/>
+                <w:i w:val="false"/>
+                <w:b w:val="false"/>
+                <w:u w:val="none"/>
+                <w:sz w:val="22"/>
+                <w:szCs w:val="22"/>
+                <w:color w:val="000000"/>
+              </w:rPr>
+              <w:t xml:space="preserve">-14, 15</w:t>
+            </w:r>
+          </w:p>
+        </w:tc>
+        <w:tc>
+          <w:tcPr>
+            <w:tcBorders>
+              <w:bottom w:val="none" w:sz="0" w:space="0" w:color="000000"/>
+              <w:top w:val="none" w:sz="0" w:space="0" w:color="000000"/>
+              <w:left w:val="none" w:sz="0" w:space="0" w:color="000000"/>
+              <w:right w:val="none" w:sz="0" w:space="0" w:color="000000"/>
+            </w:tcBorders>
+            <w:shd w:val="clear" w:color="auto" w:fill="FFFFFF"/>
+            <w:tcMar>
+              <w:top w:w="0" w:type="dxa"/>
+              <w:bottom w:w="0" w:type="dxa"/>
+              <w:left w:w="0" w:type="dxa"/>
+              <w:right w:w="0" w:type="dxa"/>
+            </w:tcMar>
+            <w:vAlign w:val="top"/>
+          </w:tcPr>
+          <w:p>
+            <w:pPr>
+              <w:pStyle w:val="Normal"/>
+              <w:jc w:val="center"/>
+              <w:pBdr>
+                <w:bottom w:val="none" w:sz="0" w:space="0" w:color="000000"/>
+                <w:top w:val="none" w:sz="0" w:space="0" w:color="000000"/>
+                <w:left w:val="none" w:sz="0" w:space="0" w:color="000000"/>
+                <w:right w:val="none" w:sz="0" w:space="0" w:color="000000"/>
+              </w:pBdr>
+              <w:spacing w:after="100" w:before="100" w:line="240"/>
+              <w:ind w:left="100" w:right="100" w:firstLine="0" w:firstLineChars="0"/>
+              <w:rPr>
+                <w:rFonts w:ascii="Helvetica" w:hAnsi="Helvetica" w:eastAsia="Helvetica" w:cs="Helvetica"/>
+                <w:i w:val="false"/>
+                <w:b w:val="false"/>
+                <w:u w:val="none"/>
+                <w:sz w:val="22"/>
+                <w:szCs w:val="22"/>
+                <w:color w:val="000000"/>
+              </w:rPr>
+            </w:pPr>
+            <w:r>
+              <w:rPr>
+                <w:rFonts w:ascii="Helvetica" w:hAnsi="Helvetica" w:eastAsia="Helvetica" w:cs="Helvetica"/>
+                <w:i w:val="false"/>
+                <w:b w:val="false"/>
+                <w:u w:val="none"/>
+                <w:sz w:val="22"/>
+                <w:szCs w:val="22"/>
+                <w:color w:val="000000"/>
+              </w:rPr>
+              <w:t xml:space="preserve">0.918</w:t>
             </w:r>
           </w:p>
         </w:tc>
@@ -11703,113 +11703,113 @@
                 <w:szCs w:val="22"/>
                 <w:color w:val="000000"/>
               </w:rPr>
-              <w:t xml:space="preserve">-11</w:t>
-            </w:r>
-          </w:p>
-        </w:tc>
-        <w:tc>
-          <w:tcPr>
-            <w:tcBorders>
-              <w:bottom w:val="none" w:sz="0" w:space="0" w:color="000000"/>
-              <w:top w:val="none" w:sz="0" w:space="0" w:color="000000"/>
-              <w:left w:val="none" w:sz="0" w:space="0" w:color="000000"/>
-              <w:right w:val="none" w:sz="0" w:space="0" w:color="000000"/>
-            </w:tcBorders>
-            <w:shd w:val="clear" w:color="auto" w:fill="FFFFFF"/>
-            <w:tcMar>
-              <w:top w:w="0" w:type="dxa"/>
-              <w:bottom w:w="0" w:type="dxa"/>
-              <w:left w:w="0" w:type="dxa"/>
-              <w:right w:w="0" w:type="dxa"/>
-            </w:tcMar>
-            <w:vAlign w:val="top"/>
-          </w:tcPr>
-          <w:p>
-            <w:pPr>
-              <w:pStyle w:val="Normal"/>
-              <w:jc w:val="center"/>
-              <w:pBdr>
-                <w:bottom w:val="none" w:sz="0" w:space="0" w:color="000000"/>
-                <w:top w:val="none" w:sz="0" w:space="0" w:color="000000"/>
-                <w:left w:val="none" w:sz="0" w:space="0" w:color="000000"/>
-                <w:right w:val="none" w:sz="0" w:space="0" w:color="000000"/>
-              </w:pBdr>
-              <w:spacing w:after="100" w:before="100" w:line="240"/>
-              <w:ind w:left="100" w:right="100" w:firstLine="0" w:firstLineChars="0"/>
-              <w:rPr>
-                <w:rFonts w:ascii="Helvetica" w:hAnsi="Helvetica" w:eastAsia="Helvetica" w:cs="Helvetica"/>
-                <w:i w:val="false"/>
-                <w:b w:val="false"/>
-                <w:u w:val="none"/>
-                <w:sz w:val="22"/>
-                <w:szCs w:val="22"/>
-                <w:color w:val="000000"/>
-              </w:rPr>
-            </w:pPr>
-            <w:r>
-              <w:rPr>
-                <w:rFonts w:ascii="Helvetica" w:hAnsi="Helvetica" w:eastAsia="Helvetica" w:cs="Helvetica"/>
-                <w:i w:val="false"/>
-                <w:b w:val="false"/>
-                <w:u w:val="none"/>
-                <w:sz w:val="22"/>
-                <w:szCs w:val="22"/>
-                <w:color w:val="000000"/>
-              </w:rPr>
-              <w:t xml:space="preserve">-23, 2.0</w:t>
-            </w:r>
-          </w:p>
-        </w:tc>
-        <w:tc>
-          <w:tcPr>
-            <w:tcBorders>
-              <w:bottom w:val="none" w:sz="0" w:space="0" w:color="000000"/>
-              <w:top w:val="none" w:sz="0" w:space="0" w:color="000000"/>
-              <w:left w:val="none" w:sz="0" w:space="0" w:color="000000"/>
-              <w:right w:val="none" w:sz="0" w:space="0" w:color="000000"/>
-            </w:tcBorders>
-            <w:shd w:val="clear" w:color="auto" w:fill="FFFFFF"/>
-            <w:tcMar>
-              <w:top w:w="0" w:type="dxa"/>
-              <w:bottom w:w="0" w:type="dxa"/>
-              <w:left w:w="0" w:type="dxa"/>
-              <w:right w:w="0" w:type="dxa"/>
-            </w:tcMar>
-            <w:vAlign w:val="top"/>
-          </w:tcPr>
-          <w:p>
-            <w:pPr>
-              <w:pStyle w:val="Normal"/>
-              <w:jc w:val="center"/>
-              <w:pBdr>
-                <w:bottom w:val="none" w:sz="0" w:space="0" w:color="000000"/>
-                <w:top w:val="none" w:sz="0" w:space="0" w:color="000000"/>
-                <w:left w:val="none" w:sz="0" w:space="0" w:color="000000"/>
-                <w:right w:val="none" w:sz="0" w:space="0" w:color="000000"/>
-              </w:pBdr>
-              <w:spacing w:after="100" w:before="100" w:line="240"/>
-              <w:ind w:left="100" w:right="100" w:firstLine="0" w:firstLineChars="0"/>
-              <w:rPr>
-                <w:rFonts w:ascii="Helvetica" w:hAnsi="Helvetica" w:eastAsia="Helvetica" w:cs="Helvetica"/>
-                <w:i w:val="false"/>
-                <w:b w:val="false"/>
-                <w:u w:val="none"/>
-                <w:sz w:val="22"/>
-                <w:szCs w:val="22"/>
-                <w:color w:val="000000"/>
-              </w:rPr>
-            </w:pPr>
-            <w:r>
-              <w:rPr>
-                <w:rFonts w:ascii="Helvetica" w:hAnsi="Helvetica" w:eastAsia="Helvetica" w:cs="Helvetica"/>
-                <w:i w:val="false"/>
-                <w:b w:val="false"/>
-                <w:u w:val="none"/>
-                <w:sz w:val="22"/>
-                <w:szCs w:val="22"/>
-                <w:color w:val="000000"/>
-              </w:rPr>
-              <w:t xml:space="preserve">0.099</w:t>
+              <w:t xml:space="preserve">-10</w:t>
+            </w:r>
+          </w:p>
+        </w:tc>
+        <w:tc>
+          <w:tcPr>
+            <w:tcBorders>
+              <w:bottom w:val="none" w:sz="0" w:space="0" w:color="000000"/>
+              <w:top w:val="none" w:sz="0" w:space="0" w:color="000000"/>
+              <w:left w:val="none" w:sz="0" w:space="0" w:color="000000"/>
+              <w:right w:val="none" w:sz="0" w:space="0" w:color="000000"/>
+            </w:tcBorders>
+            <w:shd w:val="clear" w:color="auto" w:fill="FFFFFF"/>
+            <w:tcMar>
+              <w:top w:w="0" w:type="dxa"/>
+              <w:bottom w:w="0" w:type="dxa"/>
+              <w:left w:w="0" w:type="dxa"/>
+              <w:right w:w="0" w:type="dxa"/>
+            </w:tcMar>
+            <w:vAlign w:val="top"/>
+          </w:tcPr>
+          <w:p>
+            <w:pPr>
+              <w:pStyle w:val="Normal"/>
+              <w:jc w:val="center"/>
+              <w:pBdr>
+                <w:bottom w:val="none" w:sz="0" w:space="0" w:color="000000"/>
+                <w:top w:val="none" w:sz="0" w:space="0" w:color="000000"/>
+                <w:left w:val="none" w:sz="0" w:space="0" w:color="000000"/>
+                <w:right w:val="none" w:sz="0" w:space="0" w:color="000000"/>
+              </w:pBdr>
+              <w:spacing w:after="100" w:before="100" w:line="240"/>
+              <w:ind w:left="100" w:right="100" w:firstLine="0" w:firstLineChars="0"/>
+              <w:rPr>
+                <w:rFonts w:ascii="Helvetica" w:hAnsi="Helvetica" w:eastAsia="Helvetica" w:cs="Helvetica"/>
+                <w:i w:val="false"/>
+                <w:b w:val="false"/>
+                <w:u w:val="none"/>
+                <w:sz w:val="22"/>
+                <w:szCs w:val="22"/>
+                <w:color w:val="000000"/>
+              </w:rPr>
+            </w:pPr>
+            <w:r>
+              <w:rPr>
+                <w:rFonts w:ascii="Helvetica" w:hAnsi="Helvetica" w:eastAsia="Helvetica" w:cs="Helvetica"/>
+                <w:i w:val="false"/>
+                <w:b w:val="false"/>
+                <w:u w:val="none"/>
+                <w:sz w:val="22"/>
+                <w:szCs w:val="22"/>
+                <w:color w:val="000000"/>
+              </w:rPr>
+              <w:t xml:space="preserve">-23, 2.7</w:t>
+            </w:r>
+          </w:p>
+        </w:tc>
+        <w:tc>
+          <w:tcPr>
+            <w:tcBorders>
+              <w:bottom w:val="none" w:sz="0" w:space="0" w:color="000000"/>
+              <w:top w:val="none" w:sz="0" w:space="0" w:color="000000"/>
+              <w:left w:val="none" w:sz="0" w:space="0" w:color="000000"/>
+              <w:right w:val="none" w:sz="0" w:space="0" w:color="000000"/>
+            </w:tcBorders>
+            <w:shd w:val="clear" w:color="auto" w:fill="FFFFFF"/>
+            <w:tcMar>
+              <w:top w:w="0" w:type="dxa"/>
+              <w:bottom w:w="0" w:type="dxa"/>
+              <w:left w:w="0" w:type="dxa"/>
+              <w:right w:w="0" w:type="dxa"/>
+            </w:tcMar>
+            <w:vAlign w:val="top"/>
+          </w:tcPr>
+          <w:p>
+            <w:pPr>
+              <w:pStyle w:val="Normal"/>
+              <w:jc w:val="center"/>
+              <w:pBdr>
+                <w:bottom w:val="none" w:sz="0" w:space="0" w:color="000000"/>
+                <w:top w:val="none" w:sz="0" w:space="0" w:color="000000"/>
+                <w:left w:val="none" w:sz="0" w:space="0" w:color="000000"/>
+                <w:right w:val="none" w:sz="0" w:space="0" w:color="000000"/>
+              </w:pBdr>
+              <w:spacing w:after="100" w:before="100" w:line="240"/>
+              <w:ind w:left="100" w:right="100" w:firstLine="0" w:firstLineChars="0"/>
+              <w:rPr>
+                <w:rFonts w:ascii="Helvetica" w:hAnsi="Helvetica" w:eastAsia="Helvetica" w:cs="Helvetica"/>
+                <w:i w:val="false"/>
+                <w:b w:val="false"/>
+                <w:u w:val="none"/>
+                <w:sz w:val="22"/>
+                <w:szCs w:val="22"/>
+                <w:color w:val="000000"/>
+              </w:rPr>
+            </w:pPr>
+            <w:r>
+              <w:rPr>
+                <w:rFonts w:ascii="Helvetica" w:hAnsi="Helvetica" w:eastAsia="Helvetica" w:cs="Helvetica"/>
+                <w:i w:val="false"/>
+                <w:b w:val="false"/>
+                <w:u w:val="none"/>
+                <w:sz w:val="22"/>
+                <w:szCs w:val="22"/>
+                <w:color w:val="000000"/>
+              </w:rPr>
+              <w:t xml:space="preserve">0.121</w:t>
             </w:r>
           </w:p>
         </w:tc>
@@ -12186,113 +12186,113 @@
                 <w:szCs w:val="22"/>
                 <w:color w:val="000000"/>
               </w:rPr>
-              <w:t xml:space="preserve">-1.6</w:t>
-            </w:r>
-          </w:p>
-        </w:tc>
-        <w:tc>
-          <w:tcPr>
-            <w:tcBorders>
-              <w:bottom w:val="none" w:sz="0" w:space="0" w:color="000000"/>
-              <w:top w:val="none" w:sz="0" w:space="0" w:color="000000"/>
-              <w:left w:val="none" w:sz="0" w:space="0" w:color="000000"/>
-              <w:right w:val="none" w:sz="0" w:space="0" w:color="000000"/>
-            </w:tcBorders>
-            <w:shd w:val="clear" w:color="auto" w:fill="FFFFFF"/>
-            <w:tcMar>
-              <w:top w:w="0" w:type="dxa"/>
-              <w:bottom w:w="0" w:type="dxa"/>
-              <w:left w:w="0" w:type="dxa"/>
-              <w:right w:w="0" w:type="dxa"/>
-            </w:tcMar>
-            <w:vAlign w:val="top"/>
-          </w:tcPr>
-          <w:p>
-            <w:pPr>
-              <w:pStyle w:val="Normal"/>
-              <w:jc w:val="center"/>
-              <w:pBdr>
-                <w:bottom w:val="none" w:sz="0" w:space="0" w:color="000000"/>
-                <w:top w:val="none" w:sz="0" w:space="0" w:color="000000"/>
-                <w:left w:val="none" w:sz="0" w:space="0" w:color="000000"/>
-                <w:right w:val="none" w:sz="0" w:space="0" w:color="000000"/>
-              </w:pBdr>
-              <w:spacing w:after="100" w:before="100" w:line="240"/>
-              <w:ind w:left="100" w:right="100" w:firstLine="0" w:firstLineChars="0"/>
-              <w:rPr>
-                <w:rFonts w:ascii="Helvetica" w:hAnsi="Helvetica" w:eastAsia="Helvetica" w:cs="Helvetica"/>
-                <w:i w:val="false"/>
-                <w:b w:val="false"/>
-                <w:u w:val="none"/>
-                <w:sz w:val="22"/>
-                <w:szCs w:val="22"/>
-                <w:color w:val="000000"/>
-              </w:rPr>
-            </w:pPr>
-            <w:r>
-              <w:rPr>
-                <w:rFonts w:ascii="Helvetica" w:hAnsi="Helvetica" w:eastAsia="Helvetica" w:cs="Helvetica"/>
-                <w:i w:val="false"/>
-                <w:b w:val="false"/>
-                <w:u w:val="none"/>
-                <w:sz w:val="22"/>
-                <w:szCs w:val="22"/>
-                <w:color w:val="000000"/>
-              </w:rPr>
-              <w:t xml:space="preserve">-18, 15</w:t>
-            </w:r>
-          </w:p>
-        </w:tc>
-        <w:tc>
-          <w:tcPr>
-            <w:tcBorders>
-              <w:bottom w:val="none" w:sz="0" w:space="0" w:color="000000"/>
-              <w:top w:val="none" w:sz="0" w:space="0" w:color="000000"/>
-              <w:left w:val="none" w:sz="0" w:space="0" w:color="000000"/>
-              <w:right w:val="none" w:sz="0" w:space="0" w:color="000000"/>
-            </w:tcBorders>
-            <w:shd w:val="clear" w:color="auto" w:fill="FFFFFF"/>
-            <w:tcMar>
-              <w:top w:w="0" w:type="dxa"/>
-              <w:bottom w:w="0" w:type="dxa"/>
-              <w:left w:w="0" w:type="dxa"/>
-              <w:right w:w="0" w:type="dxa"/>
-            </w:tcMar>
-            <w:vAlign w:val="top"/>
-          </w:tcPr>
-          <w:p>
-            <w:pPr>
-              <w:pStyle w:val="Normal"/>
-              <w:jc w:val="center"/>
-              <w:pBdr>
-                <w:bottom w:val="none" w:sz="0" w:space="0" w:color="000000"/>
-                <w:top w:val="none" w:sz="0" w:space="0" w:color="000000"/>
-                <w:left w:val="none" w:sz="0" w:space="0" w:color="000000"/>
-                <w:right w:val="none" w:sz="0" w:space="0" w:color="000000"/>
-              </w:pBdr>
-              <w:spacing w:after="100" w:before="100" w:line="240"/>
-              <w:ind w:left="100" w:right="100" w:firstLine="0" w:firstLineChars="0"/>
-              <w:rPr>
-                <w:rFonts w:ascii="Helvetica" w:hAnsi="Helvetica" w:eastAsia="Helvetica" w:cs="Helvetica"/>
-                <w:i w:val="false"/>
-                <w:b w:val="false"/>
-                <w:u w:val="none"/>
-                <w:sz w:val="22"/>
-                <w:szCs w:val="22"/>
-                <w:color w:val="000000"/>
-              </w:rPr>
-            </w:pPr>
-            <w:r>
-              <w:rPr>
-                <w:rFonts w:ascii="Helvetica" w:hAnsi="Helvetica" w:eastAsia="Helvetica" w:cs="Helvetica"/>
-                <w:i w:val="false"/>
-                <w:b w:val="false"/>
-                <w:u w:val="none"/>
-                <w:sz w:val="22"/>
-                <w:szCs w:val="22"/>
-                <w:color w:val="000000"/>
-              </w:rPr>
-              <w:t xml:space="preserve">0.850</w:t>
+              <w:t xml:space="preserve">-2.6</w:t>
+            </w:r>
+          </w:p>
+        </w:tc>
+        <w:tc>
+          <w:tcPr>
+            <w:tcBorders>
+              <w:bottom w:val="none" w:sz="0" w:space="0" w:color="000000"/>
+              <w:top w:val="none" w:sz="0" w:space="0" w:color="000000"/>
+              <w:left w:val="none" w:sz="0" w:space="0" w:color="000000"/>
+              <w:right w:val="none" w:sz="0" w:space="0" w:color="000000"/>
+            </w:tcBorders>
+            <w:shd w:val="clear" w:color="auto" w:fill="FFFFFF"/>
+            <w:tcMar>
+              <w:top w:w="0" w:type="dxa"/>
+              <w:bottom w:w="0" w:type="dxa"/>
+              <w:left w:w="0" w:type="dxa"/>
+              <w:right w:w="0" w:type="dxa"/>
+            </w:tcMar>
+            <w:vAlign w:val="top"/>
+          </w:tcPr>
+          <w:p>
+            <w:pPr>
+              <w:pStyle w:val="Normal"/>
+              <w:jc w:val="center"/>
+              <w:pBdr>
+                <w:bottom w:val="none" w:sz="0" w:space="0" w:color="000000"/>
+                <w:top w:val="none" w:sz="0" w:space="0" w:color="000000"/>
+                <w:left w:val="none" w:sz="0" w:space="0" w:color="000000"/>
+                <w:right w:val="none" w:sz="0" w:space="0" w:color="000000"/>
+              </w:pBdr>
+              <w:spacing w:after="100" w:before="100" w:line="240"/>
+              <w:ind w:left="100" w:right="100" w:firstLine="0" w:firstLineChars="0"/>
+              <w:rPr>
+                <w:rFonts w:ascii="Helvetica" w:hAnsi="Helvetica" w:eastAsia="Helvetica" w:cs="Helvetica"/>
+                <w:i w:val="false"/>
+                <w:b w:val="false"/>
+                <w:u w:val="none"/>
+                <w:sz w:val="22"/>
+                <w:szCs w:val="22"/>
+                <w:color w:val="000000"/>
+              </w:rPr>
+            </w:pPr>
+            <w:r>
+              <w:rPr>
+                <w:rFonts w:ascii="Helvetica" w:hAnsi="Helvetica" w:eastAsia="Helvetica" w:cs="Helvetica"/>
+                <w:i w:val="false"/>
+                <w:b w:val="false"/>
+                <w:u w:val="none"/>
+                <w:sz w:val="22"/>
+                <w:szCs w:val="22"/>
+                <w:color w:val="000000"/>
+              </w:rPr>
+              <w:t xml:space="preserve">-20, 15</w:t>
+            </w:r>
+          </w:p>
+        </w:tc>
+        <w:tc>
+          <w:tcPr>
+            <w:tcBorders>
+              <w:bottom w:val="none" w:sz="0" w:space="0" w:color="000000"/>
+              <w:top w:val="none" w:sz="0" w:space="0" w:color="000000"/>
+              <w:left w:val="none" w:sz="0" w:space="0" w:color="000000"/>
+              <w:right w:val="none" w:sz="0" w:space="0" w:color="000000"/>
+            </w:tcBorders>
+            <w:shd w:val="clear" w:color="auto" w:fill="FFFFFF"/>
+            <w:tcMar>
+              <w:top w:w="0" w:type="dxa"/>
+              <w:bottom w:w="0" w:type="dxa"/>
+              <w:left w:w="0" w:type="dxa"/>
+              <w:right w:w="0" w:type="dxa"/>
+            </w:tcMar>
+            <w:vAlign w:val="top"/>
+          </w:tcPr>
+          <w:p>
+            <w:pPr>
+              <w:pStyle w:val="Normal"/>
+              <w:jc w:val="center"/>
+              <w:pBdr>
+                <w:bottom w:val="none" w:sz="0" w:space="0" w:color="000000"/>
+                <w:top w:val="none" w:sz="0" w:space="0" w:color="000000"/>
+                <w:left w:val="none" w:sz="0" w:space="0" w:color="000000"/>
+                <w:right w:val="none" w:sz="0" w:space="0" w:color="000000"/>
+              </w:pBdr>
+              <w:spacing w:after="100" w:before="100" w:line="240"/>
+              <w:ind w:left="100" w:right="100" w:firstLine="0" w:firstLineChars="0"/>
+              <w:rPr>
+                <w:rFonts w:ascii="Helvetica" w:hAnsi="Helvetica" w:eastAsia="Helvetica" w:cs="Helvetica"/>
+                <w:i w:val="false"/>
+                <w:b w:val="false"/>
+                <w:u w:val="none"/>
+                <w:sz w:val="22"/>
+                <w:szCs w:val="22"/>
+                <w:color w:val="000000"/>
+              </w:rPr>
+            </w:pPr>
+            <w:r>
+              <w:rPr>
+                <w:rFonts w:ascii="Helvetica" w:hAnsi="Helvetica" w:eastAsia="Helvetica" w:cs="Helvetica"/>
+                <w:i w:val="false"/>
+                <w:b w:val="false"/>
+                <w:u w:val="none"/>
+                <w:sz w:val="22"/>
+                <w:szCs w:val="22"/>
+                <w:color w:val="000000"/>
+              </w:rPr>
+              <w:t xml:space="preserve">0.765</w:t>
             </w:r>
           </w:p>
         </w:tc>
@@ -12669,113 +12669,113 @@
                 <w:szCs w:val="22"/>
                 <w:color w:val="000000"/>
               </w:rPr>
-              <w:t xml:space="preserve">-11</w:t>
-            </w:r>
-          </w:p>
-        </w:tc>
-        <w:tc>
-          <w:tcPr>
-            <w:tcBorders>
-              <w:bottom w:val="none" w:sz="0" w:space="0" w:color="000000"/>
-              <w:top w:val="none" w:sz="0" w:space="0" w:color="000000"/>
-              <w:left w:val="none" w:sz="0" w:space="0" w:color="000000"/>
-              <w:right w:val="none" w:sz="0" w:space="0" w:color="000000"/>
-            </w:tcBorders>
-            <w:shd w:val="clear" w:color="auto" w:fill="FFFFFF"/>
-            <w:tcMar>
-              <w:top w:w="0" w:type="dxa"/>
-              <w:bottom w:w="0" w:type="dxa"/>
-              <w:left w:w="0" w:type="dxa"/>
-              <w:right w:w="0" w:type="dxa"/>
-            </w:tcMar>
-            <w:vAlign w:val="top"/>
-          </w:tcPr>
-          <w:p>
-            <w:pPr>
-              <w:pStyle w:val="Normal"/>
-              <w:jc w:val="center"/>
-              <w:pBdr>
-                <w:bottom w:val="none" w:sz="0" w:space="0" w:color="000000"/>
-                <w:top w:val="none" w:sz="0" w:space="0" w:color="000000"/>
-                <w:left w:val="none" w:sz="0" w:space="0" w:color="000000"/>
-                <w:right w:val="none" w:sz="0" w:space="0" w:color="000000"/>
-              </w:pBdr>
-              <w:spacing w:after="100" w:before="100" w:line="240"/>
-              <w:ind w:left="100" w:right="100" w:firstLine="0" w:firstLineChars="0"/>
-              <w:rPr>
-                <w:rFonts w:ascii="Helvetica" w:hAnsi="Helvetica" w:eastAsia="Helvetica" w:cs="Helvetica"/>
-                <w:i w:val="false"/>
-                <w:b w:val="false"/>
-                <w:u w:val="none"/>
-                <w:sz w:val="22"/>
-                <w:szCs w:val="22"/>
-                <w:color w:val="000000"/>
-              </w:rPr>
-            </w:pPr>
-            <w:r>
-              <w:rPr>
-                <w:rFonts w:ascii="Helvetica" w:hAnsi="Helvetica" w:eastAsia="Helvetica" w:cs="Helvetica"/>
-                <w:i w:val="false"/>
-                <w:b w:val="false"/>
-                <w:u w:val="none"/>
-                <w:sz w:val="22"/>
-                <w:szCs w:val="22"/>
-                <w:color w:val="000000"/>
-              </w:rPr>
-              <w:t xml:space="preserve">-35, 13</w:t>
-            </w:r>
-          </w:p>
-        </w:tc>
-        <w:tc>
-          <w:tcPr>
-            <w:tcBorders>
-              <w:bottom w:val="none" w:sz="0" w:space="0" w:color="000000"/>
-              <w:top w:val="none" w:sz="0" w:space="0" w:color="000000"/>
-              <w:left w:val="none" w:sz="0" w:space="0" w:color="000000"/>
-              <w:right w:val="none" w:sz="0" w:space="0" w:color="000000"/>
-            </w:tcBorders>
-            <w:shd w:val="clear" w:color="auto" w:fill="FFFFFF"/>
-            <w:tcMar>
-              <w:top w:w="0" w:type="dxa"/>
-              <w:bottom w:w="0" w:type="dxa"/>
-              <w:left w:w="0" w:type="dxa"/>
-              <w:right w:w="0" w:type="dxa"/>
-            </w:tcMar>
-            <w:vAlign w:val="top"/>
-          </w:tcPr>
-          <w:p>
-            <w:pPr>
-              <w:pStyle w:val="Normal"/>
-              <w:jc w:val="center"/>
-              <w:pBdr>
-                <w:bottom w:val="none" w:sz="0" w:space="0" w:color="000000"/>
-                <w:top w:val="none" w:sz="0" w:space="0" w:color="000000"/>
-                <w:left w:val="none" w:sz="0" w:space="0" w:color="000000"/>
-                <w:right w:val="none" w:sz="0" w:space="0" w:color="000000"/>
-              </w:pBdr>
-              <w:spacing w:after="100" w:before="100" w:line="240"/>
-              <w:ind w:left="100" w:right="100" w:firstLine="0" w:firstLineChars="0"/>
-              <w:rPr>
-                <w:rFonts w:ascii="Helvetica" w:hAnsi="Helvetica" w:eastAsia="Helvetica" w:cs="Helvetica"/>
-                <w:i w:val="false"/>
-                <w:b w:val="false"/>
-                <w:u w:val="none"/>
-                <w:sz w:val="22"/>
-                <w:szCs w:val="22"/>
-                <w:color w:val="000000"/>
-              </w:rPr>
-            </w:pPr>
-            <w:r>
-              <w:rPr>
-                <w:rFonts w:ascii="Helvetica" w:hAnsi="Helvetica" w:eastAsia="Helvetica" w:cs="Helvetica"/>
-                <w:i w:val="false"/>
-                <w:b w:val="false"/>
-                <w:u w:val="none"/>
-                <w:sz w:val="22"/>
-                <w:szCs w:val="22"/>
-                <w:color w:val="000000"/>
-              </w:rPr>
-              <w:t xml:space="preserve">0.383</w:t>
+              <w:t xml:space="preserve">-10</w:t>
+            </w:r>
+          </w:p>
+        </w:tc>
+        <w:tc>
+          <w:tcPr>
+            <w:tcBorders>
+              <w:bottom w:val="none" w:sz="0" w:space="0" w:color="000000"/>
+              <w:top w:val="none" w:sz="0" w:space="0" w:color="000000"/>
+              <w:left w:val="none" w:sz="0" w:space="0" w:color="000000"/>
+              <w:right w:val="none" w:sz="0" w:space="0" w:color="000000"/>
+            </w:tcBorders>
+            <w:shd w:val="clear" w:color="auto" w:fill="FFFFFF"/>
+            <w:tcMar>
+              <w:top w:w="0" w:type="dxa"/>
+              <w:bottom w:w="0" w:type="dxa"/>
+              <w:left w:w="0" w:type="dxa"/>
+              <w:right w:w="0" w:type="dxa"/>
+            </w:tcMar>
+            <w:vAlign w:val="top"/>
+          </w:tcPr>
+          <w:p>
+            <w:pPr>
+              <w:pStyle w:val="Normal"/>
+              <w:jc w:val="center"/>
+              <w:pBdr>
+                <w:bottom w:val="none" w:sz="0" w:space="0" w:color="000000"/>
+                <w:top w:val="none" w:sz="0" w:space="0" w:color="000000"/>
+                <w:left w:val="none" w:sz="0" w:space="0" w:color="000000"/>
+                <w:right w:val="none" w:sz="0" w:space="0" w:color="000000"/>
+              </w:pBdr>
+              <w:spacing w:after="100" w:before="100" w:line="240"/>
+              <w:ind w:left="100" w:right="100" w:firstLine="0" w:firstLineChars="0"/>
+              <w:rPr>
+                <w:rFonts w:ascii="Helvetica" w:hAnsi="Helvetica" w:eastAsia="Helvetica" w:cs="Helvetica"/>
+                <w:i w:val="false"/>
+                <w:b w:val="false"/>
+                <w:u w:val="none"/>
+                <w:sz w:val="22"/>
+                <w:szCs w:val="22"/>
+                <w:color w:val="000000"/>
+              </w:rPr>
+            </w:pPr>
+            <w:r>
+              <w:rPr>
+                <w:rFonts w:ascii="Helvetica" w:hAnsi="Helvetica" w:eastAsia="Helvetica" w:cs="Helvetica"/>
+                <w:i w:val="false"/>
+                <w:b w:val="false"/>
+                <w:u w:val="none"/>
+                <w:sz w:val="22"/>
+                <w:szCs w:val="22"/>
+                <w:color w:val="000000"/>
+              </w:rPr>
+              <w:t xml:space="preserve">-35, 15</w:t>
+            </w:r>
+          </w:p>
+        </w:tc>
+        <w:tc>
+          <w:tcPr>
+            <w:tcBorders>
+              <w:bottom w:val="none" w:sz="0" w:space="0" w:color="000000"/>
+              <w:top w:val="none" w:sz="0" w:space="0" w:color="000000"/>
+              <w:left w:val="none" w:sz="0" w:space="0" w:color="000000"/>
+              <w:right w:val="none" w:sz="0" w:space="0" w:color="000000"/>
+            </w:tcBorders>
+            <w:shd w:val="clear" w:color="auto" w:fill="FFFFFF"/>
+            <w:tcMar>
+              <w:top w:w="0" w:type="dxa"/>
+              <w:bottom w:w="0" w:type="dxa"/>
+              <w:left w:w="0" w:type="dxa"/>
+              <w:right w:w="0" w:type="dxa"/>
+            </w:tcMar>
+            <w:vAlign w:val="top"/>
+          </w:tcPr>
+          <w:p>
+            <w:pPr>
+              <w:pStyle w:val="Normal"/>
+              <w:jc w:val="center"/>
+              <w:pBdr>
+                <w:bottom w:val="none" w:sz="0" w:space="0" w:color="000000"/>
+                <w:top w:val="none" w:sz="0" w:space="0" w:color="000000"/>
+                <w:left w:val="none" w:sz="0" w:space="0" w:color="000000"/>
+                <w:right w:val="none" w:sz="0" w:space="0" w:color="000000"/>
+              </w:pBdr>
+              <w:spacing w:after="100" w:before="100" w:line="240"/>
+              <w:ind w:left="100" w:right="100" w:firstLine="0" w:firstLineChars="0"/>
+              <w:rPr>
+                <w:rFonts w:ascii="Helvetica" w:hAnsi="Helvetica" w:eastAsia="Helvetica" w:cs="Helvetica"/>
+                <w:i w:val="false"/>
+                <w:b w:val="false"/>
+                <w:u w:val="none"/>
+                <w:sz w:val="22"/>
+                <w:szCs w:val="22"/>
+                <w:color w:val="000000"/>
+              </w:rPr>
+            </w:pPr>
+            <w:r>
+              <w:rPr>
+                <w:rFonts w:ascii="Helvetica" w:hAnsi="Helvetica" w:eastAsia="Helvetica" w:cs="Helvetica"/>
+                <w:i w:val="false"/>
+                <w:b w:val="false"/>
+                <w:u w:val="none"/>
+                <w:sz w:val="22"/>
+                <w:szCs w:val="22"/>
+                <w:color w:val="000000"/>
+              </w:rPr>
+              <w:t xml:space="preserve">0.421</w:t>
             </w:r>
           </w:p>
         </w:tc>
@@ -13152,113 +13152,113 @@
                 <w:szCs w:val="22"/>
                 <w:color w:val="000000"/>
               </w:rPr>
-              <w:t xml:space="preserve">9.0</w:t>
-            </w:r>
-          </w:p>
-        </w:tc>
-        <w:tc>
-          <w:tcPr>
-            <w:tcBorders>
-              <w:bottom w:val="none" w:sz="0" w:space="0" w:color="000000"/>
-              <w:top w:val="none" w:sz="0" w:space="0" w:color="000000"/>
-              <w:left w:val="none" w:sz="0" w:space="0" w:color="000000"/>
-              <w:right w:val="none" w:sz="0" w:space="0" w:color="000000"/>
-            </w:tcBorders>
-            <w:shd w:val="clear" w:color="auto" w:fill="FFFFFF"/>
-            <w:tcMar>
-              <w:top w:w="0" w:type="dxa"/>
-              <w:bottom w:w="0" w:type="dxa"/>
-              <w:left w:w="0" w:type="dxa"/>
-              <w:right w:w="0" w:type="dxa"/>
-            </w:tcMar>
-            <w:vAlign w:val="top"/>
-          </w:tcPr>
-          <w:p>
-            <w:pPr>
-              <w:pStyle w:val="Normal"/>
-              <w:jc w:val="center"/>
-              <w:pBdr>
-                <w:bottom w:val="none" w:sz="0" w:space="0" w:color="000000"/>
-                <w:top w:val="none" w:sz="0" w:space="0" w:color="000000"/>
-                <w:left w:val="none" w:sz="0" w:space="0" w:color="000000"/>
-                <w:right w:val="none" w:sz="0" w:space="0" w:color="000000"/>
-              </w:pBdr>
-              <w:spacing w:after="100" w:before="100" w:line="240"/>
-              <w:ind w:left="100" w:right="100" w:firstLine="0" w:firstLineChars="0"/>
-              <w:rPr>
-                <w:rFonts w:ascii="Helvetica" w:hAnsi="Helvetica" w:eastAsia="Helvetica" w:cs="Helvetica"/>
-                <w:i w:val="false"/>
-                <w:b w:val="false"/>
-                <w:u w:val="none"/>
-                <w:sz w:val="22"/>
-                <w:szCs w:val="22"/>
-                <w:color w:val="000000"/>
-              </w:rPr>
-            </w:pPr>
-            <w:r>
-              <w:rPr>
-                <w:rFonts w:ascii="Helvetica" w:hAnsi="Helvetica" w:eastAsia="Helvetica" w:cs="Helvetica"/>
-                <w:i w:val="false"/>
-                <w:b w:val="false"/>
-                <w:u w:val="none"/>
-                <w:sz w:val="22"/>
-                <w:szCs w:val="22"/>
-                <w:color w:val="000000"/>
-              </w:rPr>
-              <w:t xml:space="preserve">-1.6, 20</w:t>
-            </w:r>
-          </w:p>
-        </w:tc>
-        <w:tc>
-          <w:tcPr>
-            <w:tcBorders>
-              <w:bottom w:val="none" w:sz="0" w:space="0" w:color="000000"/>
-              <w:top w:val="none" w:sz="0" w:space="0" w:color="000000"/>
-              <w:left w:val="none" w:sz="0" w:space="0" w:color="000000"/>
-              <w:right w:val="none" w:sz="0" w:space="0" w:color="000000"/>
-            </w:tcBorders>
-            <w:shd w:val="clear" w:color="auto" w:fill="FFFFFF"/>
-            <w:tcMar>
-              <w:top w:w="0" w:type="dxa"/>
-              <w:bottom w:w="0" w:type="dxa"/>
-              <w:left w:w="0" w:type="dxa"/>
-              <w:right w:w="0" w:type="dxa"/>
-            </w:tcMar>
-            <w:vAlign w:val="top"/>
-          </w:tcPr>
-          <w:p>
-            <w:pPr>
-              <w:pStyle w:val="Normal"/>
-              <w:jc w:val="center"/>
-              <w:pBdr>
-                <w:bottom w:val="none" w:sz="0" w:space="0" w:color="000000"/>
-                <w:top w:val="none" w:sz="0" w:space="0" w:color="000000"/>
-                <w:left w:val="none" w:sz="0" w:space="0" w:color="000000"/>
-                <w:right w:val="none" w:sz="0" w:space="0" w:color="000000"/>
-              </w:pBdr>
-              <w:spacing w:after="100" w:before="100" w:line="240"/>
-              <w:ind w:left="100" w:right="100" w:firstLine="0" w:firstLineChars="0"/>
-              <w:rPr>
-                <w:rFonts w:ascii="Helvetica" w:hAnsi="Helvetica" w:eastAsia="Helvetica" w:cs="Helvetica"/>
-                <w:i w:val="false"/>
-                <w:b w:val="false"/>
-                <w:u w:val="none"/>
-                <w:sz w:val="22"/>
-                <w:szCs w:val="22"/>
-                <w:color w:val="000000"/>
-              </w:rPr>
-            </w:pPr>
-            <w:r>
-              <w:rPr>
-                <w:rFonts w:ascii="Helvetica" w:hAnsi="Helvetica" w:eastAsia="Helvetica" w:cs="Helvetica"/>
-                <w:i w:val="false"/>
-                <w:b w:val="false"/>
-                <w:u w:val="none"/>
-                <w:sz w:val="22"/>
-                <w:szCs w:val="22"/>
-                <w:color w:val="000000"/>
-              </w:rPr>
-              <w:t xml:space="preserve">0.095</w:t>
+              <w:t xml:space="preserve">8.7</w:t>
+            </w:r>
+          </w:p>
+        </w:tc>
+        <w:tc>
+          <w:tcPr>
+            <w:tcBorders>
+              <w:bottom w:val="none" w:sz="0" w:space="0" w:color="000000"/>
+              <w:top w:val="none" w:sz="0" w:space="0" w:color="000000"/>
+              <w:left w:val="none" w:sz="0" w:space="0" w:color="000000"/>
+              <w:right w:val="none" w:sz="0" w:space="0" w:color="000000"/>
+            </w:tcBorders>
+            <w:shd w:val="clear" w:color="auto" w:fill="FFFFFF"/>
+            <w:tcMar>
+              <w:top w:w="0" w:type="dxa"/>
+              <w:bottom w:w="0" w:type="dxa"/>
+              <w:left w:w="0" w:type="dxa"/>
+              <w:right w:w="0" w:type="dxa"/>
+            </w:tcMar>
+            <w:vAlign w:val="top"/>
+          </w:tcPr>
+          <w:p>
+            <w:pPr>
+              <w:pStyle w:val="Normal"/>
+              <w:jc w:val="center"/>
+              <w:pBdr>
+                <w:bottom w:val="none" w:sz="0" w:space="0" w:color="000000"/>
+                <w:top w:val="none" w:sz="0" w:space="0" w:color="000000"/>
+                <w:left w:val="none" w:sz="0" w:space="0" w:color="000000"/>
+                <w:right w:val="none" w:sz="0" w:space="0" w:color="000000"/>
+              </w:pBdr>
+              <w:spacing w:after="100" w:before="100" w:line="240"/>
+              <w:ind w:left="100" w:right="100" w:firstLine="0" w:firstLineChars="0"/>
+              <w:rPr>
+                <w:rFonts w:ascii="Helvetica" w:hAnsi="Helvetica" w:eastAsia="Helvetica" w:cs="Helvetica"/>
+                <w:i w:val="false"/>
+                <w:b w:val="false"/>
+                <w:u w:val="none"/>
+                <w:sz w:val="22"/>
+                <w:szCs w:val="22"/>
+                <w:color w:val="000000"/>
+              </w:rPr>
+            </w:pPr>
+            <w:r>
+              <w:rPr>
+                <w:rFonts w:ascii="Helvetica" w:hAnsi="Helvetica" w:eastAsia="Helvetica" w:cs="Helvetica"/>
+                <w:i w:val="false"/>
+                <w:b w:val="false"/>
+                <w:u w:val="none"/>
+                <w:sz w:val="22"/>
+                <w:szCs w:val="22"/>
+                <w:color w:val="000000"/>
+              </w:rPr>
+              <w:t xml:space="preserve">-2.1, 20</w:t>
+            </w:r>
+          </w:p>
+        </w:tc>
+        <w:tc>
+          <w:tcPr>
+            <w:tcBorders>
+              <w:bottom w:val="none" w:sz="0" w:space="0" w:color="000000"/>
+              <w:top w:val="none" w:sz="0" w:space="0" w:color="000000"/>
+              <w:left w:val="none" w:sz="0" w:space="0" w:color="000000"/>
+              <w:right w:val="none" w:sz="0" w:space="0" w:color="000000"/>
+            </w:tcBorders>
+            <w:shd w:val="clear" w:color="auto" w:fill="FFFFFF"/>
+            <w:tcMar>
+              <w:top w:w="0" w:type="dxa"/>
+              <w:bottom w:w="0" w:type="dxa"/>
+              <w:left w:w="0" w:type="dxa"/>
+              <w:right w:w="0" w:type="dxa"/>
+            </w:tcMar>
+            <w:vAlign w:val="top"/>
+          </w:tcPr>
+          <w:p>
+            <w:pPr>
+              <w:pStyle w:val="Normal"/>
+              <w:jc w:val="center"/>
+              <w:pBdr>
+                <w:bottom w:val="none" w:sz="0" w:space="0" w:color="000000"/>
+                <w:top w:val="none" w:sz="0" w:space="0" w:color="000000"/>
+                <w:left w:val="none" w:sz="0" w:space="0" w:color="000000"/>
+                <w:right w:val="none" w:sz="0" w:space="0" w:color="000000"/>
+              </w:pBdr>
+              <w:spacing w:after="100" w:before="100" w:line="240"/>
+              <w:ind w:left="100" w:right="100" w:firstLine="0" w:firstLineChars="0"/>
+              <w:rPr>
+                <w:rFonts w:ascii="Helvetica" w:hAnsi="Helvetica" w:eastAsia="Helvetica" w:cs="Helvetica"/>
+                <w:i w:val="false"/>
+                <w:b w:val="false"/>
+                <w:u w:val="none"/>
+                <w:sz w:val="22"/>
+                <w:szCs w:val="22"/>
+                <w:color w:val="000000"/>
+              </w:rPr>
+            </w:pPr>
+            <w:r>
+              <w:rPr>
+                <w:rFonts w:ascii="Helvetica" w:hAnsi="Helvetica" w:eastAsia="Helvetica" w:cs="Helvetica"/>
+                <w:i w:val="false"/>
+                <w:b w:val="false"/>
+                <w:u w:val="none"/>
+                <w:sz w:val="22"/>
+                <w:szCs w:val="22"/>
+                <w:color w:val="000000"/>
+              </w:rPr>
+              <w:t xml:space="preserve">0.113</w:t>
             </w:r>
           </w:p>
         </w:tc>
@@ -13635,113 +13635,113 @@
                 <w:szCs w:val="22"/>
                 <w:color w:val="000000"/>
               </w:rPr>
-              <w:t xml:space="preserve">0.14</w:t>
-            </w:r>
-          </w:p>
-        </w:tc>
-        <w:tc>
-          <w:tcPr>
-            <w:tcBorders>
-              <w:bottom w:val="none" w:sz="0" w:space="0" w:color="000000"/>
-              <w:top w:val="none" w:sz="0" w:space="0" w:color="000000"/>
-              <w:left w:val="none" w:sz="0" w:space="0" w:color="000000"/>
-              <w:right w:val="none" w:sz="0" w:space="0" w:color="000000"/>
-            </w:tcBorders>
-            <w:shd w:val="clear" w:color="auto" w:fill="FFFFFF"/>
-            <w:tcMar>
-              <w:top w:w="0" w:type="dxa"/>
-              <w:bottom w:w="0" w:type="dxa"/>
-              <w:left w:w="0" w:type="dxa"/>
-              <w:right w:w="0" w:type="dxa"/>
-            </w:tcMar>
-            <w:vAlign w:val="top"/>
-          </w:tcPr>
-          <w:p>
-            <w:pPr>
-              <w:pStyle w:val="Normal"/>
-              <w:jc w:val="center"/>
-              <w:pBdr>
-                <w:bottom w:val="none" w:sz="0" w:space="0" w:color="000000"/>
-                <w:top w:val="none" w:sz="0" w:space="0" w:color="000000"/>
-                <w:left w:val="none" w:sz="0" w:space="0" w:color="000000"/>
-                <w:right w:val="none" w:sz="0" w:space="0" w:color="000000"/>
-              </w:pBdr>
-              <w:spacing w:after="100" w:before="100" w:line="240"/>
-              <w:ind w:left="100" w:right="100" w:firstLine="0" w:firstLineChars="0"/>
-              <w:rPr>
-                <w:rFonts w:ascii="Helvetica" w:hAnsi="Helvetica" w:eastAsia="Helvetica" w:cs="Helvetica"/>
-                <w:i w:val="false"/>
-                <w:b w:val="false"/>
-                <w:u w:val="none"/>
-                <w:sz w:val="22"/>
-                <w:szCs w:val="22"/>
-                <w:color w:val="000000"/>
-              </w:rPr>
-            </w:pPr>
-            <w:r>
-              <w:rPr>
-                <w:rFonts w:ascii="Helvetica" w:hAnsi="Helvetica" w:eastAsia="Helvetica" w:cs="Helvetica"/>
-                <w:i w:val="false"/>
-                <w:b w:val="false"/>
-                <w:u w:val="none"/>
-                <w:sz w:val="22"/>
-                <w:szCs w:val="22"/>
-                <w:color w:val="000000"/>
-              </w:rPr>
-              <w:t xml:space="preserve">-0.40, 0.69</w:t>
-            </w:r>
-          </w:p>
-        </w:tc>
-        <w:tc>
-          <w:tcPr>
-            <w:tcBorders>
-              <w:bottom w:val="none" w:sz="0" w:space="0" w:color="000000"/>
-              <w:top w:val="none" w:sz="0" w:space="0" w:color="000000"/>
-              <w:left w:val="none" w:sz="0" w:space="0" w:color="000000"/>
-              <w:right w:val="none" w:sz="0" w:space="0" w:color="000000"/>
-            </w:tcBorders>
-            <w:shd w:val="clear" w:color="auto" w:fill="FFFFFF"/>
-            <w:tcMar>
-              <w:top w:w="0" w:type="dxa"/>
-              <w:bottom w:w="0" w:type="dxa"/>
-              <w:left w:w="0" w:type="dxa"/>
-              <w:right w:w="0" w:type="dxa"/>
-            </w:tcMar>
-            <w:vAlign w:val="top"/>
-          </w:tcPr>
-          <w:p>
-            <w:pPr>
-              <w:pStyle w:val="Normal"/>
-              <w:jc w:val="center"/>
-              <w:pBdr>
-                <w:bottom w:val="none" w:sz="0" w:space="0" w:color="000000"/>
-                <w:top w:val="none" w:sz="0" w:space="0" w:color="000000"/>
-                <w:left w:val="none" w:sz="0" w:space="0" w:color="000000"/>
-                <w:right w:val="none" w:sz="0" w:space="0" w:color="000000"/>
-              </w:pBdr>
-              <w:spacing w:after="100" w:before="100" w:line="240"/>
-              <w:ind w:left="100" w:right="100" w:firstLine="0" w:firstLineChars="0"/>
-              <w:rPr>
-                <w:rFonts w:ascii="Helvetica" w:hAnsi="Helvetica" w:eastAsia="Helvetica" w:cs="Helvetica"/>
-                <w:i w:val="false"/>
-                <w:b w:val="false"/>
-                <w:u w:val="none"/>
-                <w:sz w:val="22"/>
-                <w:szCs w:val="22"/>
-                <w:color w:val="000000"/>
-              </w:rPr>
-            </w:pPr>
-            <w:r>
-              <w:rPr>
-                <w:rFonts w:ascii="Helvetica" w:hAnsi="Helvetica" w:eastAsia="Helvetica" w:cs="Helvetica"/>
-                <w:i w:val="false"/>
-                <w:b w:val="false"/>
-                <w:u w:val="none"/>
-                <w:sz w:val="22"/>
-                <w:szCs w:val="22"/>
-                <w:color w:val="000000"/>
-              </w:rPr>
-              <w:t xml:space="preserve">0.597</w:t>
+              <w:t xml:space="preserve">-0.35</w:t>
+            </w:r>
+          </w:p>
+        </w:tc>
+        <w:tc>
+          <w:tcPr>
+            <w:tcBorders>
+              <w:bottom w:val="none" w:sz="0" w:space="0" w:color="000000"/>
+              <w:top w:val="none" w:sz="0" w:space="0" w:color="000000"/>
+              <w:left w:val="none" w:sz="0" w:space="0" w:color="000000"/>
+              <w:right w:val="none" w:sz="0" w:space="0" w:color="000000"/>
+            </w:tcBorders>
+            <w:shd w:val="clear" w:color="auto" w:fill="FFFFFF"/>
+            <w:tcMar>
+              <w:top w:w="0" w:type="dxa"/>
+              <w:bottom w:w="0" w:type="dxa"/>
+              <w:left w:w="0" w:type="dxa"/>
+              <w:right w:w="0" w:type="dxa"/>
+            </w:tcMar>
+            <w:vAlign w:val="top"/>
+          </w:tcPr>
+          <w:p>
+            <w:pPr>
+              <w:pStyle w:val="Normal"/>
+              <w:jc w:val="center"/>
+              <w:pBdr>
+                <w:bottom w:val="none" w:sz="0" w:space="0" w:color="000000"/>
+                <w:top w:val="none" w:sz="0" w:space="0" w:color="000000"/>
+                <w:left w:val="none" w:sz="0" w:space="0" w:color="000000"/>
+                <w:right w:val="none" w:sz="0" w:space="0" w:color="000000"/>
+              </w:pBdr>
+              <w:spacing w:after="100" w:before="100" w:line="240"/>
+              <w:ind w:left="100" w:right="100" w:firstLine="0" w:firstLineChars="0"/>
+              <w:rPr>
+                <w:rFonts w:ascii="Helvetica" w:hAnsi="Helvetica" w:eastAsia="Helvetica" w:cs="Helvetica"/>
+                <w:i w:val="false"/>
+                <w:b w:val="false"/>
+                <w:u w:val="none"/>
+                <w:sz w:val="22"/>
+                <w:szCs w:val="22"/>
+                <w:color w:val="000000"/>
+              </w:rPr>
+            </w:pPr>
+            <w:r>
+              <w:rPr>
+                <w:rFonts w:ascii="Helvetica" w:hAnsi="Helvetica" w:eastAsia="Helvetica" w:cs="Helvetica"/>
+                <w:i w:val="false"/>
+                <w:b w:val="false"/>
+                <w:u w:val="none"/>
+                <w:sz w:val="22"/>
+                <w:szCs w:val="22"/>
+                <w:color w:val="000000"/>
+              </w:rPr>
+              <w:t xml:space="preserve">-0.83, 0.12</w:t>
+            </w:r>
+          </w:p>
+        </w:tc>
+        <w:tc>
+          <w:tcPr>
+            <w:tcBorders>
+              <w:bottom w:val="none" w:sz="0" w:space="0" w:color="000000"/>
+              <w:top w:val="none" w:sz="0" w:space="0" w:color="000000"/>
+              <w:left w:val="none" w:sz="0" w:space="0" w:color="000000"/>
+              <w:right w:val="none" w:sz="0" w:space="0" w:color="000000"/>
+            </w:tcBorders>
+            <w:shd w:val="clear" w:color="auto" w:fill="FFFFFF"/>
+            <w:tcMar>
+              <w:top w:w="0" w:type="dxa"/>
+              <w:bottom w:w="0" w:type="dxa"/>
+              <w:left w:w="0" w:type="dxa"/>
+              <w:right w:w="0" w:type="dxa"/>
+            </w:tcMar>
+            <w:vAlign w:val="top"/>
+          </w:tcPr>
+          <w:p>
+            <w:pPr>
+              <w:pStyle w:val="Normal"/>
+              <w:jc w:val="center"/>
+              <w:pBdr>
+                <w:bottom w:val="none" w:sz="0" w:space="0" w:color="000000"/>
+                <w:top w:val="none" w:sz="0" w:space="0" w:color="000000"/>
+                <w:left w:val="none" w:sz="0" w:space="0" w:color="000000"/>
+                <w:right w:val="none" w:sz="0" w:space="0" w:color="000000"/>
+              </w:pBdr>
+              <w:spacing w:after="100" w:before="100" w:line="240"/>
+              <w:ind w:left="100" w:right="100" w:firstLine="0" w:firstLineChars="0"/>
+              <w:rPr>
+                <w:rFonts w:ascii="Helvetica" w:hAnsi="Helvetica" w:eastAsia="Helvetica" w:cs="Helvetica"/>
+                <w:i w:val="false"/>
+                <w:b w:val="false"/>
+                <w:u w:val="none"/>
+                <w:sz w:val="22"/>
+                <w:szCs w:val="22"/>
+                <w:color w:val="000000"/>
+              </w:rPr>
+            </w:pPr>
+            <w:r>
+              <w:rPr>
+                <w:rFonts w:ascii="Helvetica" w:hAnsi="Helvetica" w:eastAsia="Helvetica" w:cs="Helvetica"/>
+                <w:i w:val="false"/>
+                <w:b w:val="false"/>
+                <w:u w:val="none"/>
+                <w:sz w:val="22"/>
+                <w:szCs w:val="22"/>
+                <w:color w:val="000000"/>
+              </w:rPr>
+              <w:t xml:space="preserve">0.142</w:t>
             </w:r>
           </w:p>
         </w:tc>
@@ -14118,60 +14118,60 @@
                 <w:szCs w:val="22"/>
                 <w:color w:val="000000"/>
               </w:rPr>
-              <w:t xml:space="preserve">11</w:t>
-            </w:r>
-          </w:p>
-        </w:tc>
-        <w:tc>
-          <w:tcPr>
-            <w:tcBorders>
-              <w:bottom w:val="none" w:sz="0" w:space="0" w:color="000000"/>
-              <w:top w:val="none" w:sz="0" w:space="0" w:color="000000"/>
-              <w:left w:val="none" w:sz="0" w:space="0" w:color="000000"/>
-              <w:right w:val="none" w:sz="0" w:space="0" w:color="000000"/>
-            </w:tcBorders>
-            <w:shd w:val="clear" w:color="auto" w:fill="FFFFFF"/>
-            <w:tcMar>
-              <w:top w:w="0" w:type="dxa"/>
-              <w:bottom w:w="0" w:type="dxa"/>
-              <w:left w:w="0" w:type="dxa"/>
-              <w:right w:w="0" w:type="dxa"/>
-            </w:tcMar>
-            <w:vAlign w:val="top"/>
-          </w:tcPr>
-          <w:p>
-            <w:pPr>
-              <w:pStyle w:val="Normal"/>
-              <w:jc w:val="center"/>
-              <w:pBdr>
-                <w:bottom w:val="none" w:sz="0" w:space="0" w:color="000000"/>
-                <w:top w:val="none" w:sz="0" w:space="0" w:color="000000"/>
-                <w:left w:val="none" w:sz="0" w:space="0" w:color="000000"/>
-                <w:right w:val="none" w:sz="0" w:space="0" w:color="000000"/>
-              </w:pBdr>
-              <w:spacing w:after="100" w:before="100" w:line="240"/>
-              <w:ind w:left="100" w:right="100" w:firstLine="0" w:firstLineChars="0"/>
-              <w:rPr>
-                <w:rFonts w:ascii="Helvetica" w:hAnsi="Helvetica" w:eastAsia="Helvetica" w:cs="Helvetica"/>
-                <w:i w:val="false"/>
-                <w:b w:val="false"/>
-                <w:u w:val="none"/>
-                <w:sz w:val="22"/>
-                <w:szCs w:val="22"/>
-                <w:color w:val="000000"/>
-              </w:rPr>
-            </w:pPr>
-            <w:r>
-              <w:rPr>
-                <w:rFonts w:ascii="Helvetica" w:hAnsi="Helvetica" w:eastAsia="Helvetica" w:cs="Helvetica"/>
-                <w:i w:val="false"/>
-                <w:b w:val="false"/>
-                <w:u w:val="none"/>
-                <w:sz w:val="22"/>
-                <w:szCs w:val="22"/>
-                <w:color w:val="000000"/>
-              </w:rPr>
-              <w:t xml:space="preserve">3.7, 19</w:t>
+              <w:t xml:space="preserve">12</w:t>
+            </w:r>
+          </w:p>
+        </w:tc>
+        <w:tc>
+          <w:tcPr>
+            <w:tcBorders>
+              <w:bottom w:val="none" w:sz="0" w:space="0" w:color="000000"/>
+              <w:top w:val="none" w:sz="0" w:space="0" w:color="000000"/>
+              <w:left w:val="none" w:sz="0" w:space="0" w:color="000000"/>
+              <w:right w:val="none" w:sz="0" w:space="0" w:color="000000"/>
+            </w:tcBorders>
+            <w:shd w:val="clear" w:color="auto" w:fill="FFFFFF"/>
+            <w:tcMar>
+              <w:top w:w="0" w:type="dxa"/>
+              <w:bottom w:w="0" w:type="dxa"/>
+              <w:left w:w="0" w:type="dxa"/>
+              <w:right w:w="0" w:type="dxa"/>
+            </w:tcMar>
+            <w:vAlign w:val="top"/>
+          </w:tcPr>
+          <w:p>
+            <w:pPr>
+              <w:pStyle w:val="Normal"/>
+              <w:jc w:val="center"/>
+              <w:pBdr>
+                <w:bottom w:val="none" w:sz="0" w:space="0" w:color="000000"/>
+                <w:top w:val="none" w:sz="0" w:space="0" w:color="000000"/>
+                <w:left w:val="none" w:sz="0" w:space="0" w:color="000000"/>
+                <w:right w:val="none" w:sz="0" w:space="0" w:color="000000"/>
+              </w:pBdr>
+              <w:spacing w:after="100" w:before="100" w:line="240"/>
+              <w:ind w:left="100" w:right="100" w:firstLine="0" w:firstLineChars="0"/>
+              <w:rPr>
+                <w:rFonts w:ascii="Helvetica" w:hAnsi="Helvetica" w:eastAsia="Helvetica" w:cs="Helvetica"/>
+                <w:i w:val="false"/>
+                <w:b w:val="false"/>
+                <w:u w:val="none"/>
+                <w:sz w:val="22"/>
+                <w:szCs w:val="22"/>
+                <w:color w:val="000000"/>
+              </w:rPr>
+            </w:pPr>
+            <w:r>
+              <w:rPr>
+                <w:rFonts w:ascii="Helvetica" w:hAnsi="Helvetica" w:eastAsia="Helvetica" w:cs="Helvetica"/>
+                <w:i w:val="false"/>
+                <w:b w:val="false"/>
+                <w:u w:val="none"/>
+                <w:sz w:val="22"/>
+                <w:szCs w:val="22"/>
+                <w:color w:val="000000"/>
+              </w:rPr>
+              <w:t xml:space="preserve">3.9, 19</w:t>
             </w:r>
           </w:p>
         </w:tc>
@@ -14601,113 +14601,113 @@
                 <w:szCs w:val="22"/>
                 <w:color w:val="000000"/>
               </w:rPr>
-              <w:t xml:space="preserve">-3.1</w:t>
-            </w:r>
-          </w:p>
-        </w:tc>
-        <w:tc>
-          <w:tcPr>
-            <w:tcBorders>
-              <w:bottom w:val="none" w:sz="0" w:space="0" w:color="000000"/>
-              <w:top w:val="none" w:sz="0" w:space="0" w:color="000000"/>
-              <w:left w:val="none" w:sz="0" w:space="0" w:color="000000"/>
-              <w:right w:val="none" w:sz="0" w:space="0" w:color="000000"/>
-            </w:tcBorders>
-            <w:shd w:val="clear" w:color="auto" w:fill="FFFFFF"/>
-            <w:tcMar>
-              <w:top w:w="0" w:type="dxa"/>
-              <w:bottom w:w="0" w:type="dxa"/>
-              <w:left w:w="0" w:type="dxa"/>
-              <w:right w:w="0" w:type="dxa"/>
-            </w:tcMar>
-            <w:vAlign w:val="top"/>
-          </w:tcPr>
-          <w:p>
-            <w:pPr>
-              <w:pStyle w:val="Normal"/>
-              <w:jc w:val="center"/>
-              <w:pBdr>
-                <w:bottom w:val="none" w:sz="0" w:space="0" w:color="000000"/>
-                <w:top w:val="none" w:sz="0" w:space="0" w:color="000000"/>
-                <w:left w:val="none" w:sz="0" w:space="0" w:color="000000"/>
-                <w:right w:val="none" w:sz="0" w:space="0" w:color="000000"/>
-              </w:pBdr>
-              <w:spacing w:after="100" w:before="100" w:line="240"/>
-              <w:ind w:left="100" w:right="100" w:firstLine="0" w:firstLineChars="0"/>
-              <w:rPr>
-                <w:rFonts w:ascii="Helvetica" w:hAnsi="Helvetica" w:eastAsia="Helvetica" w:cs="Helvetica"/>
-                <w:i w:val="false"/>
-                <w:b w:val="false"/>
-                <w:u w:val="none"/>
-                <w:sz w:val="22"/>
-                <w:szCs w:val="22"/>
-                <w:color w:val="000000"/>
-              </w:rPr>
-            </w:pPr>
-            <w:r>
-              <w:rPr>
-                <w:rFonts w:ascii="Helvetica" w:hAnsi="Helvetica" w:eastAsia="Helvetica" w:cs="Helvetica"/>
-                <w:i w:val="false"/>
-                <w:b w:val="false"/>
-                <w:u w:val="none"/>
-                <w:sz w:val="22"/>
-                <w:szCs w:val="22"/>
-                <w:color w:val="000000"/>
-              </w:rPr>
-              <w:t xml:space="preserve">-32, 25</w:t>
-            </w:r>
-          </w:p>
-        </w:tc>
-        <w:tc>
-          <w:tcPr>
-            <w:tcBorders>
-              <w:bottom w:val="none" w:sz="0" w:space="0" w:color="000000"/>
-              <w:top w:val="none" w:sz="0" w:space="0" w:color="000000"/>
-              <w:left w:val="none" w:sz="0" w:space="0" w:color="000000"/>
-              <w:right w:val="none" w:sz="0" w:space="0" w:color="000000"/>
-            </w:tcBorders>
-            <w:shd w:val="clear" w:color="auto" w:fill="FFFFFF"/>
-            <w:tcMar>
-              <w:top w:w="0" w:type="dxa"/>
-              <w:bottom w:w="0" w:type="dxa"/>
-              <w:left w:w="0" w:type="dxa"/>
-              <w:right w:w="0" w:type="dxa"/>
-            </w:tcMar>
-            <w:vAlign w:val="top"/>
-          </w:tcPr>
-          <w:p>
-            <w:pPr>
-              <w:pStyle w:val="Normal"/>
-              <w:jc w:val="center"/>
-              <w:pBdr>
-                <w:bottom w:val="none" w:sz="0" w:space="0" w:color="000000"/>
-                <w:top w:val="none" w:sz="0" w:space="0" w:color="000000"/>
-                <w:left w:val="none" w:sz="0" w:space="0" w:color="000000"/>
-                <w:right w:val="none" w:sz="0" w:space="0" w:color="000000"/>
-              </w:pBdr>
-              <w:spacing w:after="100" w:before="100" w:line="240"/>
-              <w:ind w:left="100" w:right="100" w:firstLine="0" w:firstLineChars="0"/>
-              <w:rPr>
-                <w:rFonts w:ascii="Helvetica" w:hAnsi="Helvetica" w:eastAsia="Helvetica" w:cs="Helvetica"/>
-                <w:i w:val="false"/>
-                <w:b w:val="false"/>
-                <w:u w:val="none"/>
-                <w:sz w:val="22"/>
-                <w:szCs w:val="22"/>
-                <w:color w:val="000000"/>
-              </w:rPr>
-            </w:pPr>
-            <w:r>
-              <w:rPr>
-                <w:rFonts w:ascii="Helvetica" w:hAnsi="Helvetica" w:eastAsia="Helvetica" w:cs="Helvetica"/>
-                <w:i w:val="false"/>
-                <w:b w:val="false"/>
-                <w:u w:val="none"/>
-                <w:sz w:val="22"/>
-                <w:szCs w:val="22"/>
-                <w:color w:val="000000"/>
-              </w:rPr>
-              <w:t xml:space="preserve">0.827</w:t>
+              <w:t xml:space="preserve">-1.1</w:t>
+            </w:r>
+          </w:p>
+        </w:tc>
+        <w:tc>
+          <w:tcPr>
+            <w:tcBorders>
+              <w:bottom w:val="none" w:sz="0" w:space="0" w:color="000000"/>
+              <w:top w:val="none" w:sz="0" w:space="0" w:color="000000"/>
+              <w:left w:val="none" w:sz="0" w:space="0" w:color="000000"/>
+              <w:right w:val="none" w:sz="0" w:space="0" w:color="000000"/>
+            </w:tcBorders>
+            <w:shd w:val="clear" w:color="auto" w:fill="FFFFFF"/>
+            <w:tcMar>
+              <w:top w:w="0" w:type="dxa"/>
+              <w:bottom w:w="0" w:type="dxa"/>
+              <w:left w:w="0" w:type="dxa"/>
+              <w:right w:w="0" w:type="dxa"/>
+            </w:tcMar>
+            <w:vAlign w:val="top"/>
+          </w:tcPr>
+          <w:p>
+            <w:pPr>
+              <w:pStyle w:val="Normal"/>
+              <w:jc w:val="center"/>
+              <w:pBdr>
+                <w:bottom w:val="none" w:sz="0" w:space="0" w:color="000000"/>
+                <w:top w:val="none" w:sz="0" w:space="0" w:color="000000"/>
+                <w:left w:val="none" w:sz="0" w:space="0" w:color="000000"/>
+                <w:right w:val="none" w:sz="0" w:space="0" w:color="000000"/>
+              </w:pBdr>
+              <w:spacing w:after="100" w:before="100" w:line="240"/>
+              <w:ind w:left="100" w:right="100" w:firstLine="0" w:firstLineChars="0"/>
+              <w:rPr>
+                <w:rFonts w:ascii="Helvetica" w:hAnsi="Helvetica" w:eastAsia="Helvetica" w:cs="Helvetica"/>
+                <w:i w:val="false"/>
+                <w:b w:val="false"/>
+                <w:u w:val="none"/>
+                <w:sz w:val="22"/>
+                <w:szCs w:val="22"/>
+                <w:color w:val="000000"/>
+              </w:rPr>
+            </w:pPr>
+            <w:r>
+              <w:rPr>
+                <w:rFonts w:ascii="Helvetica" w:hAnsi="Helvetica" w:eastAsia="Helvetica" w:cs="Helvetica"/>
+                <w:i w:val="false"/>
+                <w:b w:val="false"/>
+                <w:u w:val="none"/>
+                <w:sz w:val="22"/>
+                <w:szCs w:val="22"/>
+                <w:color w:val="000000"/>
+              </w:rPr>
+              <w:t xml:space="preserve">-30, 28</w:t>
+            </w:r>
+          </w:p>
+        </w:tc>
+        <w:tc>
+          <w:tcPr>
+            <w:tcBorders>
+              <w:bottom w:val="none" w:sz="0" w:space="0" w:color="000000"/>
+              <w:top w:val="none" w:sz="0" w:space="0" w:color="000000"/>
+              <w:left w:val="none" w:sz="0" w:space="0" w:color="000000"/>
+              <w:right w:val="none" w:sz="0" w:space="0" w:color="000000"/>
+            </w:tcBorders>
+            <w:shd w:val="clear" w:color="auto" w:fill="FFFFFF"/>
+            <w:tcMar>
+              <w:top w:w="0" w:type="dxa"/>
+              <w:bottom w:w="0" w:type="dxa"/>
+              <w:left w:w="0" w:type="dxa"/>
+              <w:right w:w="0" w:type="dxa"/>
+            </w:tcMar>
+            <w:vAlign w:val="top"/>
+          </w:tcPr>
+          <w:p>
+            <w:pPr>
+              <w:pStyle w:val="Normal"/>
+              <w:jc w:val="center"/>
+              <w:pBdr>
+                <w:bottom w:val="none" w:sz="0" w:space="0" w:color="000000"/>
+                <w:top w:val="none" w:sz="0" w:space="0" w:color="000000"/>
+                <w:left w:val="none" w:sz="0" w:space="0" w:color="000000"/>
+                <w:right w:val="none" w:sz="0" w:space="0" w:color="000000"/>
+              </w:pBdr>
+              <w:spacing w:after="100" w:before="100" w:line="240"/>
+              <w:ind w:left="100" w:right="100" w:firstLine="0" w:firstLineChars="0"/>
+              <w:rPr>
+                <w:rFonts w:ascii="Helvetica" w:hAnsi="Helvetica" w:eastAsia="Helvetica" w:cs="Helvetica"/>
+                <w:i w:val="false"/>
+                <w:b w:val="false"/>
+                <w:u w:val="none"/>
+                <w:sz w:val="22"/>
+                <w:szCs w:val="22"/>
+                <w:color w:val="000000"/>
+              </w:rPr>
+            </w:pPr>
+            <w:r>
+              <w:rPr>
+                <w:rFonts w:ascii="Helvetica" w:hAnsi="Helvetica" w:eastAsia="Helvetica" w:cs="Helvetica"/>
+                <w:i w:val="false"/>
+                <w:b w:val="false"/>
+                <w:u w:val="none"/>
+                <w:sz w:val="22"/>
+                <w:szCs w:val="22"/>
+                <w:color w:val="000000"/>
+              </w:rPr>
+              <w:t xml:space="preserve">0.942</w:t>
             </w:r>
           </w:p>
         </w:tc>
@@ -15084,120 +15084,120 @@
                 <w:szCs w:val="22"/>
                 <w:color w:val="000000"/>
               </w:rPr>
-              <w:t xml:space="preserve">-2.3</w:t>
-            </w:r>
-          </w:p>
-        </w:tc>
-        <w:tc>
-          <w:tcPr>
-            <w:tcBorders>
-              <w:bottom w:val="none" w:sz="0" w:space="0" w:color="000000"/>
-              <w:top w:val="none" w:sz="0" w:space="0" w:color="000000"/>
-              <w:left w:val="none" w:sz="0" w:space="0" w:color="000000"/>
-              <w:right w:val="none" w:sz="0" w:space="0" w:color="000000"/>
-            </w:tcBorders>
-            <w:shd w:val="clear" w:color="auto" w:fill="FFFFFF"/>
-            <w:tcMar>
-              <w:top w:w="0" w:type="dxa"/>
-              <w:bottom w:w="0" w:type="dxa"/>
-              <w:left w:w="0" w:type="dxa"/>
-              <w:right w:w="0" w:type="dxa"/>
-            </w:tcMar>
-            <w:vAlign w:val="top"/>
-          </w:tcPr>
-          <w:p>
-            <w:pPr>
-              <w:pStyle w:val="Normal"/>
-              <w:jc w:val="center"/>
-              <w:pBdr>
-                <w:bottom w:val="none" w:sz="0" w:space="0" w:color="000000"/>
-                <w:top w:val="none" w:sz="0" w:space="0" w:color="000000"/>
-                <w:left w:val="none" w:sz="0" w:space="0" w:color="000000"/>
-                <w:right w:val="none" w:sz="0" w:space="0" w:color="000000"/>
-              </w:pBdr>
-              <w:spacing w:after="100" w:before="100" w:line="240"/>
-              <w:ind w:left="100" w:right="100" w:firstLine="0" w:firstLineChars="0"/>
-              <w:rPr>
-                <w:rFonts w:ascii="Helvetica" w:hAnsi="Helvetica" w:eastAsia="Helvetica" w:cs="Helvetica"/>
-                <w:i w:val="false"/>
-                <w:b w:val="false"/>
-                <w:u w:val="none"/>
-                <w:sz w:val="22"/>
-                <w:szCs w:val="22"/>
-                <w:color w:val="000000"/>
-              </w:rPr>
-            </w:pPr>
-            <w:r>
-              <w:rPr>
-                <w:rFonts w:ascii="Helvetica" w:hAnsi="Helvetica" w:eastAsia="Helvetica" w:cs="Helvetica"/>
-                <w:i w:val="false"/>
-                <w:b w:val="false"/>
-                <w:u w:val="none"/>
-                <w:sz w:val="22"/>
-                <w:szCs w:val="22"/>
-                <w:color w:val="000000"/>
-              </w:rPr>
-              <w:t xml:space="preserve">-9.4, 4.8</w:t>
-            </w:r>
-          </w:p>
-        </w:tc>
-        <w:tc>
-          <w:tcPr>
-            <w:tcBorders>
-              <w:bottom w:val="none" w:sz="0" w:space="0" w:color="000000"/>
-              <w:top w:val="none" w:sz="0" w:space="0" w:color="000000"/>
-              <w:left w:val="none" w:sz="0" w:space="0" w:color="000000"/>
-              <w:right w:val="none" w:sz="0" w:space="0" w:color="000000"/>
-            </w:tcBorders>
-            <w:shd w:val="clear" w:color="auto" w:fill="FFFFFF"/>
-            <w:tcMar>
-              <w:top w:w="0" w:type="dxa"/>
-              <w:bottom w:w="0" w:type="dxa"/>
-              <w:left w:w="0" w:type="dxa"/>
-              <w:right w:w="0" w:type="dxa"/>
-            </w:tcMar>
-            <w:vAlign w:val="top"/>
-          </w:tcPr>
-          <w:p>
-            <w:pPr>
-              <w:pStyle w:val="Normal"/>
-              <w:jc w:val="center"/>
-              <w:pBdr>
-                <w:bottom w:val="none" w:sz="0" w:space="0" w:color="000000"/>
-                <w:top w:val="none" w:sz="0" w:space="0" w:color="000000"/>
-                <w:left w:val="none" w:sz="0" w:space="0" w:color="000000"/>
-                <w:right w:val="none" w:sz="0" w:space="0" w:color="000000"/>
-              </w:pBdr>
-              <w:spacing w:after="100" w:before="100" w:line="240"/>
-              <w:ind w:left="100" w:right="100" w:firstLine="0" w:firstLineChars="0"/>
-              <w:rPr>
-                <w:rFonts w:ascii="Helvetica" w:hAnsi="Helvetica" w:eastAsia="Helvetica" w:cs="Helvetica"/>
-                <w:i w:val="false"/>
-                <w:b w:val="false"/>
-                <w:u w:val="none"/>
-                <w:sz w:val="22"/>
-                <w:szCs w:val="22"/>
-                <w:color w:val="000000"/>
-              </w:rPr>
-            </w:pPr>
-            <w:r>
-              <w:rPr>
-                <w:rFonts w:ascii="Helvetica" w:hAnsi="Helvetica" w:eastAsia="Helvetica" w:cs="Helvetica"/>
-                <w:i w:val="false"/>
-                <w:b w:val="false"/>
-                <w:u w:val="none"/>
-                <w:sz w:val="22"/>
-                <w:szCs w:val="22"/>
-                <w:color w:val="000000"/>
-              </w:rPr>
-              <w:t xml:space="preserve">0.520</w:t>
+              <w:t xml:space="preserve">-1.8</w:t>
+            </w:r>
+          </w:p>
+        </w:tc>
+        <w:tc>
+          <w:tcPr>
+            <w:tcBorders>
+              <w:bottom w:val="none" w:sz="0" w:space="0" w:color="000000"/>
+              <w:top w:val="none" w:sz="0" w:space="0" w:color="000000"/>
+              <w:left w:val="none" w:sz="0" w:space="0" w:color="000000"/>
+              <w:right w:val="none" w:sz="0" w:space="0" w:color="000000"/>
+            </w:tcBorders>
+            <w:shd w:val="clear" w:color="auto" w:fill="FFFFFF"/>
+            <w:tcMar>
+              <w:top w:w="0" w:type="dxa"/>
+              <w:bottom w:w="0" w:type="dxa"/>
+              <w:left w:w="0" w:type="dxa"/>
+              <w:right w:w="0" w:type="dxa"/>
+            </w:tcMar>
+            <w:vAlign w:val="top"/>
+          </w:tcPr>
+          <w:p>
+            <w:pPr>
+              <w:pStyle w:val="Normal"/>
+              <w:jc w:val="center"/>
+              <w:pBdr>
+                <w:bottom w:val="none" w:sz="0" w:space="0" w:color="000000"/>
+                <w:top w:val="none" w:sz="0" w:space="0" w:color="000000"/>
+                <w:left w:val="none" w:sz="0" w:space="0" w:color="000000"/>
+                <w:right w:val="none" w:sz="0" w:space="0" w:color="000000"/>
+              </w:pBdr>
+              <w:spacing w:after="100" w:before="100" w:line="240"/>
+              <w:ind w:left="100" w:right="100" w:firstLine="0" w:firstLineChars="0"/>
+              <w:rPr>
+                <w:rFonts w:ascii="Helvetica" w:hAnsi="Helvetica" w:eastAsia="Helvetica" w:cs="Helvetica"/>
+                <w:i w:val="false"/>
+                <w:b w:val="false"/>
+                <w:u w:val="none"/>
+                <w:sz w:val="22"/>
+                <w:szCs w:val="22"/>
+                <w:color w:val="000000"/>
+              </w:rPr>
+            </w:pPr>
+            <w:r>
+              <w:rPr>
+                <w:rFonts w:ascii="Helvetica" w:hAnsi="Helvetica" w:eastAsia="Helvetica" w:cs="Helvetica"/>
+                <w:i w:val="false"/>
+                <w:b w:val="false"/>
+                <w:u w:val="none"/>
+                <w:sz w:val="22"/>
+                <w:szCs w:val="22"/>
+                <w:color w:val="000000"/>
+              </w:rPr>
+              <w:t xml:space="preserve">-9.1, 5.4</w:t>
+            </w:r>
+          </w:p>
+        </w:tc>
+        <w:tc>
+          <w:tcPr>
+            <w:tcBorders>
+              <w:bottom w:val="none" w:sz="0" w:space="0" w:color="000000"/>
+              <w:top w:val="none" w:sz="0" w:space="0" w:color="000000"/>
+              <w:left w:val="none" w:sz="0" w:space="0" w:color="000000"/>
+              <w:right w:val="none" w:sz="0" w:space="0" w:color="000000"/>
+            </w:tcBorders>
+            <w:shd w:val="clear" w:color="auto" w:fill="FFFFFF"/>
+            <w:tcMar>
+              <w:top w:w="0" w:type="dxa"/>
+              <w:bottom w:w="0" w:type="dxa"/>
+              <w:left w:w="0" w:type="dxa"/>
+              <w:right w:w="0" w:type="dxa"/>
+            </w:tcMar>
+            <w:vAlign w:val="top"/>
+          </w:tcPr>
+          <w:p>
+            <w:pPr>
+              <w:pStyle w:val="Normal"/>
+              <w:jc w:val="center"/>
+              <w:pBdr>
+                <w:bottom w:val="none" w:sz="0" w:space="0" w:color="000000"/>
+                <w:top w:val="none" w:sz="0" w:space="0" w:color="000000"/>
+                <w:left w:val="none" w:sz="0" w:space="0" w:color="000000"/>
+                <w:right w:val="none" w:sz="0" w:space="0" w:color="000000"/>
+              </w:pBdr>
+              <w:spacing w:after="100" w:before="100" w:line="240"/>
+              <w:ind w:left="100" w:right="100" w:firstLine="0" w:firstLineChars="0"/>
+              <w:rPr>
+                <w:rFonts w:ascii="Helvetica" w:hAnsi="Helvetica" w:eastAsia="Helvetica" w:cs="Helvetica"/>
+                <w:i w:val="false"/>
+                <w:b w:val="false"/>
+                <w:u w:val="none"/>
+                <w:sz w:val="22"/>
+                <w:szCs w:val="22"/>
+                <w:color w:val="000000"/>
+              </w:rPr>
+            </w:pPr>
+            <w:r>
+              <w:rPr>
+                <w:rFonts w:ascii="Helvetica" w:hAnsi="Helvetica" w:eastAsia="Helvetica" w:cs="Helvetica"/>
+                <w:i w:val="false"/>
+                <w:b w:val="false"/>
+                <w:u w:val="none"/>
+                <w:sz w:val="22"/>
+                <w:szCs w:val="22"/>
+                <w:color w:val="000000"/>
+              </w:rPr>
+              <w:t xml:space="preserve">0.612</w:t>
             </w:r>
           </w:p>
         </w:tc>
       </w:tr>
       <w:tr>
         <w:trPr>
-          <w:trHeight w:val="598" w:hRule="auto"/>
+          <w:trHeight w:val="619" w:hRule="auto"/>
         </w:trPr>
         body31
         <w:tc>
@@ -15249,7 +15249,7 @@
                 <w:szCs w:val="22"/>
                 <w:color w:val="000000"/>
               </w:rPr>
-              <w:t xml:space="preserve">cockcroft</w:t>
+              <w:t xml:space="preserve">ckd_epi_gfr_cre_cys</w:t>
             </w:r>
           </w:p>
         </w:tc>
@@ -15355,7 +15355,7 @@
                 <w:szCs w:val="22"/>
                 <w:color w:val="000000"/>
               </w:rPr>
-              <w:t xml:space="preserve">-0.12</w:t>
+              <w:t xml:space="preserve">-0.10</w:t>
             </w:r>
           </w:p>
         </w:tc>
@@ -15408,7 +15408,7 @@
                 <w:szCs w:val="22"/>
                 <w:color w:val="000000"/>
               </w:rPr>
-              <w:t xml:space="preserve">-0.20, -0.05</w:t>
+              <w:t xml:space="preserve">-0.21, 0.01</w:t>
             </w:r>
           </w:p>
         </w:tc>
@@ -15461,7 +15461,7 @@
                 <w:szCs w:val="22"/>
                 <w:color w:val="000000"/>
               </w:rPr>
-              <w:t xml:space="preserve">0.002</w:t>
+              <w:t xml:space="preserve">0.085</w:t>
             </w:r>
           </w:p>
         </w:tc>
@@ -15567,7 +15567,7 @@
                 <w:szCs w:val="22"/>
                 <w:color w:val="000000"/>
               </w:rPr>
-              <w:t xml:space="preserve">-0.16</w:t>
+              <w:t xml:space="preserve">-0.14</w:t>
             </w:r>
           </w:p>
         </w:tc>
@@ -15620,7 +15620,7 @@
                 <w:szCs w:val="22"/>
                 <w:color w:val="000000"/>
               </w:rPr>
-              <w:t xml:space="preserve">-0.29, -0.04</w:t>
+              <w:t xml:space="preserve">-0.31, 0.03</w:t>
             </w:r>
           </w:p>
         </w:tc>
@@ -15673,7 +15673,7 @@
                 <w:szCs w:val="22"/>
                 <w:color w:val="000000"/>
               </w:rPr>
-              <w:t xml:space="preserve">0.011</w:t>
+              <w:t xml:space="preserve">0.098</w:t>
             </w:r>
           </w:p>
         </w:tc>
